--- a/Church/2026/2026_0307_MenloChurch.docx
+++ b/Church/2026/2026_0307_MenloChurch.docx
@@ -105,15 +105,7 @@
           <w:sz w:val="24"/>
           <w:szCs w:val="24"/>
         </w:rPr>
-        <w:t>https://www.youtube.com/live/7r7aPuwqkl0?si=4bKQfSfIdNLRgCnF</w:t>
-      </w:r>
-      <w:r>
-        <w:rPr>
-          <w:rFonts w:cstheme="minorHAnsi"/>
-          <w:sz w:val="24"/>
-          <w:szCs w:val="24"/>
-        </w:rPr>
-        <w:t xml:space="preserve"> </w:t>
+        <w:t xml:space="preserve">https://www.youtube.com/live/7r7aPuwqkl0?si=4bKQfSfIdNLRgCnF </w:t>
       </w:r>
     </w:p>
     <w:p>
@@ -225,6 +217,7 @@
       <w:r>
         <w:rPr>
           <w:rFonts w:cstheme="minorHAnsi"/>
+          <w:noProof/>
           <w:sz w:val="24"/>
           <w:szCs w:val="24"/>
         </w:rPr>
@@ -452,13 +445,23 @@
           <w:szCs w:val="24"/>
         </w:rPr>
       </w:pPr>
-      <w:r>
-        <w:rPr>
-          <w:rFonts w:cstheme="minorHAnsi"/>
-          <w:sz w:val="24"/>
-          <w:szCs w:val="24"/>
-        </w:rPr>
-        <w:t>Moses mother float Moses down to the river.</w:t>
+      <w:proofErr w:type="gramStart"/>
+      <w:r>
+        <w:rPr>
+          <w:rFonts w:cstheme="minorHAnsi"/>
+          <w:sz w:val="24"/>
+          <w:szCs w:val="24"/>
+        </w:rPr>
+        <w:t>Moses</w:t>
+      </w:r>
+      <w:proofErr w:type="gramEnd"/>
+      <w:r>
+        <w:rPr>
+          <w:rFonts w:cstheme="minorHAnsi"/>
+          <w:sz w:val="24"/>
+          <w:szCs w:val="24"/>
+        </w:rPr>
+        <w:t xml:space="preserve"> mother float Moses down to the river.</w:t>
       </w:r>
     </w:p>
     <w:p>
@@ -472,6 +475,7 @@
       <w:r>
         <w:rPr>
           <w:rFonts w:cstheme="minorHAnsi"/>
+          <w:noProof/>
           <w:sz w:val="24"/>
           <w:szCs w:val="24"/>
         </w:rPr>
@@ -729,23 +733,7 @@
           <w:sz w:val="24"/>
           <w:szCs w:val="24"/>
         </w:rPr>
-        <w:t>2</w:t>
-      </w:r>
-      <w:r>
-        <w:rPr>
-          <w:rFonts w:cstheme="minorHAnsi"/>
-          <w:sz w:val="24"/>
-          <w:szCs w:val="24"/>
-        </w:rPr>
-        <w:t>2</w:t>
-      </w:r>
-      <w:r>
-        <w:rPr>
-          <w:rFonts w:cstheme="minorHAnsi"/>
-          <w:sz w:val="24"/>
-          <w:szCs w:val="24"/>
-        </w:rPr>
-        <w:t>:00/1:15:04</w:t>
+        <w:t>22:00/1:15:04</w:t>
       </w:r>
     </w:p>
     <w:p>
@@ -768,6 +756,7 @@
       <w:r>
         <w:rPr>
           <w:rFonts w:cstheme="minorHAnsi"/>
+          <w:noProof/>
           <w:sz w:val="24"/>
           <w:szCs w:val="24"/>
         </w:rPr>
@@ -832,23 +821,7 @@
           <w:sz w:val="24"/>
           <w:szCs w:val="24"/>
         </w:rPr>
-        <w:t>2</w:t>
-      </w:r>
-      <w:r>
-        <w:rPr>
-          <w:rFonts w:cstheme="minorHAnsi"/>
-          <w:sz w:val="24"/>
-          <w:szCs w:val="24"/>
-        </w:rPr>
-        <w:t>6</w:t>
-      </w:r>
-      <w:r>
-        <w:rPr>
-          <w:rFonts w:cstheme="minorHAnsi"/>
-          <w:sz w:val="24"/>
-          <w:szCs w:val="24"/>
-        </w:rPr>
-        <w:t>:00/1:15:04</w:t>
+        <w:t>26:00/1:15:04</w:t>
       </w:r>
     </w:p>
     <w:p>
@@ -881,7 +854,23 @@
           <w:sz w:val="24"/>
           <w:szCs w:val="24"/>
         </w:rPr>
-        <w:t>We upgrade our RAM.</w:t>
+        <w:t>We upgrade our RAM</w:t>
+      </w:r>
+      <w:r>
+        <w:rPr>
+          <w:rFonts w:cstheme="minorHAnsi"/>
+          <w:sz w:val="24"/>
+          <w:szCs w:val="24"/>
+        </w:rPr>
+        <w:t xml:space="preserve"> our computers all the time</w:t>
+      </w:r>
+      <w:r>
+        <w:rPr>
+          <w:rFonts w:cstheme="minorHAnsi"/>
+          <w:sz w:val="24"/>
+          <w:szCs w:val="24"/>
+        </w:rPr>
+        <w:t>.</w:t>
       </w:r>
     </w:p>
     <w:p>
@@ -952,6 +941,7 @@
       <w:r>
         <w:rPr>
           <w:rFonts w:cstheme="minorHAnsi"/>
+          <w:noProof/>
           <w:sz w:val="24"/>
           <w:szCs w:val="24"/>
         </w:rPr>
@@ -1037,6 +1027,7 @@
       <w:r>
         <w:rPr>
           <w:rFonts w:cstheme="minorHAnsi"/>
+          <w:noProof/>
           <w:sz w:val="24"/>
           <w:szCs w:val="24"/>
         </w:rPr>
@@ -1091,7 +1082,7 @@
           <w:sz w:val="24"/>
           <w:szCs w:val="24"/>
         </w:rPr>
-        <w:t>In the dessert, God give commend to Moses.</w:t>
+        <w:t>Faith grows in wrestling, not retreating.</w:t>
       </w:r>
     </w:p>
     <w:p>
@@ -1117,23 +1108,7 @@
           <w:sz w:val="24"/>
           <w:szCs w:val="24"/>
         </w:rPr>
-        <w:t>3</w:t>
-      </w:r>
-      <w:r>
-        <w:rPr>
-          <w:rFonts w:cstheme="minorHAnsi"/>
-          <w:sz w:val="24"/>
-          <w:szCs w:val="24"/>
-        </w:rPr>
-        <w:t>2</w:t>
-      </w:r>
-      <w:r>
-        <w:rPr>
-          <w:rFonts w:cstheme="minorHAnsi"/>
-          <w:sz w:val="24"/>
-          <w:szCs w:val="24"/>
-        </w:rPr>
-        <w:t>:00/1:15:04</w:t>
+        <w:t>Faith grows through active engagement with struggles, doubts, and difficult seasons rather than running away. Wrestling with God—like Jacob in Genesis 32—is not a sign of weakness but a path to intimacy, humility, and deeper, matured faith, transforming us through perseverance. </w:t>
       </w:r>
     </w:p>
     <w:p>
@@ -1144,18 +1119,143 @@
           <w:szCs w:val="24"/>
         </w:rPr>
       </w:pPr>
+      <w:r>
+        <w:rPr>
+          <w:rFonts w:cstheme="minorHAnsi"/>
+          <w:b/>
+          <w:bCs/>
+          <w:sz w:val="24"/>
+          <w:szCs w:val="24"/>
+        </w:rPr>
+        <w:t>Key Aspects of "Wrestling" Faith:</w:t>
+      </w:r>
     </w:p>
     <w:p>
       <w:pPr>
-        <w:rPr>
-          <w:rFonts w:cstheme="minorHAnsi"/>
-          <w:sz w:val="24"/>
-          <w:szCs w:val="24"/>
-        </w:rPr>
-      </w:pPr>
+        <w:numPr>
+          <w:ilvl w:val="0"/>
+          <w:numId w:val="74"/>
+        </w:numPr>
+        <w:rPr>
+          <w:rFonts w:cstheme="minorHAnsi"/>
+          <w:sz w:val="24"/>
+          <w:szCs w:val="24"/>
+        </w:rPr>
+      </w:pPr>
+      <w:r>
+        <w:rPr>
+          <w:rFonts w:cstheme="minorHAnsi"/>
+          <w:b/>
+          <w:bCs/>
+          <w:sz w:val="24"/>
+          <w:szCs w:val="24"/>
+        </w:rPr>
+        <w:t>Honesty over Perfection:</w:t>
+      </w:r>
+      <w:r>
+        <w:rPr>
+          <w:rFonts w:cstheme="minorHAnsi"/>
+          <w:sz w:val="24"/>
+          <w:szCs w:val="24"/>
+        </w:rPr>
+        <w:t> Wrestling allows for bringing raw emotions, questions, and pain to God, replacing numbing or retreat.</w:t>
+      </w:r>
     </w:p>
     <w:p>
       <w:pPr>
+        <w:numPr>
+          <w:ilvl w:val="0"/>
+          <w:numId w:val="74"/>
+        </w:numPr>
+        <w:rPr>
+          <w:rFonts w:cstheme="minorHAnsi"/>
+          <w:sz w:val="24"/>
+          <w:szCs w:val="24"/>
+        </w:rPr>
+      </w:pPr>
+      <w:r>
+        <w:rPr>
+          <w:rFonts w:cstheme="minorHAnsi"/>
+          <w:b/>
+          <w:bCs/>
+          <w:sz w:val="24"/>
+          <w:szCs w:val="24"/>
+        </w:rPr>
+        <w:t>Transformation:</w:t>
+      </w:r>
+      <w:r>
+        <w:rPr>
+          <w:rFonts w:cstheme="minorHAnsi"/>
+          <w:sz w:val="24"/>
+          <w:szCs w:val="24"/>
+        </w:rPr>
+        <w:t> Like Jacob, who became Israel, wrestling often results in a name change or a new identity rooted in divine strength rather than self-reliance.</w:t>
+      </w:r>
+    </w:p>
+    <w:p>
+      <w:pPr>
+        <w:numPr>
+          <w:ilvl w:val="0"/>
+          <w:numId w:val="74"/>
+        </w:numPr>
+        <w:rPr>
+          <w:rFonts w:cstheme="minorHAnsi"/>
+          <w:sz w:val="24"/>
+          <w:szCs w:val="24"/>
+        </w:rPr>
+      </w:pPr>
+      <w:r>
+        <w:rPr>
+          <w:rFonts w:cstheme="minorHAnsi"/>
+          <w:b/>
+          <w:bCs/>
+          <w:sz w:val="24"/>
+          <w:szCs w:val="24"/>
+        </w:rPr>
+        <w:t>Persistence:</w:t>
+      </w:r>
+      <w:r>
+        <w:rPr>
+          <w:rFonts w:cstheme="minorHAnsi"/>
+          <w:sz w:val="24"/>
+          <w:szCs w:val="24"/>
+        </w:rPr>
+        <w:t> The blessing comes from holding on, demanding, and engaging, even when God feels silent.</w:t>
+      </w:r>
+    </w:p>
+    <w:p>
+      <w:pPr>
+        <w:numPr>
+          <w:ilvl w:val="0"/>
+          <w:numId w:val="74"/>
+        </w:numPr>
+        <w:rPr>
+          <w:rFonts w:cstheme="minorHAnsi"/>
+          <w:sz w:val="24"/>
+          <w:szCs w:val="24"/>
+        </w:rPr>
+      </w:pPr>
+      <w:r>
+        <w:rPr>
+          <w:rFonts w:cstheme="minorHAnsi"/>
+          <w:b/>
+          <w:bCs/>
+          <w:sz w:val="24"/>
+          <w:szCs w:val="24"/>
+        </w:rPr>
+        <w:t>Depth in Weakness:</w:t>
+      </w:r>
+      <w:r>
+        <w:rPr>
+          <w:rFonts w:cstheme="minorHAnsi"/>
+          <w:sz w:val="24"/>
+          <w:szCs w:val="24"/>
+        </w:rPr>
+        <w:t> Wrestling strips away pride, revealing that true strength comes from relying on God when personal strength fails. </w:t>
+      </w:r>
+    </w:p>
+    <w:p>
+      <w:pPr>
         <w:rPr>
           <w:rFonts w:cstheme="minorHAnsi"/>
           <w:sz w:val="24"/>
@@ -1169,10 +1269,123 @@
           <w:szCs w:val="24"/>
         </w:rPr>
         <w:lastRenderedPageBreak/>
+        <w:t>Retreating often leaves us stuck, while staying in the ring with God, even with a "limp" from the struggle, cultivates a resilient and authentic, rather than a fragile, faith. </w:t>
+      </w:r>
+    </w:p>
+    <w:p>
+      <w:pPr>
+        <w:rPr>
+          <w:rFonts w:cstheme="minorHAnsi"/>
+          <w:sz w:val="24"/>
+          <w:szCs w:val="24"/>
+        </w:rPr>
+      </w:pPr>
+    </w:p>
+    <w:p>
+      <w:pPr>
+        <w:rPr>
+          <w:rFonts w:cstheme="minorHAnsi"/>
+          <w:sz w:val="24"/>
+          <w:szCs w:val="24"/>
+        </w:rPr>
+      </w:pPr>
+    </w:p>
+    <w:p>
+      <w:pPr>
+        <w:rPr>
+          <w:rFonts w:cstheme="minorHAnsi"/>
+          <w:sz w:val="24"/>
+          <w:szCs w:val="24"/>
+        </w:rPr>
+      </w:pPr>
+      <w:r>
+        <w:rPr>
+          <w:rFonts w:cstheme="minorHAnsi"/>
+          <w:sz w:val="24"/>
+          <w:szCs w:val="24"/>
+        </w:rPr>
+        <w:t>In the dessert, God give commend to Moses.</w:t>
+      </w:r>
+    </w:p>
+    <w:p>
+      <w:pPr>
+        <w:rPr>
+          <w:rFonts w:cstheme="minorHAnsi"/>
+          <w:sz w:val="24"/>
+          <w:szCs w:val="24"/>
+        </w:rPr>
+      </w:pPr>
+    </w:p>
+    <w:p>
+      <w:pPr>
+        <w:rPr>
+          <w:rFonts w:cstheme="minorHAnsi"/>
+          <w:sz w:val="24"/>
+          <w:szCs w:val="24"/>
+        </w:rPr>
+      </w:pPr>
+      <w:r>
+        <w:rPr>
+          <w:rFonts w:cstheme="minorHAnsi"/>
+          <w:sz w:val="24"/>
+          <w:szCs w:val="24"/>
+        </w:rPr>
+        <w:t>3</w:t>
+      </w:r>
+      <w:r>
+        <w:rPr>
+          <w:rFonts w:cstheme="minorHAnsi"/>
+          <w:sz w:val="24"/>
+          <w:szCs w:val="24"/>
+        </w:rPr>
+        <w:t>2</w:t>
+      </w:r>
+      <w:r>
+        <w:rPr>
+          <w:rFonts w:cstheme="minorHAnsi"/>
+          <w:sz w:val="24"/>
+          <w:szCs w:val="24"/>
+        </w:rPr>
+        <w:t>:00/1:15:04</w:t>
+      </w:r>
+    </w:p>
+    <w:p>
+      <w:pPr>
+        <w:rPr>
+          <w:rFonts w:cstheme="minorHAnsi"/>
+          <w:sz w:val="24"/>
+          <w:szCs w:val="24"/>
+        </w:rPr>
+      </w:pPr>
+    </w:p>
+    <w:p>
+      <w:pPr>
+        <w:rPr>
+          <w:rFonts w:cstheme="minorHAnsi"/>
+          <w:sz w:val="24"/>
+          <w:szCs w:val="24"/>
+        </w:rPr>
+      </w:pPr>
+    </w:p>
+    <w:p>
+      <w:pPr>
+        <w:rPr>
+          <w:rFonts w:cstheme="minorHAnsi"/>
+          <w:sz w:val="24"/>
+          <w:szCs w:val="24"/>
+        </w:rPr>
+      </w:pPr>
+      <w:r>
+        <w:rPr>
+          <w:rFonts w:cstheme="minorHAnsi"/>
+          <w:noProof/>
+          <w:sz w:val="24"/>
+          <w:szCs w:val="24"/>
+        </w:rPr>
         <w:drawing>
-          <wp:inline distT="0" distB="0" distL="0" distR="0" wp14:anchorId="19A1D3A9" wp14:editId="72375F26">
-            <wp:extent cx="1905155" cy="2743200"/>
-            <wp:effectExtent l="0" t="0" r="0" b="0"/>
+          <wp:inline distT="0" distB="0" distL="0" distR="0" wp14:anchorId="19A1D3A9" wp14:editId="66E10CAC">
+            <wp:extent cx="1801483" cy="2593924"/>
+            <wp:effectExtent l="0" t="0" r="8890" b="0"/>
             <wp:docPr id="766234800" name="Picture 1"/>
             <wp:cNvGraphicFramePr>
               <a:graphicFrameLocks xmlns:a="http://schemas.openxmlformats.org/drawingml/2006/main" noChangeAspect="1"/>
@@ -1193,7 +1406,7 @@
                   <pic:spPr>
                     <a:xfrm>
                       <a:off x="0" y="0"/>
-                      <a:ext cx="1912304" cy="2753493"/>
+                      <a:ext cx="1809866" cy="2605994"/>
                     </a:xfrm>
                     <a:prstGeom prst="rect">
                       <a:avLst/>
@@ -1216,6 +1429,7 @@
       <w:r>
         <w:rPr>
           <w:rFonts w:cstheme="minorHAnsi"/>
+          <w:noProof/>
           <w:sz w:val="24"/>
           <w:szCs w:val="24"/>
         </w:rPr>
@@ -1279,23 +1493,7 @@
           <w:sz w:val="24"/>
           <w:szCs w:val="24"/>
         </w:rPr>
-        <w:t>32:</w:t>
-      </w:r>
-      <w:r>
-        <w:rPr>
-          <w:rFonts w:cstheme="minorHAnsi"/>
-          <w:sz w:val="24"/>
-          <w:szCs w:val="24"/>
-        </w:rPr>
-        <w:t>3</w:t>
-      </w:r>
-      <w:r>
-        <w:rPr>
-          <w:rFonts w:cstheme="minorHAnsi"/>
-          <w:sz w:val="24"/>
-          <w:szCs w:val="24"/>
-        </w:rPr>
-        <w:t>0/1:15:04</w:t>
+        <w:t>32:30/1:15:04</w:t>
       </w:r>
     </w:p>
     <w:p>
@@ -1309,6 +1507,7 @@
       <w:r>
         <w:rPr>
           <w:rFonts w:cstheme="minorHAnsi"/>
+          <w:noProof/>
           <w:sz w:val="24"/>
           <w:szCs w:val="24"/>
         </w:rPr>
@@ -1359,6 +1558,7 @@
       <w:r>
         <w:rPr>
           <w:rFonts w:cstheme="minorHAnsi"/>
+          <w:noProof/>
           <w:sz w:val="24"/>
           <w:szCs w:val="24"/>
         </w:rPr>
@@ -1430,39 +1630,7 @@
           <w:sz w:val="24"/>
           <w:szCs w:val="24"/>
         </w:rPr>
-        <w:t>3</w:t>
-      </w:r>
-      <w:r>
-        <w:rPr>
-          <w:rFonts w:cstheme="minorHAnsi"/>
-          <w:sz w:val="24"/>
-          <w:szCs w:val="24"/>
-        </w:rPr>
-        <w:t>3</w:t>
-      </w:r>
-      <w:r>
-        <w:rPr>
-          <w:rFonts w:cstheme="minorHAnsi"/>
-          <w:sz w:val="24"/>
-          <w:szCs w:val="24"/>
-        </w:rPr>
-        <w:t>:</w:t>
-      </w:r>
-      <w:r>
-        <w:rPr>
-          <w:rFonts w:cstheme="minorHAnsi"/>
-          <w:sz w:val="24"/>
-          <w:szCs w:val="24"/>
-        </w:rPr>
-        <w:t>0</w:t>
-      </w:r>
-      <w:r>
-        <w:rPr>
-          <w:rFonts w:cstheme="minorHAnsi"/>
-          <w:sz w:val="24"/>
-          <w:szCs w:val="24"/>
-        </w:rPr>
-        <w:t>0/1:15:04</w:t>
+        <w:t>33:00/1:15:04</w:t>
       </w:r>
     </w:p>
     <w:p>
@@ -1476,6 +1644,7 @@
       <w:r>
         <w:rPr>
           <w:rFonts w:cstheme="minorHAnsi"/>
+          <w:noProof/>
           <w:sz w:val="24"/>
           <w:szCs w:val="24"/>
         </w:rPr>
@@ -1527,6 +1696,7 @@
       <w:r>
         <w:rPr>
           <w:rFonts w:cstheme="minorHAnsi"/>
+          <w:noProof/>
           <w:sz w:val="24"/>
           <w:szCs w:val="24"/>
         </w:rPr>
@@ -1598,23 +1768,7 @@
           <w:sz w:val="24"/>
           <w:szCs w:val="24"/>
         </w:rPr>
-        <w:t>33:</w:t>
-      </w:r>
-      <w:r>
-        <w:rPr>
-          <w:rFonts w:cstheme="minorHAnsi"/>
-          <w:sz w:val="24"/>
-          <w:szCs w:val="24"/>
-        </w:rPr>
-        <w:t>3</w:t>
-      </w:r>
-      <w:r>
-        <w:rPr>
-          <w:rFonts w:cstheme="minorHAnsi"/>
-          <w:sz w:val="24"/>
-          <w:szCs w:val="24"/>
-        </w:rPr>
-        <w:t>0/1:15:04</w:t>
+        <w:t>33:30/1:15:04</w:t>
       </w:r>
     </w:p>
     <w:p>
@@ -1628,6 +1782,7 @@
       <w:r>
         <w:rPr>
           <w:rFonts w:cstheme="minorHAnsi"/>
+          <w:noProof/>
           <w:sz w:val="24"/>
           <w:szCs w:val="24"/>
         </w:rPr>
@@ -1678,6 +1833,7 @@
       <w:r>
         <w:rPr>
           <w:rFonts w:cstheme="minorHAnsi"/>
+          <w:noProof/>
           <w:sz w:val="24"/>
           <w:szCs w:val="24"/>
         </w:rPr>
@@ -1743,38 +1899,34 @@
           <w:szCs w:val="24"/>
         </w:rPr>
       </w:pPr>
+      <w:r>
+        <w:rPr>
+          <w:rFonts w:cstheme="minorHAnsi"/>
+          <w:sz w:val="24"/>
+          <w:szCs w:val="24"/>
+        </w:rPr>
+        <w:t>English Standard Version</w:t>
+      </w:r>
     </w:p>
     <w:p>
       <w:pPr>
         <w:rPr>
           <w:rFonts w:cstheme="minorHAnsi"/>
-          <w:sz w:val="24"/>
-          <w:szCs w:val="24"/>
-        </w:rPr>
-      </w:pPr>
-      <w:r>
-        <w:rPr>
-          <w:rFonts w:cstheme="minorHAnsi"/>
-          <w:sz w:val="24"/>
-          <w:szCs w:val="24"/>
-        </w:rPr>
-        <w:t>Jacob sees the God.</w:t>
-      </w:r>
-      <w:r>
-        <w:rPr>
-          <w:rFonts w:cstheme="minorHAnsi"/>
-          <w:sz w:val="24"/>
-          <w:szCs w:val="24"/>
-        </w:rPr>
-        <w:t xml:space="preserve"> We look at this story in different angle.</w:t>
-      </w:r>
-      <w:r>
-        <w:rPr>
-          <w:rFonts w:cstheme="minorHAnsi"/>
-          <w:sz w:val="24"/>
-          <w:szCs w:val="24"/>
-        </w:rPr>
-        <w:t xml:space="preserve"> You can apply this in your life.</w:t>
+          <w:b/>
+          <w:bCs/>
+          <w:sz w:val="24"/>
+          <w:szCs w:val="24"/>
+        </w:rPr>
+      </w:pPr>
+      <w:r>
+        <w:rPr>
+          <w:rFonts w:cstheme="minorHAnsi"/>
+          <w:b/>
+          <w:bCs/>
+          <w:sz w:val="24"/>
+          <w:szCs w:val="24"/>
+        </w:rPr>
+        <w:t>Jacob Wrestles with God</w:t>
       </w:r>
     </w:p>
     <w:p>
@@ -1785,6 +1937,319 @@
           <w:szCs w:val="24"/>
         </w:rPr>
       </w:pPr>
+      <w:r>
+        <w:rPr>
+          <w:rFonts w:cstheme="minorHAnsi"/>
+          <w:b/>
+          <w:bCs/>
+          <w:sz w:val="24"/>
+          <w:szCs w:val="24"/>
+          <w:vertAlign w:val="superscript"/>
+        </w:rPr>
+        <w:t>22 </w:t>
+      </w:r>
+      <w:r>
+        <w:rPr>
+          <w:rFonts w:cstheme="minorHAnsi"/>
+          <w:sz w:val="24"/>
+          <w:szCs w:val="24"/>
+        </w:rPr>
+        <w:t>The same night he arose and took his two wives, his two female servants, and his eleven children,</w:t>
+      </w:r>
+      <w:r>
+        <w:rPr>
+          <w:rFonts w:cstheme="minorHAnsi"/>
+          <w:sz w:val="24"/>
+          <w:szCs w:val="24"/>
+          <w:vertAlign w:val="superscript"/>
+        </w:rPr>
+        <w:t>[</w:t>
+      </w:r>
+      <w:hyperlink r:id="rId25" w:anchor="fen-ESV-951a" w:tooltip="See footnote a" w:history="1">
+        <w:r>
+          <w:rPr>
+            <w:rStyle w:val="Hyperlink"/>
+            <w:rFonts w:cstheme="minorHAnsi"/>
+            <w:sz w:val="24"/>
+            <w:szCs w:val="24"/>
+            <w:vertAlign w:val="superscript"/>
+          </w:rPr>
+          <w:t>a</w:t>
+        </w:r>
+      </w:hyperlink>
+      <w:r>
+        <w:rPr>
+          <w:rFonts w:cstheme="minorHAnsi"/>
+          <w:sz w:val="24"/>
+          <w:szCs w:val="24"/>
+          <w:vertAlign w:val="superscript"/>
+        </w:rPr>
+        <w:t>]</w:t>
+      </w:r>
+      <w:r>
+        <w:rPr>
+          <w:rFonts w:cstheme="minorHAnsi"/>
+          <w:sz w:val="24"/>
+          <w:szCs w:val="24"/>
+        </w:rPr>
+        <w:t> and crossed the ford of the Jabbok. </w:t>
+      </w:r>
+      <w:r>
+        <w:rPr>
+          <w:rFonts w:cstheme="minorHAnsi"/>
+          <w:b/>
+          <w:bCs/>
+          <w:sz w:val="24"/>
+          <w:szCs w:val="24"/>
+          <w:vertAlign w:val="superscript"/>
+        </w:rPr>
+        <w:t>23 </w:t>
+      </w:r>
+      <w:r>
+        <w:rPr>
+          <w:rFonts w:cstheme="minorHAnsi"/>
+          <w:sz w:val="24"/>
+          <w:szCs w:val="24"/>
+        </w:rPr>
+        <w:t>He took them and sent them across the stream, and everything else that he had. </w:t>
+      </w:r>
+      <w:r>
+        <w:rPr>
+          <w:rFonts w:cstheme="minorHAnsi"/>
+          <w:b/>
+          <w:bCs/>
+          <w:sz w:val="24"/>
+          <w:szCs w:val="24"/>
+          <w:vertAlign w:val="superscript"/>
+        </w:rPr>
+        <w:t>24 </w:t>
+      </w:r>
+      <w:r>
+        <w:rPr>
+          <w:rFonts w:cstheme="minorHAnsi"/>
+          <w:sz w:val="24"/>
+          <w:szCs w:val="24"/>
+        </w:rPr>
+        <w:t>And Jacob was left alone. And a man wrestled with him until the breaking of the day. </w:t>
+      </w:r>
+      <w:r>
+        <w:rPr>
+          <w:rFonts w:cstheme="minorHAnsi"/>
+          <w:b/>
+          <w:bCs/>
+          <w:sz w:val="24"/>
+          <w:szCs w:val="24"/>
+          <w:vertAlign w:val="superscript"/>
+        </w:rPr>
+        <w:t>25 </w:t>
+      </w:r>
+      <w:r>
+        <w:rPr>
+          <w:rFonts w:cstheme="minorHAnsi"/>
+          <w:sz w:val="24"/>
+          <w:szCs w:val="24"/>
+        </w:rPr>
+        <w:t>When the man saw that he did not prevail against Jacob, he touched his hip socket, and Jacob's hip was put out of joint as he wrestled with him. </w:t>
+      </w:r>
+      <w:r>
+        <w:rPr>
+          <w:rFonts w:cstheme="minorHAnsi"/>
+          <w:b/>
+          <w:bCs/>
+          <w:sz w:val="24"/>
+          <w:szCs w:val="24"/>
+          <w:vertAlign w:val="superscript"/>
+        </w:rPr>
+        <w:t>26 </w:t>
+      </w:r>
+      <w:r>
+        <w:rPr>
+          <w:rFonts w:cstheme="minorHAnsi"/>
+          <w:sz w:val="24"/>
+          <w:szCs w:val="24"/>
+        </w:rPr>
+        <w:t>Then he said, “Let me go, for the day has broken.” But Jacob said, “I will not let you go unless you bless me.” </w:t>
+      </w:r>
+      <w:r>
+        <w:rPr>
+          <w:rFonts w:cstheme="minorHAnsi"/>
+          <w:b/>
+          <w:bCs/>
+          <w:sz w:val="24"/>
+          <w:szCs w:val="24"/>
+          <w:vertAlign w:val="superscript"/>
+        </w:rPr>
+        <w:t>27 </w:t>
+      </w:r>
+      <w:r>
+        <w:rPr>
+          <w:rFonts w:cstheme="minorHAnsi"/>
+          <w:sz w:val="24"/>
+          <w:szCs w:val="24"/>
+        </w:rPr>
+        <w:t>And he said to him, “What is your name?” And he said, “Jacob.” </w:t>
+      </w:r>
+      <w:r>
+        <w:rPr>
+          <w:rFonts w:cstheme="minorHAnsi"/>
+          <w:b/>
+          <w:bCs/>
+          <w:sz w:val="24"/>
+          <w:szCs w:val="24"/>
+          <w:vertAlign w:val="superscript"/>
+        </w:rPr>
+        <w:t>28 </w:t>
+      </w:r>
+      <w:r>
+        <w:rPr>
+          <w:rFonts w:cstheme="minorHAnsi"/>
+          <w:sz w:val="24"/>
+          <w:szCs w:val="24"/>
+        </w:rPr>
+        <w:t>Then he said, “Your name shall no longer be called Jacob, but Israel,</w:t>
+      </w:r>
+      <w:r>
+        <w:rPr>
+          <w:rFonts w:cstheme="minorHAnsi"/>
+          <w:sz w:val="24"/>
+          <w:szCs w:val="24"/>
+          <w:vertAlign w:val="superscript"/>
+        </w:rPr>
+        <w:t>[</w:t>
+      </w:r>
+      <w:hyperlink r:id="rId26" w:anchor="fen-ESV-957b" w:tooltip="See footnote b" w:history="1">
+        <w:r>
+          <w:rPr>
+            <w:rStyle w:val="Hyperlink"/>
+            <w:rFonts w:cstheme="minorHAnsi"/>
+            <w:sz w:val="24"/>
+            <w:szCs w:val="24"/>
+            <w:vertAlign w:val="superscript"/>
+          </w:rPr>
+          <w:t>b</w:t>
+        </w:r>
+      </w:hyperlink>
+      <w:r>
+        <w:rPr>
+          <w:rFonts w:cstheme="minorHAnsi"/>
+          <w:sz w:val="24"/>
+          <w:szCs w:val="24"/>
+          <w:vertAlign w:val="superscript"/>
+        </w:rPr>
+        <w:t>]</w:t>
+      </w:r>
+      <w:r>
+        <w:rPr>
+          <w:rFonts w:cstheme="minorHAnsi"/>
+          <w:sz w:val="24"/>
+          <w:szCs w:val="24"/>
+        </w:rPr>
+        <w:t> for you have striven with God and with men, and have prevailed.” </w:t>
+      </w:r>
+      <w:r>
+        <w:rPr>
+          <w:rFonts w:cstheme="minorHAnsi"/>
+          <w:b/>
+          <w:bCs/>
+          <w:sz w:val="24"/>
+          <w:szCs w:val="24"/>
+          <w:vertAlign w:val="superscript"/>
+        </w:rPr>
+        <w:t>29 </w:t>
+      </w:r>
+      <w:r>
+        <w:rPr>
+          <w:rFonts w:cstheme="minorHAnsi"/>
+          <w:sz w:val="24"/>
+          <w:szCs w:val="24"/>
+        </w:rPr>
+        <w:t>Then Jacob asked him, “Please tell me your name.” But he said, “Why is it that you ask my name?” And there he blessed him. </w:t>
+      </w:r>
+      <w:r>
+        <w:rPr>
+          <w:rFonts w:cstheme="minorHAnsi"/>
+          <w:b/>
+          <w:bCs/>
+          <w:sz w:val="24"/>
+          <w:szCs w:val="24"/>
+          <w:vertAlign w:val="superscript"/>
+        </w:rPr>
+        <w:t>30 </w:t>
+      </w:r>
+      <w:r>
+        <w:rPr>
+          <w:rFonts w:cstheme="minorHAnsi"/>
+          <w:sz w:val="24"/>
+          <w:szCs w:val="24"/>
+        </w:rPr>
+        <w:t xml:space="preserve">So Jacob called the name of the place </w:t>
+      </w:r>
+      <w:r>
+        <w:rPr>
+          <w:rFonts w:cstheme="minorHAnsi"/>
+          <w:sz w:val="24"/>
+          <w:szCs w:val="24"/>
+        </w:rPr>
+        <w:lastRenderedPageBreak/>
+        <w:t>Peniel,</w:t>
+      </w:r>
+      <w:r>
+        <w:rPr>
+          <w:rFonts w:cstheme="minorHAnsi"/>
+          <w:sz w:val="24"/>
+          <w:szCs w:val="24"/>
+          <w:vertAlign w:val="superscript"/>
+        </w:rPr>
+        <w:t>[</w:t>
+      </w:r>
+      <w:hyperlink r:id="rId27" w:anchor="fen-ESV-959c" w:tooltip="See footnote c" w:history="1">
+        <w:r>
+          <w:rPr>
+            <w:rStyle w:val="Hyperlink"/>
+            <w:rFonts w:cstheme="minorHAnsi"/>
+            <w:sz w:val="24"/>
+            <w:szCs w:val="24"/>
+            <w:vertAlign w:val="superscript"/>
+          </w:rPr>
+          <w:t>c</w:t>
+        </w:r>
+      </w:hyperlink>
+      <w:r>
+        <w:rPr>
+          <w:rFonts w:cstheme="minorHAnsi"/>
+          <w:sz w:val="24"/>
+          <w:szCs w:val="24"/>
+          <w:vertAlign w:val="superscript"/>
+        </w:rPr>
+        <w:t>]</w:t>
+      </w:r>
+      <w:r>
+        <w:rPr>
+          <w:rFonts w:cstheme="minorHAnsi"/>
+          <w:sz w:val="24"/>
+          <w:szCs w:val="24"/>
+        </w:rPr>
+        <w:t> saying, “For I have seen God face to face, and yet my life has been delivered.” </w:t>
+      </w:r>
+      <w:r>
+        <w:rPr>
+          <w:rFonts w:cstheme="minorHAnsi"/>
+          <w:b/>
+          <w:bCs/>
+          <w:sz w:val="24"/>
+          <w:szCs w:val="24"/>
+          <w:vertAlign w:val="superscript"/>
+        </w:rPr>
+        <w:t>31 </w:t>
+      </w:r>
+      <w:r>
+        <w:rPr>
+          <w:rFonts w:cstheme="minorHAnsi"/>
+          <w:sz w:val="24"/>
+          <w:szCs w:val="24"/>
+        </w:rPr>
+        <w:t>The sun rose upon him as he passed Penuel, limping because of his hip.</w:t>
+      </w:r>
     </w:p>
     <w:p>
       <w:pPr>
@@ -1794,30 +2259,6 @@
           <w:szCs w:val="24"/>
         </w:rPr>
       </w:pPr>
-      <w:r>
-        <w:rPr>
-          <w:rFonts w:cstheme="minorHAnsi"/>
-          <w:sz w:val="24"/>
-          <w:szCs w:val="24"/>
-        </w:rPr>
-        <w:t>3</w:t>
-      </w:r>
-      <w:r>
-        <w:rPr>
-          <w:rFonts w:cstheme="minorHAnsi"/>
-          <w:sz w:val="24"/>
-          <w:szCs w:val="24"/>
-        </w:rPr>
-        <w:t>5</w:t>
-      </w:r>
-      <w:r>
-        <w:rPr>
-          <w:rFonts w:cstheme="minorHAnsi"/>
-          <w:sz w:val="24"/>
-          <w:szCs w:val="24"/>
-        </w:rPr>
-        <w:t>:30/1:15:04</w:t>
-      </w:r>
     </w:p>
     <w:p>
       <w:pPr>
@@ -1830,6 +2271,328 @@
       <w:r>
         <w:rPr>
           <w:rFonts w:cstheme="minorHAnsi"/>
+          <w:sz w:val="24"/>
+          <w:szCs w:val="24"/>
+        </w:rPr>
+        <w:t>The main point of Genesis 32:22-31 is Jacob's transformative encounter with God, where the, "deceiver" struggles with God, receives a new name (Israel, meaning "he struggles with God" or "God strives"), and is blessed. This event symbolizes a profound turning point, shifting Jacob from relying on his own strength to trusting in divine providence, resulting in a permanent limp as a reminder of his dependence. </w:t>
+      </w:r>
+    </w:p>
+    <w:p>
+      <w:pPr>
+        <w:rPr>
+          <w:rFonts w:cstheme="minorHAnsi"/>
+          <w:sz w:val="24"/>
+          <w:szCs w:val="24"/>
+        </w:rPr>
+      </w:pPr>
+      <w:r>
+        <w:rPr>
+          <w:rFonts w:cstheme="minorHAnsi"/>
+          <w:sz w:val="24"/>
+          <w:szCs w:val="24"/>
+        </w:rPr>
+        <w:t>Key points regarding this passage include:</w:t>
+      </w:r>
+    </w:p>
+    <w:p>
+      <w:pPr>
+        <w:numPr>
+          <w:ilvl w:val="0"/>
+          <w:numId w:val="75"/>
+        </w:numPr>
+        <w:rPr>
+          <w:rFonts w:cstheme="minorHAnsi"/>
+          <w:sz w:val="24"/>
+          <w:szCs w:val="24"/>
+        </w:rPr>
+      </w:pPr>
+      <w:r>
+        <w:rPr>
+          <w:rFonts w:cstheme="minorHAnsi"/>
+          <w:b/>
+          <w:bCs/>
+          <w:sz w:val="24"/>
+          <w:szCs w:val="24"/>
+        </w:rPr>
+        <w:t>Transformation of Identity:</w:t>
+      </w:r>
+      <w:r>
+        <w:rPr>
+          <w:rFonts w:cstheme="minorHAnsi"/>
+          <w:sz w:val="24"/>
+          <w:szCs w:val="24"/>
+        </w:rPr>
+        <w:t> Jacob, whose name means "supplanter" or "trickster," is renamed Israel after wrestling with a divine being, signifying a change from relying on schemes to relying on God.</w:t>
+      </w:r>
+    </w:p>
+    <w:p>
+      <w:pPr>
+        <w:numPr>
+          <w:ilvl w:val="0"/>
+          <w:numId w:val="75"/>
+        </w:numPr>
+        <w:rPr>
+          <w:rFonts w:cstheme="minorHAnsi"/>
+          <w:sz w:val="24"/>
+          <w:szCs w:val="24"/>
+        </w:rPr>
+      </w:pPr>
+      <w:r>
+        <w:rPr>
+          <w:rFonts w:cstheme="minorHAnsi"/>
+          <w:b/>
+          <w:bCs/>
+          <w:sz w:val="24"/>
+          <w:szCs w:val="24"/>
+        </w:rPr>
+        <w:t>Wrestling as Intimacy and Struggle:</w:t>
+      </w:r>
+      <w:r>
+        <w:rPr>
+          <w:rFonts w:cstheme="minorHAnsi"/>
+          <w:sz w:val="24"/>
+          <w:szCs w:val="24"/>
+        </w:rPr>
+        <w:t> The act of wrestling signifies a deep, personal, and intense encounter with God, demonstrating that faith often involves struggle, doubt, and wrestling with difficult circumstances.</w:t>
+      </w:r>
+    </w:p>
+    <w:p>
+      <w:pPr>
+        <w:numPr>
+          <w:ilvl w:val="0"/>
+          <w:numId w:val="75"/>
+        </w:numPr>
+        <w:rPr>
+          <w:rFonts w:cstheme="minorHAnsi"/>
+          <w:sz w:val="24"/>
+          <w:szCs w:val="24"/>
+        </w:rPr>
+      </w:pPr>
+      <w:r>
+        <w:rPr>
+          <w:rFonts w:cstheme="minorHAnsi"/>
+          <w:b/>
+          <w:bCs/>
+          <w:sz w:val="24"/>
+          <w:szCs w:val="24"/>
+        </w:rPr>
+        <w:t>Dependence and Blessing:</w:t>
+      </w:r>
+      <w:r>
+        <w:rPr>
+          <w:rFonts w:cstheme="minorHAnsi"/>
+          <w:sz w:val="24"/>
+          <w:szCs w:val="24"/>
+        </w:rPr>
+        <w:t> Despite being injured (a dislocated hip), Jacob refuses to let go until he receives a blessing, highlighting the importance of persistence in prayer and relying on God's grace rather than human cunning.</w:t>
+      </w:r>
+    </w:p>
+    <w:p>
+      <w:pPr>
+        <w:numPr>
+          <w:ilvl w:val="0"/>
+          <w:numId w:val="75"/>
+        </w:numPr>
+        <w:rPr>
+          <w:rFonts w:cstheme="minorHAnsi"/>
+          <w:sz w:val="24"/>
+          <w:szCs w:val="24"/>
+        </w:rPr>
+      </w:pPr>
+      <w:r>
+        <w:rPr>
+          <w:rFonts w:cstheme="minorHAnsi"/>
+          <w:b/>
+          <w:bCs/>
+          <w:sz w:val="24"/>
+          <w:szCs w:val="24"/>
+        </w:rPr>
+        <w:t>Reconciliation Prep:</w:t>
+      </w:r>
+      <w:r>
+        <w:rPr>
+          <w:rFonts w:cstheme="minorHAnsi"/>
+          <w:sz w:val="24"/>
+          <w:szCs w:val="24"/>
+        </w:rPr>
+        <w:t> This event prepares Jacob to meet his brother Esau, transitioning him from fear to a place of brokenness and reliance on God.</w:t>
+      </w:r>
+    </w:p>
+    <w:p>
+      <w:pPr>
+        <w:numPr>
+          <w:ilvl w:val="0"/>
+          <w:numId w:val="75"/>
+        </w:numPr>
+        <w:rPr>
+          <w:rFonts w:cstheme="minorHAnsi"/>
+          <w:sz w:val="24"/>
+          <w:szCs w:val="24"/>
+        </w:rPr>
+      </w:pPr>
+      <w:r>
+        <w:rPr>
+          <w:rFonts w:cstheme="minorHAnsi"/>
+          <w:b/>
+          <w:bCs/>
+          <w:sz w:val="24"/>
+          <w:szCs w:val="24"/>
+        </w:rPr>
+        <w:t>The "Limp":</w:t>
+      </w:r>
+      <w:r>
+        <w:rPr>
+          <w:rFonts w:cstheme="minorHAnsi"/>
+          <w:sz w:val="24"/>
+          <w:szCs w:val="24"/>
+        </w:rPr>
+        <w:t> The injury sustained serves as a lifelong reminder of his encounter with God and his new identity as one who has seen God face-to-face and survived. </w:t>
+      </w:r>
+    </w:p>
+    <w:p>
+      <w:pPr>
+        <w:rPr>
+          <w:rFonts w:cstheme="minorHAnsi"/>
+          <w:sz w:val="24"/>
+          <w:szCs w:val="24"/>
+        </w:rPr>
+      </w:pPr>
+      <w:r>
+        <w:rPr>
+          <w:rFonts w:cstheme="minorHAnsi"/>
+          <w:sz w:val="24"/>
+          <w:szCs w:val="24"/>
+        </w:rPr>
+        <w:t>This passage showcases God engaging with humans in their fear and struggles, ultimately shaping them for their divine purpose.</w:t>
+      </w:r>
+    </w:p>
+    <w:p>
+      <w:pPr>
+        <w:rPr>
+          <w:rFonts w:cstheme="minorHAnsi"/>
+          <w:sz w:val="24"/>
+          <w:szCs w:val="24"/>
+        </w:rPr>
+      </w:pPr>
+    </w:p>
+    <w:p>
+      <w:pPr>
+        <w:tabs>
+          <w:tab w:val="left" w:pos="4770"/>
+        </w:tabs>
+        <w:rPr>
+          <w:rFonts w:cstheme="minorHAnsi"/>
+          <w:sz w:val="24"/>
+          <w:szCs w:val="24"/>
+        </w:rPr>
+      </w:pPr>
+      <w:r>
+        <w:rPr>
+          <w:rFonts w:cstheme="minorHAnsi"/>
+          <w:sz w:val="24"/>
+          <w:szCs w:val="24"/>
+        </w:rPr>
+        <w:t>Jacob wrestle</w:t>
+      </w:r>
+      <w:r>
+        <w:rPr>
+          <w:rFonts w:cstheme="minorHAnsi"/>
+          <w:sz w:val="24"/>
+          <w:szCs w:val="24"/>
+        </w:rPr>
+        <w:t>s with God</w:t>
+      </w:r>
+      <w:r>
+        <w:rPr>
+          <w:rFonts w:cstheme="minorHAnsi"/>
+          <w:sz w:val="24"/>
+          <w:szCs w:val="24"/>
+        </w:rPr>
+        <w:t xml:space="preserve"> and</w:t>
+      </w:r>
+      <w:r>
+        <w:rPr>
+          <w:rFonts w:cstheme="minorHAnsi"/>
+          <w:sz w:val="24"/>
+          <w:szCs w:val="24"/>
+        </w:rPr>
+        <w:t xml:space="preserve"> receives a new name Israel, meaning "he struggles with God" or "God strives"), and is blessed. </w:t>
+      </w:r>
+    </w:p>
+    <w:p>
+      <w:pPr>
+        <w:tabs>
+          <w:tab w:val="left" w:pos="4770"/>
+        </w:tabs>
+        <w:rPr>
+          <w:rFonts w:cstheme="minorHAnsi"/>
+          <w:sz w:val="24"/>
+          <w:szCs w:val="24"/>
+        </w:rPr>
+      </w:pPr>
+      <w:r>
+        <w:rPr>
+          <w:rFonts w:cstheme="minorHAnsi"/>
+          <w:sz w:val="24"/>
+          <w:szCs w:val="24"/>
+        </w:rPr>
+        <w:t>Jacob sees the God.</w:t>
+      </w:r>
+      <w:r>
+        <w:rPr>
+          <w:rFonts w:cstheme="minorHAnsi"/>
+          <w:sz w:val="24"/>
+          <w:szCs w:val="24"/>
+        </w:rPr>
+        <w:t xml:space="preserve"> We look at this story in different angle.</w:t>
+      </w:r>
+      <w:r>
+        <w:rPr>
+          <w:rFonts w:cstheme="minorHAnsi"/>
+          <w:sz w:val="24"/>
+          <w:szCs w:val="24"/>
+        </w:rPr>
+        <w:t xml:space="preserve"> You can apply this in your life.</w:t>
+      </w:r>
+    </w:p>
+    <w:p>
+      <w:pPr>
+        <w:rPr>
+          <w:rFonts w:cstheme="minorHAnsi"/>
+          <w:sz w:val="24"/>
+          <w:szCs w:val="24"/>
+        </w:rPr>
+      </w:pPr>
+    </w:p>
+    <w:p>
+      <w:pPr>
+        <w:rPr>
+          <w:rFonts w:cstheme="minorHAnsi"/>
+          <w:sz w:val="24"/>
+          <w:szCs w:val="24"/>
+        </w:rPr>
+      </w:pPr>
+      <w:r>
+        <w:rPr>
+          <w:rFonts w:cstheme="minorHAnsi"/>
+          <w:sz w:val="24"/>
+          <w:szCs w:val="24"/>
+        </w:rPr>
+        <w:t>35:30/1:15:04</w:t>
+      </w:r>
+    </w:p>
+    <w:p>
+      <w:pPr>
+        <w:rPr>
+          <w:rFonts w:cstheme="minorHAnsi"/>
+          <w:sz w:val="24"/>
+          <w:szCs w:val="24"/>
+        </w:rPr>
+      </w:pPr>
+      <w:r>
+        <w:rPr>
+          <w:rFonts w:cstheme="minorHAnsi"/>
+          <w:noProof/>
           <w:sz w:val="24"/>
           <w:szCs w:val="24"/>
         </w:rPr>
@@ -1849,7 +2612,7 @@
                     <pic:cNvPicPr/>
                   </pic:nvPicPr>
                   <pic:blipFill>
-                    <a:blip r:embed="rId25"/>
+                    <a:blip r:embed="rId28"/>
                     <a:stretch>
                       <a:fillRect/>
                     </a:stretch>
@@ -1884,7 +2647,7 @@
           <w:sz w:val="24"/>
           <w:szCs w:val="24"/>
         </w:rPr>
-        <w:t>Jacob wrestling in the dark.</w:t>
+        <w:t>The fight brings an invitation to honesty.</w:t>
       </w:r>
     </w:p>
     <w:p>
@@ -1910,39 +2673,7 @@
           <w:sz w:val="24"/>
           <w:szCs w:val="24"/>
         </w:rPr>
-        <w:t>3</w:t>
-      </w:r>
-      <w:r>
-        <w:rPr>
-          <w:rFonts w:cstheme="minorHAnsi"/>
-          <w:sz w:val="24"/>
-          <w:szCs w:val="24"/>
-        </w:rPr>
-        <w:t>7</w:t>
-      </w:r>
-      <w:r>
-        <w:rPr>
-          <w:rFonts w:cstheme="minorHAnsi"/>
-          <w:sz w:val="24"/>
-          <w:szCs w:val="24"/>
-        </w:rPr>
-        <w:t>:</w:t>
-      </w:r>
-      <w:r>
-        <w:rPr>
-          <w:rFonts w:cstheme="minorHAnsi"/>
-          <w:sz w:val="24"/>
-          <w:szCs w:val="24"/>
-        </w:rPr>
-        <w:t>0</w:t>
-      </w:r>
-      <w:r>
-        <w:rPr>
-          <w:rFonts w:cstheme="minorHAnsi"/>
-          <w:sz w:val="24"/>
-          <w:szCs w:val="24"/>
-        </w:rPr>
-        <w:t>0/1:15:04</w:t>
+        <w:t>The phrase "The fight brings an invitation to honesty" suggests that conflict, while uncomfortable, provides an opportunity to drop pretenses, address underlying issues truthfully, and foster genuine change. </w:t>
       </w:r>
     </w:p>
     <w:p>
@@ -1959,7 +2690,258 @@
           <w:sz w:val="24"/>
           <w:szCs w:val="24"/>
         </w:rPr>
+        <w:t>Key aspects of this concept include:</w:t>
+      </w:r>
+    </w:p>
+    <w:p>
+      <w:pPr>
+        <w:numPr>
+          <w:ilvl w:val="0"/>
+          <w:numId w:val="76"/>
+        </w:numPr>
+        <w:rPr>
+          <w:rFonts w:cstheme="minorHAnsi"/>
+          <w:sz w:val="24"/>
+          <w:szCs w:val="24"/>
+        </w:rPr>
+      </w:pPr>
+      <w:r>
+        <w:rPr>
+          <w:rFonts w:cstheme="minorHAnsi"/>
+          <w:b/>
+          <w:bCs/>
+          <w:sz w:val="24"/>
+          <w:szCs w:val="24"/>
+        </w:rPr>
+        <w:t>Conflict as a Catalyst for Truth:</w:t>
+      </w:r>
+      <w:r>
+        <w:rPr>
+          <w:rFonts w:cstheme="minorHAnsi"/>
+          <w:sz w:val="24"/>
+          <w:szCs w:val="24"/>
+        </w:rPr>
+        <w:t> Conflict breaks down "normalcy" and forces people to confront realities they might otherwise avoid.</w:t>
+      </w:r>
+    </w:p>
+    <w:p>
+      <w:pPr>
+        <w:numPr>
+          <w:ilvl w:val="0"/>
+          <w:numId w:val="76"/>
+        </w:numPr>
+        <w:rPr>
+          <w:rFonts w:cstheme="minorHAnsi"/>
+          <w:sz w:val="24"/>
+          <w:szCs w:val="24"/>
+        </w:rPr>
+      </w:pPr>
+      <w:r>
+        <w:rPr>
+          <w:rFonts w:cstheme="minorHAnsi"/>
+          <w:b/>
+          <w:bCs/>
+          <w:sz w:val="24"/>
+          <w:szCs w:val="24"/>
+        </w:rPr>
         <w:lastRenderedPageBreak/>
+        <w:t>Moving Beyond Surface Issues:</w:t>
+      </w:r>
+      <w:r>
+        <w:rPr>
+          <w:rFonts w:cstheme="minorHAnsi"/>
+          <w:sz w:val="24"/>
+          <w:szCs w:val="24"/>
+        </w:rPr>
+        <w:t> This "invitation" is an opportunity to move past superficial arguments and address deeper, often painful truths about mindsets, motives, and behaviors.</w:t>
+      </w:r>
+    </w:p>
+    <w:p>
+      <w:pPr>
+        <w:numPr>
+          <w:ilvl w:val="0"/>
+          <w:numId w:val="76"/>
+        </w:numPr>
+        <w:rPr>
+          <w:rFonts w:cstheme="minorHAnsi"/>
+          <w:sz w:val="24"/>
+          <w:szCs w:val="24"/>
+        </w:rPr>
+      </w:pPr>
+      <w:r>
+        <w:rPr>
+          <w:rFonts w:cstheme="minorHAnsi"/>
+          <w:b/>
+          <w:bCs/>
+          <w:sz w:val="24"/>
+          <w:szCs w:val="24"/>
+        </w:rPr>
+        <w:t>Honesty over Hostility:</w:t>
+      </w:r>
+      <w:r>
+        <w:rPr>
+          <w:rFonts w:cstheme="minorHAnsi"/>
+          <w:sz w:val="24"/>
+          <w:szCs w:val="24"/>
+        </w:rPr>
+        <w:t> While conflicts can be destructive, they can also be approached with respect, allowing for honest, difficult conversations without resorting to malice or disrespect.</w:t>
+      </w:r>
+    </w:p>
+    <w:p>
+      <w:pPr>
+        <w:numPr>
+          <w:ilvl w:val="0"/>
+          <w:numId w:val="76"/>
+        </w:numPr>
+        <w:rPr>
+          <w:rFonts w:cstheme="minorHAnsi"/>
+          <w:sz w:val="24"/>
+          <w:szCs w:val="24"/>
+        </w:rPr>
+      </w:pPr>
+      <w:r>
+        <w:rPr>
+          <w:rFonts w:cstheme="minorHAnsi"/>
+          <w:b/>
+          <w:bCs/>
+          <w:sz w:val="24"/>
+          <w:szCs w:val="24"/>
+        </w:rPr>
+        <w:t>Growth and Healing:</w:t>
+      </w:r>
+      <w:r>
+        <w:rPr>
+          <w:rFonts w:cstheme="minorHAnsi"/>
+          <w:sz w:val="24"/>
+          <w:szCs w:val="24"/>
+        </w:rPr>
+        <w:t> Embracing this honesty can lead to personal growth, healing, and deeper, more secure relationships. </w:t>
+      </w:r>
+    </w:p>
+    <w:p>
+      <w:pPr>
+        <w:rPr>
+          <w:rFonts w:cstheme="minorHAnsi"/>
+          <w:sz w:val="24"/>
+          <w:szCs w:val="24"/>
+        </w:rPr>
+      </w:pPr>
+      <w:r>
+        <w:rPr>
+          <w:rFonts w:cstheme="minorHAnsi"/>
+          <w:sz w:val="24"/>
+          <w:szCs w:val="24"/>
+        </w:rPr>
+        <w:t>In a relational context, this perspective encourages seeing arguments not just as battles to win, but as moments to be real, loyal, and honest with one another. </w:t>
+      </w:r>
+    </w:p>
+    <w:p>
+      <w:pPr>
+        <w:rPr>
+          <w:rFonts w:cstheme="minorHAnsi"/>
+          <w:sz w:val="24"/>
+          <w:szCs w:val="24"/>
+        </w:rPr>
+      </w:pPr>
+    </w:p>
+    <w:p>
+      <w:pPr>
+        <w:rPr>
+          <w:rFonts w:cstheme="minorHAnsi"/>
+          <w:sz w:val="24"/>
+          <w:szCs w:val="24"/>
+        </w:rPr>
+      </w:pPr>
+      <w:r>
+        <w:rPr>
+          <w:rFonts w:cstheme="minorHAnsi"/>
+          <w:sz w:val="24"/>
+          <w:szCs w:val="24"/>
+        </w:rPr>
+        <w:t xml:space="preserve">Jacob wrestles in the dark and </w:t>
+      </w:r>
+      <w:r>
+        <w:rPr>
+          <w:rFonts w:cstheme="minorHAnsi"/>
+          <w:sz w:val="24"/>
+          <w:szCs w:val="24"/>
+        </w:rPr>
+        <w:t>foster</w:t>
+      </w:r>
+      <w:r>
+        <w:rPr>
+          <w:rFonts w:cstheme="minorHAnsi"/>
+          <w:sz w:val="24"/>
+          <w:szCs w:val="24"/>
+        </w:rPr>
+        <w:t>s</w:t>
+      </w:r>
+      <w:r>
+        <w:rPr>
+          <w:rFonts w:cstheme="minorHAnsi"/>
+          <w:sz w:val="24"/>
+          <w:szCs w:val="24"/>
+        </w:rPr>
+        <w:t xml:space="preserve"> genuine </w:t>
+      </w:r>
+      <w:r>
+        <w:rPr>
+          <w:rFonts w:cstheme="minorHAnsi"/>
+          <w:sz w:val="24"/>
+          <w:szCs w:val="24"/>
+        </w:rPr>
+        <w:t>faith.</w:t>
+      </w:r>
+      <w:r>
+        <w:rPr>
+          <w:rFonts w:cstheme="minorHAnsi"/>
+          <w:sz w:val="24"/>
+          <w:szCs w:val="24"/>
+        </w:rPr>
+        <w:t> </w:t>
+      </w:r>
+    </w:p>
+    <w:p>
+      <w:pPr>
+        <w:rPr>
+          <w:rFonts w:cstheme="minorHAnsi"/>
+          <w:sz w:val="24"/>
+          <w:szCs w:val="24"/>
+        </w:rPr>
+      </w:pPr>
+    </w:p>
+    <w:p>
+      <w:pPr>
+        <w:rPr>
+          <w:rFonts w:cstheme="minorHAnsi"/>
+          <w:sz w:val="24"/>
+          <w:szCs w:val="24"/>
+        </w:rPr>
+      </w:pPr>
+      <w:r>
+        <w:rPr>
+          <w:rFonts w:cstheme="minorHAnsi"/>
+          <w:sz w:val="24"/>
+          <w:szCs w:val="24"/>
+        </w:rPr>
+        <w:t>37:00/1:15:04</w:t>
+      </w:r>
+    </w:p>
+    <w:p>
+      <w:pPr>
+        <w:rPr>
+          <w:rFonts w:cstheme="minorHAnsi"/>
+          <w:sz w:val="24"/>
+          <w:szCs w:val="24"/>
+        </w:rPr>
+      </w:pPr>
+      <w:r>
+        <w:rPr>
+          <w:rFonts w:cstheme="minorHAnsi"/>
+          <w:noProof/>
+          <w:sz w:val="24"/>
+          <w:szCs w:val="24"/>
+        </w:rPr>
         <w:drawing>
           <wp:inline distT="0" distB="0" distL="0" distR="0" wp14:anchorId="6007498D" wp14:editId="59475D65">
             <wp:extent cx="4623758" cy="739011"/>
@@ -1976,7 +2958,7 @@
                     <pic:cNvPicPr/>
                   </pic:nvPicPr>
                   <pic:blipFill>
-                    <a:blip r:embed="rId26"/>
+                    <a:blip r:embed="rId29"/>
                     <a:stretch>
                       <a:fillRect/>
                     </a:stretch>
@@ -2011,7 +2993,7 @@
           <w:sz w:val="24"/>
           <w:szCs w:val="24"/>
         </w:rPr>
-        <w:t>Gen 32:25</w:t>
+        <w:t>Genesis 32:25</w:t>
       </w:r>
     </w:p>
     <w:p>
@@ -2028,7 +3010,7 @@
           <w:sz w:val="24"/>
           <w:szCs w:val="24"/>
         </w:rPr>
-        <w:t>In this case, the father limits his strength and let children do their work.</w:t>
+        <w:t>English Standard Version</w:t>
       </w:r>
     </w:p>
     <w:p>
@@ -2039,6 +3021,25 @@
           <w:szCs w:val="24"/>
         </w:rPr>
       </w:pPr>
+      <w:r>
+        <w:rPr>
+          <w:rFonts w:cstheme="minorHAnsi"/>
+          <w:b/>
+          <w:bCs/>
+          <w:sz w:val="24"/>
+          <w:szCs w:val="24"/>
+          <w:vertAlign w:val="superscript"/>
+        </w:rPr>
+        <w:t>25 </w:t>
+      </w:r>
+      <w:r>
+        <w:rPr>
+          <w:rFonts w:cstheme="minorHAnsi"/>
+          <w:sz w:val="24"/>
+          <w:szCs w:val="24"/>
+        </w:rPr>
+        <w:t>When the man saw that he did not prevail against Jacob, he touched his hip socket, and Jacob's hip was put out of joint as he wrestled with him.</w:t>
+      </w:r>
     </w:p>
     <w:p>
       <w:pPr>
@@ -2048,30 +3049,6 @@
           <w:szCs w:val="24"/>
         </w:rPr>
       </w:pPr>
-      <w:r>
-        <w:rPr>
-          <w:rFonts w:cstheme="minorHAnsi"/>
-          <w:sz w:val="24"/>
-          <w:szCs w:val="24"/>
-        </w:rPr>
-        <w:t>3</w:t>
-      </w:r>
-      <w:r>
-        <w:rPr>
-          <w:rFonts w:cstheme="minorHAnsi"/>
-          <w:sz w:val="24"/>
-          <w:szCs w:val="24"/>
-        </w:rPr>
-        <w:t>9</w:t>
-      </w:r>
-      <w:r>
-        <w:rPr>
-          <w:rFonts w:cstheme="minorHAnsi"/>
-          <w:sz w:val="24"/>
-          <w:szCs w:val="24"/>
-        </w:rPr>
-        <w:t>:00/1:15:04</w:t>
-      </w:r>
     </w:p>
     <w:p>
       <w:pPr>
@@ -2084,6 +3061,285 @@
       <w:r>
         <w:rPr>
           <w:rFonts w:cstheme="minorHAnsi"/>
+          <w:sz w:val="24"/>
+          <w:szCs w:val="24"/>
+        </w:rPr>
+        <w:t>Genesis 32:25 highlights the shift from human self-sufficiency to divine dependence, as the divine opponent cripples Jacob’s hip with a single touch. It demonstrates that true spiritual victory comes not through personal strength or cunning, but by humbling oneself to rely on God's grace and blessing. </w:t>
+      </w:r>
+    </w:p>
+    <w:p>
+      <w:pPr>
+        <w:rPr>
+          <w:rFonts w:cstheme="minorHAnsi"/>
+          <w:sz w:val="24"/>
+          <w:szCs w:val="24"/>
+        </w:rPr>
+      </w:pPr>
+      <w:r>
+        <w:rPr>
+          <w:rFonts w:cstheme="minorHAnsi"/>
+          <w:b/>
+          <w:bCs/>
+          <w:sz w:val="24"/>
+          <w:szCs w:val="24"/>
+        </w:rPr>
+        <w:t>Key Aspects of the Passage:</w:t>
+      </w:r>
+    </w:p>
+    <w:p>
+      <w:pPr>
+        <w:numPr>
+          <w:ilvl w:val="0"/>
+          <w:numId w:val="77"/>
+        </w:numPr>
+        <w:rPr>
+          <w:rFonts w:cstheme="minorHAnsi"/>
+          <w:sz w:val="24"/>
+          <w:szCs w:val="24"/>
+        </w:rPr>
+      </w:pPr>
+      <w:r>
+        <w:rPr>
+          <w:rFonts w:cstheme="minorHAnsi"/>
+          <w:b/>
+          <w:bCs/>
+          <w:sz w:val="24"/>
+          <w:szCs w:val="24"/>
+        </w:rPr>
+        <w:t>Divine Superiority:</w:t>
+      </w:r>
+      <w:r>
+        <w:rPr>
+          <w:rFonts w:cstheme="minorHAnsi"/>
+          <w:sz w:val="24"/>
+          <w:szCs w:val="24"/>
+        </w:rPr>
+        <w:t> By disabling Jacob with a touch, the divine figure shows he could have easily overcome Jacob, making the victory a matter of grace rather than Jacob's strength.</w:t>
+      </w:r>
+    </w:p>
+    <w:p>
+      <w:pPr>
+        <w:numPr>
+          <w:ilvl w:val="0"/>
+          <w:numId w:val="77"/>
+        </w:numPr>
+        <w:rPr>
+          <w:rFonts w:cstheme="minorHAnsi"/>
+          <w:sz w:val="24"/>
+          <w:szCs w:val="24"/>
+        </w:rPr>
+      </w:pPr>
+      <w:r>
+        <w:rPr>
+          <w:rFonts w:cstheme="minorHAnsi"/>
+          <w:b/>
+          <w:bCs/>
+          <w:sz w:val="24"/>
+          <w:szCs w:val="24"/>
+        </w:rPr>
+        <w:t>Humbling the "Supplanter":</w:t>
+      </w:r>
+      <w:r>
+        <w:rPr>
+          <w:rFonts w:cstheme="minorHAnsi"/>
+          <w:sz w:val="24"/>
+          <w:szCs w:val="24"/>
+        </w:rPr>
+        <w:t> This act breaks Jacob's long-standing self-reliance, forcing him to become dependent on God.</w:t>
+      </w:r>
+    </w:p>
+    <w:p>
+      <w:pPr>
+        <w:numPr>
+          <w:ilvl w:val="0"/>
+          <w:numId w:val="77"/>
+        </w:numPr>
+        <w:rPr>
+          <w:rFonts w:cstheme="minorHAnsi"/>
+          <w:sz w:val="24"/>
+          <w:szCs w:val="24"/>
+        </w:rPr>
+      </w:pPr>
+      <w:r>
+        <w:rPr>
+          <w:rFonts w:cstheme="minorHAnsi"/>
+          <w:b/>
+          <w:bCs/>
+          <w:sz w:val="24"/>
+          <w:szCs w:val="24"/>
+        </w:rPr>
+        <w:t>A Symbol of Transformation:</w:t>
+      </w:r>
+      <w:r>
+        <w:rPr>
+          <w:rFonts w:cstheme="minorHAnsi"/>
+          <w:sz w:val="24"/>
+          <w:szCs w:val="24"/>
+        </w:rPr>
+        <w:t> The injury (a dislocated hip socket) serves as a lasting, physical reminder of this humbling, transformative encounter, turning Jacob into "Israel".</w:t>
+      </w:r>
+    </w:p>
+    <w:p>
+      <w:pPr>
+        <w:numPr>
+          <w:ilvl w:val="0"/>
+          <w:numId w:val="77"/>
+        </w:numPr>
+        <w:rPr>
+          <w:rFonts w:cstheme="minorHAnsi"/>
+          <w:sz w:val="24"/>
+          <w:szCs w:val="24"/>
+        </w:rPr>
+      </w:pPr>
+      <w:r>
+        <w:rPr>
+          <w:rFonts w:cstheme="minorHAnsi"/>
+          <w:b/>
+          <w:bCs/>
+          <w:sz w:val="24"/>
+          <w:szCs w:val="24"/>
+        </w:rPr>
+        <w:t>The Power of Persistence:</w:t>
+      </w:r>
+      <w:r>
+        <w:rPr>
+          <w:rFonts w:cstheme="minorHAnsi"/>
+          <w:sz w:val="24"/>
+          <w:szCs w:val="24"/>
+        </w:rPr>
+        <w:t> Despite the injury, Jacob clings to the divine being, showcasing his relentless pursuit of a blessing. </w:t>
+      </w:r>
+    </w:p>
+    <w:p>
+      <w:pPr>
+        <w:rPr>
+          <w:rFonts w:cstheme="minorHAnsi"/>
+          <w:sz w:val="24"/>
+          <w:szCs w:val="24"/>
+        </w:rPr>
+      </w:pPr>
+      <w:r>
+        <w:rPr>
+          <w:rFonts w:cstheme="minorHAnsi"/>
+          <w:sz w:val="24"/>
+          <w:szCs w:val="24"/>
+        </w:rPr>
+        <w:t>The passage serves as a turning point in Jacob's life, transitioning him from a man who relies on his own strength to one who finds his strength in God. </w:t>
+      </w:r>
+    </w:p>
+    <w:p>
+      <w:pPr>
+        <w:rPr>
+          <w:rFonts w:cstheme="minorHAnsi"/>
+          <w:sz w:val="24"/>
+          <w:szCs w:val="24"/>
+        </w:rPr>
+      </w:pPr>
+    </w:p>
+    <w:p>
+      <w:pPr>
+        <w:rPr>
+          <w:rFonts w:cstheme="minorHAnsi"/>
+          <w:sz w:val="24"/>
+          <w:szCs w:val="24"/>
+        </w:rPr>
+      </w:pPr>
+      <w:r>
+        <w:rPr>
+          <w:rFonts w:cstheme="minorHAnsi"/>
+          <w:sz w:val="24"/>
+          <w:szCs w:val="24"/>
+        </w:rPr>
+        <w:t>In this case, the father limits his strength and let children do their work.</w:t>
+      </w:r>
+    </w:p>
+    <w:p>
+      <w:pPr>
+        <w:rPr>
+          <w:rFonts w:cstheme="minorHAnsi"/>
+          <w:sz w:val="24"/>
+          <w:szCs w:val="24"/>
+        </w:rPr>
+      </w:pPr>
+      <w:r>
+        <w:rPr>
+          <w:rFonts w:cstheme="minorHAnsi"/>
+          <w:sz w:val="24"/>
+          <w:szCs w:val="24"/>
+        </w:rPr>
+        <w:t xml:space="preserve">Jacob </w:t>
+      </w:r>
+      <w:r>
+        <w:rPr>
+          <w:rFonts w:cstheme="minorHAnsi"/>
+          <w:sz w:val="24"/>
+          <w:szCs w:val="24"/>
+        </w:rPr>
+        <w:t>get</w:t>
+      </w:r>
+      <w:r>
+        <w:rPr>
+          <w:rFonts w:cstheme="minorHAnsi"/>
+          <w:sz w:val="24"/>
+          <w:szCs w:val="24"/>
+        </w:rPr>
+        <w:t>s</w:t>
+      </w:r>
+      <w:r>
+        <w:rPr>
+          <w:rFonts w:cstheme="minorHAnsi"/>
+          <w:sz w:val="24"/>
+          <w:szCs w:val="24"/>
+        </w:rPr>
+        <w:t xml:space="preserve"> strength from God</w:t>
+      </w:r>
+      <w:r>
+        <w:rPr>
+          <w:rFonts w:cstheme="minorHAnsi"/>
+          <w:sz w:val="24"/>
+          <w:szCs w:val="24"/>
+        </w:rPr>
+        <w:t xml:space="preserve"> instead of his own strength</w:t>
+      </w:r>
+      <w:r>
+        <w:rPr>
+          <w:rFonts w:cstheme="minorHAnsi"/>
+          <w:sz w:val="24"/>
+          <w:szCs w:val="24"/>
+        </w:rPr>
+        <w:t>.</w:t>
+      </w:r>
+    </w:p>
+    <w:p>
+      <w:pPr>
+        <w:rPr>
+          <w:rFonts w:cstheme="minorHAnsi"/>
+          <w:sz w:val="24"/>
+          <w:szCs w:val="24"/>
+        </w:rPr>
+      </w:pPr>
+      <w:r>
+        <w:rPr>
+          <w:rFonts w:cstheme="minorHAnsi"/>
+          <w:sz w:val="24"/>
+          <w:szCs w:val="24"/>
+        </w:rPr>
+        <w:lastRenderedPageBreak/>
+        <w:t>39:00/1:15:04</w:t>
+      </w:r>
+    </w:p>
+    <w:p>
+      <w:pPr>
+        <w:rPr>
+          <w:rFonts w:cstheme="minorHAnsi"/>
+          <w:sz w:val="24"/>
+          <w:szCs w:val="24"/>
+        </w:rPr>
+      </w:pPr>
+      <w:r>
+        <w:rPr>
+          <w:rFonts w:cstheme="minorHAnsi"/>
+          <w:noProof/>
           <w:sz w:val="24"/>
           <w:szCs w:val="24"/>
         </w:rPr>
@@ -2103,7 +3359,7 @@
                     <pic:cNvPicPr/>
                   </pic:nvPicPr>
                   <pic:blipFill>
-                    <a:blip r:embed="rId27"/>
+                    <a:blip r:embed="rId30"/>
                     <a:stretch>
                       <a:fillRect/>
                     </a:stretch>
@@ -2138,23 +3394,7 @@
           <w:sz w:val="24"/>
           <w:szCs w:val="24"/>
         </w:rPr>
-        <w:t>God has his root plan.</w:t>
-      </w:r>
-      <w:r>
-        <w:rPr>
-          <w:rFonts w:cstheme="minorHAnsi"/>
-          <w:sz w:val="24"/>
-          <w:szCs w:val="24"/>
-        </w:rPr>
-        <w:t xml:space="preserve"> Jacob does his plan.</w:t>
-      </w:r>
-      <w:r>
-        <w:rPr>
-          <w:rFonts w:cstheme="minorHAnsi"/>
-          <w:sz w:val="24"/>
-          <w:szCs w:val="24"/>
-        </w:rPr>
-        <w:t xml:space="preserve"> Jacob is limp.</w:t>
+        <w:t>The fight brings a limp of blessing.</w:t>
       </w:r>
     </w:p>
     <w:p>
@@ -2180,15 +3420,26 @@
           <w:sz w:val="24"/>
           <w:szCs w:val="24"/>
         </w:rPr>
-        <w:t>44</w:t>
-      </w:r>
-      <w:r>
-        <w:rPr>
-          <w:rFonts w:cstheme="minorHAnsi"/>
-          <w:sz w:val="24"/>
-          <w:szCs w:val="24"/>
-        </w:rPr>
-        <w:t>:00/1:15:04</w:t>
+        <w:t>"The fight brings a limp of blessing" refers to the biblical story of </w:t>
+      </w:r>
+      <w:hyperlink r:id="rId31" w:history="1">
+        <w:r>
+          <w:rPr>
+            <w:rStyle w:val="Hyperlink"/>
+            <w:rFonts w:cstheme="minorHAnsi"/>
+            <w:sz w:val="24"/>
+            <w:szCs w:val="24"/>
+          </w:rPr>
+          <w:t>Jacob wrestling with a divine being</w:t>
+        </w:r>
+      </w:hyperlink>
+      <w:r>
+        <w:rPr>
+          <w:rFonts w:cstheme="minorHAnsi"/>
+          <w:sz w:val="24"/>
+          <w:szCs w:val="24"/>
+        </w:rPr>
+        <w:t> in Genesis 32, symbolizing that spiritual transformation and divine blessing often come through struggle and brokenness. It highlights that profound growth, such as receiving a new name (Israel) or identity, is accompanied by a lasting "limp" (or scar). </w:t>
       </w:r>
     </w:p>
     <w:p>
@@ -2202,6 +3453,233 @@
       <w:r>
         <w:rPr>
           <w:rFonts w:cstheme="minorHAnsi"/>
+          <w:sz w:val="24"/>
+          <w:szCs w:val="24"/>
+        </w:rPr>
+        <w:t>Key details regarding this concept:</w:t>
+      </w:r>
+    </w:p>
+    <w:p>
+      <w:pPr>
+        <w:numPr>
+          <w:ilvl w:val="0"/>
+          <w:numId w:val="78"/>
+        </w:numPr>
+        <w:rPr>
+          <w:rFonts w:cstheme="minorHAnsi"/>
+          <w:sz w:val="24"/>
+          <w:szCs w:val="24"/>
+        </w:rPr>
+      </w:pPr>
+      <w:r>
+        <w:rPr>
+          <w:rFonts w:cstheme="minorHAnsi"/>
+          <w:b/>
+          <w:bCs/>
+          <w:sz w:val="24"/>
+          <w:szCs w:val="24"/>
+        </w:rPr>
+        <w:t>The Symbolism of the Limp:</w:t>
+      </w:r>
+      <w:r>
+        <w:rPr>
+          <w:rFonts w:cstheme="minorHAnsi"/>
+          <w:sz w:val="24"/>
+          <w:szCs w:val="24"/>
+        </w:rPr>
+        <w:t> The limp is a permanent, physical reminder of human weakness and dependence on God rather than self-sufficiency.</w:t>
+      </w:r>
+    </w:p>
+    <w:p>
+      <w:pPr>
+        <w:numPr>
+          <w:ilvl w:val="0"/>
+          <w:numId w:val="78"/>
+        </w:numPr>
+        <w:rPr>
+          <w:rFonts w:cstheme="minorHAnsi"/>
+          <w:sz w:val="24"/>
+          <w:szCs w:val="24"/>
+        </w:rPr>
+      </w:pPr>
+      <w:r>
+        <w:rPr>
+          <w:rFonts w:cstheme="minorHAnsi"/>
+          <w:b/>
+          <w:bCs/>
+          <w:sz w:val="24"/>
+          <w:szCs w:val="24"/>
+        </w:rPr>
+        <w:t>Strength Through Weakness:</w:t>
+      </w:r>
+      <w:r>
+        <w:rPr>
+          <w:rFonts w:cstheme="minorHAnsi"/>
+          <w:sz w:val="24"/>
+          <w:szCs w:val="24"/>
+        </w:rPr>
+        <w:t> This concept teaches that to truly be blessed, one must often be broken or humbled, turning weaknesses into areas where divine strength can shine.</w:t>
+      </w:r>
+    </w:p>
+    <w:p>
+      <w:pPr>
+        <w:numPr>
+          <w:ilvl w:val="0"/>
+          <w:numId w:val="78"/>
+        </w:numPr>
+        <w:rPr>
+          <w:rFonts w:cstheme="minorHAnsi"/>
+          <w:sz w:val="24"/>
+          <w:szCs w:val="24"/>
+        </w:rPr>
+      </w:pPr>
+      <w:r>
+        <w:rPr>
+          <w:rFonts w:cstheme="minorHAnsi"/>
+          <w:b/>
+          <w:bCs/>
+          <w:sz w:val="24"/>
+          <w:szCs w:val="24"/>
+        </w:rPr>
+        <w:t>The Transformation:</w:t>
+      </w:r>
+      <w:r>
+        <w:rPr>
+          <w:rFonts w:cstheme="minorHAnsi"/>
+          <w:sz w:val="24"/>
+          <w:szCs w:val="24"/>
+        </w:rPr>
+        <w:t> Through the struggle, Jacob, the "schemer," is transformed into Israel, the one who persevered with God, marking a change in character.</w:t>
+      </w:r>
+    </w:p>
+    <w:p>
+      <w:pPr>
+        <w:numPr>
+          <w:ilvl w:val="0"/>
+          <w:numId w:val="78"/>
+        </w:numPr>
+        <w:rPr>
+          <w:rFonts w:cstheme="minorHAnsi"/>
+          <w:sz w:val="24"/>
+          <w:szCs w:val="24"/>
+        </w:rPr>
+      </w:pPr>
+      <w:r>
+        <w:rPr>
+          <w:rFonts w:cstheme="minorHAnsi"/>
+          <w:b/>
+          <w:bCs/>
+          <w:sz w:val="24"/>
+          <w:szCs w:val="24"/>
+        </w:rPr>
+        <w:t>Grace Disguised as Struggle:</w:t>
+      </w:r>
+      <w:r>
+        <w:rPr>
+          <w:rFonts w:cstheme="minorHAnsi"/>
+          <w:sz w:val="24"/>
+          <w:szCs w:val="24"/>
+        </w:rPr>
+        <w:t> This phrase highlights that difficult life experiences can be divine interventions designed to bring about ultimate good and closeness to God. </w:t>
+      </w:r>
+    </w:p>
+    <w:p>
+      <w:pPr>
+        <w:rPr>
+          <w:rFonts w:cstheme="minorHAnsi"/>
+          <w:sz w:val="24"/>
+          <w:szCs w:val="24"/>
+        </w:rPr>
+      </w:pPr>
+      <w:r>
+        <w:rPr>
+          <w:rFonts w:cstheme="minorHAnsi"/>
+          <w:sz w:val="24"/>
+          <w:szCs w:val="24"/>
+        </w:rPr>
+        <w:t>Ultimately, this metaphor suggests that the wounds, scars, and struggles of life (the fight) are not curses but marks of grace and spiritual maturity. </w:t>
+      </w:r>
+    </w:p>
+    <w:p>
+      <w:pPr>
+        <w:rPr>
+          <w:rFonts w:cstheme="minorHAnsi"/>
+          <w:sz w:val="24"/>
+          <w:szCs w:val="24"/>
+        </w:rPr>
+      </w:pPr>
+    </w:p>
+    <w:p>
+      <w:pPr>
+        <w:rPr>
+          <w:rFonts w:cstheme="minorHAnsi"/>
+          <w:sz w:val="24"/>
+          <w:szCs w:val="24"/>
+        </w:rPr>
+      </w:pPr>
+      <w:r>
+        <w:rPr>
+          <w:rFonts w:cstheme="minorHAnsi"/>
+          <w:sz w:val="24"/>
+          <w:szCs w:val="24"/>
+        </w:rPr>
+        <w:t>God has his root plan.</w:t>
+      </w:r>
+      <w:r>
+        <w:rPr>
+          <w:rFonts w:cstheme="minorHAnsi"/>
+          <w:sz w:val="24"/>
+          <w:szCs w:val="24"/>
+        </w:rPr>
+        <w:t xml:space="preserve"> Jacob does his plan.</w:t>
+      </w:r>
+      <w:r>
+        <w:rPr>
+          <w:rFonts w:cstheme="minorHAnsi"/>
+          <w:sz w:val="24"/>
+          <w:szCs w:val="24"/>
+        </w:rPr>
+        <w:t xml:space="preserve"> Jacob is limp.</w:t>
+      </w:r>
+    </w:p>
+    <w:p>
+      <w:pPr>
+        <w:rPr>
+          <w:rFonts w:cstheme="minorHAnsi"/>
+          <w:sz w:val="24"/>
+          <w:szCs w:val="24"/>
+        </w:rPr>
+      </w:pPr>
+    </w:p>
+    <w:p>
+      <w:pPr>
+        <w:rPr>
+          <w:rFonts w:cstheme="minorHAnsi"/>
+          <w:sz w:val="24"/>
+          <w:szCs w:val="24"/>
+        </w:rPr>
+      </w:pPr>
+      <w:r>
+        <w:rPr>
+          <w:rFonts w:cstheme="minorHAnsi"/>
+          <w:sz w:val="24"/>
+          <w:szCs w:val="24"/>
+        </w:rPr>
+        <w:t>44:00/1:15:04</w:t>
+      </w:r>
+    </w:p>
+    <w:p>
+      <w:pPr>
+        <w:rPr>
+          <w:rFonts w:cstheme="minorHAnsi"/>
+          <w:sz w:val="24"/>
+          <w:szCs w:val="24"/>
+        </w:rPr>
+      </w:pPr>
+      <w:r>
+        <w:rPr>
+          <w:rFonts w:cstheme="minorHAnsi"/>
+          <w:noProof/>
           <w:sz w:val="24"/>
           <w:szCs w:val="24"/>
         </w:rPr>
@@ -2221,7 +3699,7 @@
                     <pic:cNvPicPr/>
                   </pic:nvPicPr>
                   <pic:blipFill>
-                    <a:blip r:embed="rId28"/>
+                    <a:blip r:embed="rId32"/>
                     <a:stretch>
                       <a:fillRect/>
                     </a:stretch>
@@ -2256,15 +3734,7 @@
           <w:sz w:val="24"/>
           <w:szCs w:val="24"/>
         </w:rPr>
-        <w:t>The limp dismantles Jacob in Isarael</w:t>
-      </w:r>
-      <w:r>
-        <w:rPr>
-          <w:rFonts w:cstheme="minorHAnsi"/>
-          <w:sz w:val="24"/>
-          <w:szCs w:val="24"/>
-        </w:rPr>
-        <w:t xml:space="preserve"> and changes the life of Jacob.</w:t>
+        <w:t>The fight brings a change of identity</w:t>
       </w:r>
     </w:p>
     <w:p>
@@ -2290,36 +3760,270 @@
           <w:sz w:val="24"/>
           <w:szCs w:val="24"/>
         </w:rPr>
-        <w:t>4</w:t>
-      </w:r>
-      <w:r>
-        <w:rPr>
-          <w:rFonts w:cstheme="minorHAnsi"/>
-          <w:sz w:val="24"/>
-          <w:szCs w:val="24"/>
-        </w:rPr>
-        <w:t>6</w:t>
-      </w:r>
-      <w:r>
-        <w:rPr>
-          <w:rFonts w:cstheme="minorHAnsi"/>
-          <w:sz w:val="24"/>
-          <w:szCs w:val="24"/>
-        </w:rPr>
-        <w:t>:00/1:15:04</w:t>
+        <w:t>Conflict, whether external struggle or internal battle, forces a fundamental shift in identity by altering how individuals or groups define themselves, their values, and their purpose. This process often involves breaking down old self-concepts and forcing a, sometimes difficult, reconstruction of one's identity to adapt, survive, or find new meaning. </w:t>
       </w:r>
     </w:p>
     <w:p>
       <w:pPr>
-        <w:rPr>
-          <w:rFonts w:cstheme="minorHAnsi"/>
-          <w:sz w:val="24"/>
-          <w:szCs w:val="24"/>
-        </w:rPr>
-      </w:pPr>
-      <w:r>
-        <w:rPr>
-          <w:rFonts w:cstheme="minorHAnsi"/>
+        <w:numPr>
+          <w:ilvl w:val="0"/>
+          <w:numId w:val="79"/>
+        </w:numPr>
+        <w:rPr>
+          <w:rFonts w:cstheme="minorHAnsi"/>
+          <w:sz w:val="24"/>
+          <w:szCs w:val="24"/>
+        </w:rPr>
+      </w:pPr>
+      <w:r>
+        <w:rPr>
+          <w:rFonts w:cstheme="minorHAnsi"/>
+          <w:b/>
+          <w:bCs/>
+          <w:sz w:val="24"/>
+          <w:szCs w:val="24"/>
+        </w:rPr>
+        <w:t>Conflict Identity:</w:t>
+      </w:r>
+      <w:r>
+        <w:rPr>
+          <w:rFonts w:cstheme="minorHAnsi"/>
+          <w:sz w:val="24"/>
+          <w:szCs w:val="24"/>
+        </w:rPr>
+        <w:t> Individuals or groups in long-standing conflict often define themselves as "the ones who must fight," weaving this struggle into their core identity, which makes ending the conflict difficult, according to the Peaceful Leadership Institute.</w:t>
+      </w:r>
+    </w:p>
+    <w:p>
+      <w:pPr>
+        <w:numPr>
+          <w:ilvl w:val="0"/>
+          <w:numId w:val="79"/>
+        </w:numPr>
+        <w:rPr>
+          <w:rFonts w:cstheme="minorHAnsi"/>
+          <w:sz w:val="24"/>
+          <w:szCs w:val="24"/>
+        </w:rPr>
+      </w:pPr>
+      <w:r>
+        <w:rPr>
+          <w:rFonts w:cstheme="minorHAnsi"/>
+          <w:b/>
+          <w:bCs/>
+          <w:sz w:val="24"/>
+          <w:szCs w:val="24"/>
+        </w:rPr>
+        <w:t>Internal Battles:</w:t>
+      </w:r>
+      <w:r>
+        <w:rPr>
+          <w:rFonts w:cstheme="minorHAnsi"/>
+          <w:sz w:val="24"/>
+          <w:szCs w:val="24"/>
+        </w:rPr>
+        <w:t> Personal struggles regarding, for instance, societal expectations or "the war within" regarding career, wealth, and self-acceptance, can lead to a reshaping of who one is, who one should be, and who one wants to become, as seen in this Medium article.</w:t>
+      </w:r>
+    </w:p>
+    <w:p>
+      <w:pPr>
+        <w:numPr>
+          <w:ilvl w:val="0"/>
+          <w:numId w:val="79"/>
+        </w:numPr>
+        <w:rPr>
+          <w:rFonts w:cstheme="minorHAnsi"/>
+          <w:sz w:val="24"/>
+          <w:szCs w:val="24"/>
+        </w:rPr>
+      </w:pPr>
+      <w:r>
+        <w:rPr>
+          <w:rFonts w:cstheme="minorHAnsi"/>
+          <w:b/>
+          <w:bCs/>
+          <w:sz w:val="24"/>
+          <w:szCs w:val="24"/>
+        </w:rPr>
+        <w:lastRenderedPageBreak/>
+        <w:t>Identity Shifting:</w:t>
+      </w:r>
+      <w:r>
+        <w:rPr>
+          <w:rFonts w:cstheme="minorHAnsi"/>
+          <w:sz w:val="24"/>
+          <w:szCs w:val="24"/>
+        </w:rPr>
+        <w:t> This is the intentional process of changing one's self-concept, beliefs, habits, and behaviors to align with a desired future self, notes </w:t>
+      </w:r>
+      <w:hyperlink r:id="rId33" w:tgtFrame="_blank" w:history="1">
+        <w:r>
+          <w:rPr>
+            <w:rStyle w:val="Hyperlink"/>
+            <w:rFonts w:cstheme="minorHAnsi"/>
+            <w:sz w:val="24"/>
+            <w:szCs w:val="24"/>
+          </w:rPr>
+          <w:t>Sources of Insight</w:t>
+        </w:r>
+      </w:hyperlink>
+      <w:r>
+        <w:rPr>
+          <w:rFonts w:cstheme="minorHAnsi"/>
+          <w:sz w:val="24"/>
+          <w:szCs w:val="24"/>
+        </w:rPr>
+        <w:t>.</w:t>
+      </w:r>
+    </w:p>
+    <w:p>
+      <w:pPr>
+        <w:numPr>
+          <w:ilvl w:val="0"/>
+          <w:numId w:val="79"/>
+        </w:numPr>
+        <w:rPr>
+          <w:rFonts w:cstheme="minorHAnsi"/>
+          <w:sz w:val="24"/>
+          <w:szCs w:val="24"/>
+        </w:rPr>
+      </w:pPr>
+      <w:r>
+        <w:rPr>
+          <w:rFonts w:cstheme="minorHAnsi"/>
+          <w:b/>
+          <w:bCs/>
+          <w:sz w:val="24"/>
+          <w:szCs w:val="24"/>
+        </w:rPr>
+        <w:t>Overcoming Constraints:</w:t>
+      </w:r>
+      <w:r>
+        <w:rPr>
+          <w:rFonts w:cstheme="minorHAnsi"/>
+          <w:sz w:val="24"/>
+          <w:szCs w:val="24"/>
+        </w:rPr>
+        <w:t> True identity transformation often occurs when one moves beyond a "lower identity" (e.g., victimhood or fear) to a higher sense of purpose or, in some contexts, a spiritual identity, as explained in </w:t>
+      </w:r>
+      <w:hyperlink r:id="rId34" w:tgtFrame="_blank" w:history="1">
+        <w:r>
+          <w:rPr>
+            <w:rStyle w:val="Hyperlink"/>
+            <w:rFonts w:cstheme="minorHAnsi"/>
+            <w:sz w:val="24"/>
+            <w:szCs w:val="24"/>
+          </w:rPr>
+          <w:t>this Medium post</w:t>
+        </w:r>
+      </w:hyperlink>
+      <w:r>
+        <w:rPr>
+          <w:rFonts w:cstheme="minorHAnsi"/>
+          <w:sz w:val="24"/>
+          <w:szCs w:val="24"/>
+        </w:rPr>
+        <w:t>. </w:t>
+      </w:r>
+    </w:p>
+    <w:p>
+      <w:pPr>
+        <w:rPr>
+          <w:rFonts w:cstheme="minorHAnsi"/>
+          <w:sz w:val="24"/>
+          <w:szCs w:val="24"/>
+        </w:rPr>
+      </w:pPr>
+      <w:r>
+        <w:rPr>
+          <w:rFonts w:cstheme="minorHAnsi"/>
+          <w:sz w:val="24"/>
+          <w:szCs w:val="24"/>
+        </w:rPr>
+        <w:t>The struggle forces a choice to either become stuck in a conflict-driven identity or to evolve through the experience. </w:t>
+      </w:r>
+    </w:p>
+    <w:p>
+      <w:pPr>
+        <w:rPr>
+          <w:rFonts w:cstheme="minorHAnsi"/>
+          <w:sz w:val="24"/>
+          <w:szCs w:val="24"/>
+        </w:rPr>
+      </w:pPr>
+    </w:p>
+    <w:p>
+      <w:pPr>
+        <w:rPr>
+          <w:rFonts w:cstheme="minorHAnsi"/>
+          <w:sz w:val="24"/>
+          <w:szCs w:val="24"/>
+        </w:rPr>
+      </w:pPr>
+    </w:p>
+    <w:p>
+      <w:pPr>
+        <w:rPr>
+          <w:rFonts w:cstheme="minorHAnsi"/>
+          <w:sz w:val="24"/>
+          <w:szCs w:val="24"/>
+        </w:rPr>
+      </w:pPr>
+      <w:r>
+        <w:rPr>
+          <w:rFonts w:cstheme="minorHAnsi"/>
+          <w:sz w:val="24"/>
+          <w:szCs w:val="24"/>
+        </w:rPr>
+        <w:t>The limp dismantles Jacob in Isarael</w:t>
+      </w:r>
+      <w:r>
+        <w:rPr>
+          <w:rFonts w:cstheme="minorHAnsi"/>
+          <w:sz w:val="24"/>
+          <w:szCs w:val="24"/>
+        </w:rPr>
+        <w:t xml:space="preserve"> and changes the life of Jacob.</w:t>
+      </w:r>
+    </w:p>
+    <w:p>
+      <w:pPr>
+        <w:rPr>
+          <w:rFonts w:cstheme="minorHAnsi"/>
+          <w:sz w:val="24"/>
+          <w:szCs w:val="24"/>
+        </w:rPr>
+      </w:pPr>
+    </w:p>
+    <w:p>
+      <w:pPr>
+        <w:rPr>
+          <w:rFonts w:cstheme="minorHAnsi"/>
+          <w:sz w:val="24"/>
+          <w:szCs w:val="24"/>
+        </w:rPr>
+      </w:pPr>
+      <w:r>
+        <w:rPr>
+          <w:rFonts w:cstheme="minorHAnsi"/>
+          <w:sz w:val="24"/>
+          <w:szCs w:val="24"/>
+        </w:rPr>
+        <w:t>46:00/1:15:04</w:t>
+      </w:r>
+    </w:p>
+    <w:p>
+      <w:pPr>
+        <w:rPr>
+          <w:rFonts w:cstheme="minorHAnsi"/>
+          <w:sz w:val="24"/>
+          <w:szCs w:val="24"/>
+        </w:rPr>
+      </w:pPr>
+      <w:r>
+        <w:rPr>
+          <w:rFonts w:cstheme="minorHAnsi"/>
+          <w:noProof/>
           <w:sz w:val="24"/>
           <w:szCs w:val="24"/>
         </w:rPr>
@@ -2339,7 +4043,7 @@
                     <pic:cNvPicPr/>
                   </pic:nvPicPr>
                   <pic:blipFill>
-                    <a:blip r:embed="rId29"/>
+                    <a:blip r:embed="rId35"/>
                     <a:stretch>
                       <a:fillRect/>
                     </a:stretch>
@@ -2374,7 +4078,15 @@
           <w:sz w:val="24"/>
           <w:szCs w:val="24"/>
         </w:rPr>
-        <w:t>When you finally stop running, your RAM crashes. God does not remove his plan on you.</w:t>
+        <w:t>Genesis 32:2</w:t>
+      </w:r>
+      <w:r>
+        <w:rPr>
+          <w:rFonts w:cstheme="minorHAnsi"/>
+          <w:sz w:val="24"/>
+          <w:szCs w:val="24"/>
+        </w:rPr>
+        <w:t>8</w:t>
       </w:r>
     </w:p>
     <w:p>
@@ -2391,23 +4103,7 @@
           <w:sz w:val="24"/>
           <w:szCs w:val="24"/>
         </w:rPr>
-        <w:t xml:space="preserve">Jesus took our failure and give us the </w:t>
-      </w:r>
-      <w:r>
-        <w:rPr>
-          <w:rFonts w:cstheme="minorHAnsi"/>
-          <w:sz w:val="24"/>
-          <w:szCs w:val="24"/>
-        </w:rPr>
-        <w:t xml:space="preserve">new identity and </w:t>
-      </w:r>
-      <w:r>
-        <w:rPr>
-          <w:rFonts w:cstheme="minorHAnsi"/>
-          <w:sz w:val="24"/>
-          <w:szCs w:val="24"/>
-        </w:rPr>
-        <w:t>eternal life.</w:t>
+        <w:t>English Standard Version</w:t>
       </w:r>
     </w:p>
     <w:p>
@@ -2418,6 +4114,63 @@
           <w:szCs w:val="24"/>
         </w:rPr>
       </w:pPr>
+      <w:r>
+        <w:rPr>
+          <w:rFonts w:cstheme="minorHAnsi"/>
+          <w:b/>
+          <w:bCs/>
+          <w:sz w:val="24"/>
+          <w:szCs w:val="24"/>
+          <w:vertAlign w:val="superscript"/>
+        </w:rPr>
+        <w:t>28 </w:t>
+      </w:r>
+      <w:r>
+        <w:rPr>
+          <w:rFonts w:cstheme="minorHAnsi"/>
+          <w:sz w:val="24"/>
+          <w:szCs w:val="24"/>
+        </w:rPr>
+        <w:t>Then he said, “Your name shall no longer be called Jacob, but Israel,</w:t>
+      </w:r>
+      <w:r>
+        <w:rPr>
+          <w:rFonts w:cstheme="minorHAnsi"/>
+          <w:sz w:val="24"/>
+          <w:szCs w:val="24"/>
+          <w:vertAlign w:val="superscript"/>
+        </w:rPr>
+        <w:t>[</w:t>
+      </w:r>
+      <w:hyperlink r:id="rId36" w:anchor="fen-ESV-957a" w:tooltip="See footnote a" w:history="1">
+        <w:r>
+          <w:rPr>
+            <w:rStyle w:val="Hyperlink"/>
+            <w:rFonts w:cstheme="minorHAnsi"/>
+            <w:sz w:val="24"/>
+            <w:szCs w:val="24"/>
+            <w:vertAlign w:val="superscript"/>
+          </w:rPr>
+          <w:t>a</w:t>
+        </w:r>
+      </w:hyperlink>
+      <w:r>
+        <w:rPr>
+          <w:rFonts w:cstheme="minorHAnsi"/>
+          <w:sz w:val="24"/>
+          <w:szCs w:val="24"/>
+          <w:vertAlign w:val="superscript"/>
+        </w:rPr>
+        <w:t>]</w:t>
+      </w:r>
+      <w:r>
+        <w:rPr>
+          <w:rFonts w:cstheme="minorHAnsi"/>
+          <w:sz w:val="24"/>
+          <w:szCs w:val="24"/>
+        </w:rPr>
+        <w:t> for you have striven with God and with men, and have prevailed.”</w:t>
+      </w:r>
     </w:p>
     <w:p>
       <w:pPr>
@@ -2427,22 +4180,6 @@
           <w:szCs w:val="24"/>
         </w:rPr>
       </w:pPr>
-      <w:r>
-        <w:rPr>
-          <w:rFonts w:cstheme="minorHAnsi"/>
-          <w:sz w:val="24"/>
-          <w:szCs w:val="24"/>
-        </w:rPr>
-        <w:t>50</w:t>
-      </w:r>
-      <w:r>
-        <w:rPr>
-          <w:rFonts w:cstheme="minorHAnsi"/>
-          <w:sz w:val="24"/>
-          <w:szCs w:val="24"/>
-        </w:rPr>
-        <w:t>:00/1:15:04</w:t>
-      </w:r>
     </w:p>
     <w:p>
       <w:pPr>
@@ -2458,7 +4195,26 @@
           <w:sz w:val="24"/>
           <w:szCs w:val="24"/>
         </w:rPr>
-        <w:t>Forgive me to run mu life on my own. I will receive your forgiveness and a new identity.</w:t>
+        <w:t>The main point of Genesis 32:28 is God’s transformation of Jacob’s identity, changing his name from "Jacob" (deceiver/grasper) to "</w:t>
+      </w:r>
+      <w:hyperlink r:id="rId37" w:history="1">
+        <w:r>
+          <w:rPr>
+            <w:rStyle w:val="Hyperlink"/>
+            <w:rFonts w:cstheme="minorHAnsi"/>
+            <w:sz w:val="24"/>
+            <w:szCs w:val="24"/>
+          </w:rPr>
+          <w:t>Israel</w:t>
+        </w:r>
+      </w:hyperlink>
+      <w:r>
+        <w:rPr>
+          <w:rFonts w:cstheme="minorHAnsi"/>
+          <w:sz w:val="24"/>
+          <w:szCs w:val="24"/>
+        </w:rPr>
+        <w:t>" (one who strives with God). This signifies that through persistent, faith-filled struggle and surrender to God, Jacob is blessed and marked by a new, honorable identity, overcoming his past. </w:t>
       </w:r>
     </w:p>
     <w:p>
@@ -2469,179 +4225,169 @@
           <w:szCs w:val="24"/>
         </w:rPr>
       </w:pPr>
+      <w:r>
+        <w:rPr>
+          <w:rFonts w:cstheme="minorHAnsi"/>
+          <w:sz w:val="24"/>
+          <w:szCs w:val="24"/>
+        </w:rPr>
+        <w:t>Key insights from this verse:</w:t>
+      </w:r>
     </w:p>
     <w:p>
       <w:pPr>
-        <w:rPr>
-          <w:rFonts w:cstheme="minorHAnsi"/>
-          <w:sz w:val="24"/>
-          <w:szCs w:val="24"/>
-        </w:rPr>
-      </w:pPr>
-      <w:r>
-        <w:rPr>
-          <w:rFonts w:cstheme="minorHAnsi"/>
-          <w:sz w:val="24"/>
-          <w:szCs w:val="24"/>
-        </w:rPr>
-        <w:t>03</w:t>
-      </w:r>
-      <w:r>
-        <w:rPr>
-          <w:rFonts w:cstheme="minorHAnsi"/>
-          <w:sz w:val="24"/>
-          <w:szCs w:val="24"/>
-        </w:rPr>
-        <w:t>/</w:t>
-      </w:r>
-      <w:r>
-        <w:rPr>
-          <w:rFonts w:cstheme="minorHAnsi"/>
-          <w:sz w:val="24"/>
-          <w:szCs w:val="24"/>
-        </w:rPr>
-        <w:t>07/</w:t>
-      </w:r>
-      <w:r>
-        <w:rPr>
-          <w:rFonts w:cstheme="minorHAnsi"/>
-          <w:sz w:val="24"/>
-          <w:szCs w:val="24"/>
-        </w:rPr>
-        <w:t>202</w:t>
-      </w:r>
-      <w:r>
-        <w:rPr>
-          <w:rFonts w:cstheme="minorHAnsi"/>
-          <w:sz w:val="24"/>
-          <w:szCs w:val="24"/>
-        </w:rPr>
-        <w:t>6</w:t>
-      </w:r>
-      <w:r>
-        <w:rPr>
-          <w:rFonts w:cstheme="minorHAnsi"/>
-          <w:sz w:val="24"/>
-          <w:szCs w:val="24"/>
-        </w:rPr>
-        <w:t xml:space="preserve">, </w:t>
-      </w:r>
-      <w:r>
-        <w:rPr>
-          <w:rFonts w:cstheme="minorHAnsi"/>
-          <w:sz w:val="24"/>
-          <w:szCs w:val="24"/>
-        </w:rPr>
-        <w:t xml:space="preserve">Menlo Church Worship, </w:t>
-      </w:r>
-      <w:r>
-        <w:rPr>
-          <w:rFonts w:cstheme="minorHAnsi"/>
-          <w:sz w:val="24"/>
-          <w:szCs w:val="24"/>
-        </w:rPr>
-        <w:t xml:space="preserve">Legacy (last week) </w:t>
+        <w:numPr>
+          <w:ilvl w:val="0"/>
+          <w:numId w:val="80"/>
+        </w:numPr>
+        <w:rPr>
+          <w:rFonts w:cstheme="minorHAnsi"/>
+          <w:sz w:val="24"/>
+          <w:szCs w:val="24"/>
+        </w:rPr>
+      </w:pPr>
+      <w:r>
+        <w:rPr>
+          <w:rFonts w:cstheme="minorHAnsi"/>
+          <w:b/>
+          <w:bCs/>
+          <w:sz w:val="24"/>
+          <w:szCs w:val="24"/>
+        </w:rPr>
+        <w:t>A New Identity:</w:t>
+      </w:r>
+      <w:r>
+        <w:rPr>
+          <w:rFonts w:cstheme="minorHAnsi"/>
+          <w:sz w:val="24"/>
+          <w:szCs w:val="24"/>
+        </w:rPr>
+        <w:t> Jacob, previously known as a trickster, is renamed Israel (meaning "God strives" or "prevails with God").</w:t>
       </w:r>
     </w:p>
     <w:p>
       <w:pPr>
-        <w:rPr>
-          <w:rFonts w:cstheme="minorHAnsi"/>
-          <w:sz w:val="24"/>
-          <w:szCs w:val="24"/>
-        </w:rPr>
-      </w:pPr>
-      <w:r>
-        <w:rPr>
-          <w:rFonts w:cstheme="minorHAnsi"/>
-          <w:sz w:val="24"/>
-          <w:szCs w:val="24"/>
-        </w:rPr>
-        <w:t xml:space="preserve">https://www.youtube.com/live/7r7aPuwqkl0?si=4bKQfSfIdNLRgCnF </w:t>
+        <w:numPr>
+          <w:ilvl w:val="0"/>
+          <w:numId w:val="80"/>
+        </w:numPr>
+        <w:rPr>
+          <w:rFonts w:cstheme="minorHAnsi"/>
+          <w:sz w:val="24"/>
+          <w:szCs w:val="24"/>
+        </w:rPr>
+      </w:pPr>
+      <w:r>
+        <w:rPr>
+          <w:rFonts w:cstheme="minorHAnsi"/>
+          <w:b/>
+          <w:bCs/>
+          <w:sz w:val="24"/>
+          <w:szCs w:val="24"/>
+        </w:rPr>
+        <w:t>Transformation Through Struggle:</w:t>
+      </w:r>
+      <w:r>
+        <w:rPr>
+          <w:rFonts w:cstheme="minorHAnsi"/>
+          <w:sz w:val="24"/>
+          <w:szCs w:val="24"/>
+        </w:rPr>
+        <w:t> The wrestling match represents a spiritual battle that results in personal change, not just victory over a foe.</w:t>
       </w:r>
     </w:p>
     <w:p>
       <w:pPr>
-        <w:rPr>
-          <w:rFonts w:cstheme="minorHAnsi"/>
-          <w:sz w:val="24"/>
-          <w:szCs w:val="24"/>
-        </w:rPr>
-      </w:pPr>
-      <w:r>
-        <w:rPr>
-          <w:rFonts w:cstheme="minorHAnsi"/>
-          <w:sz w:val="24"/>
-          <w:szCs w:val="24"/>
-        </w:rPr>
-        <w:t>“</w:t>
-      </w:r>
-      <w:r>
-        <w:rPr>
-          <w:rFonts w:cstheme="minorHAnsi"/>
-          <w:sz w:val="24"/>
-          <w:szCs w:val="24"/>
-        </w:rPr>
-        <w:t xml:space="preserve">I Am With You in the Fight </w:t>
-      </w:r>
-      <w:r>
-        <w:rPr>
-          <w:rFonts w:cstheme="minorHAnsi"/>
-          <w:sz w:val="24"/>
-          <w:szCs w:val="24"/>
-        </w:rPr>
-        <w:t xml:space="preserve">| </w:t>
-      </w:r>
-      <w:r>
-        <w:rPr>
-          <w:rFonts w:cstheme="minorHAnsi"/>
-          <w:sz w:val="24"/>
-          <w:szCs w:val="24"/>
-        </w:rPr>
-        <w:t>I Am: The God Who Gets Close</w:t>
-      </w:r>
-      <w:r>
-        <w:rPr>
-          <w:rFonts w:cstheme="minorHAnsi"/>
-          <w:sz w:val="24"/>
-          <w:szCs w:val="24"/>
-        </w:rPr>
-        <w:t>,”</w:t>
-      </w:r>
-      <w:r>
-        <w:rPr>
-          <w:rFonts w:cstheme="minorHAnsi"/>
-          <w:sz w:val="24"/>
-          <w:szCs w:val="24"/>
-        </w:rPr>
-        <w:t xml:space="preserve"> </w:t>
-      </w:r>
-      <w:r>
-        <w:rPr>
-          <w:rFonts w:cstheme="minorHAnsi"/>
-          <w:sz w:val="24"/>
-          <w:szCs w:val="24"/>
-        </w:rPr>
-        <w:t>Phil EuBank, Lead Pastor</w:t>
+        <w:numPr>
+          <w:ilvl w:val="0"/>
+          <w:numId w:val="80"/>
+        </w:numPr>
+        <w:rPr>
+          <w:rFonts w:cstheme="minorHAnsi"/>
+          <w:sz w:val="24"/>
+          <w:szCs w:val="24"/>
+        </w:rPr>
+      </w:pPr>
+      <w:r>
+        <w:rPr>
+          <w:rFonts w:cstheme="minorHAnsi"/>
+          <w:b/>
+          <w:bCs/>
+          <w:sz w:val="24"/>
+          <w:szCs w:val="24"/>
+        </w:rPr>
+        <w:t>Blessing in Brokenness:</w:t>
+      </w:r>
+      <w:r>
+        <w:rPr>
+          <w:rFonts w:cstheme="minorHAnsi"/>
+          <w:sz w:val="24"/>
+          <w:szCs w:val="24"/>
+        </w:rPr>
+        <w:t> Jacob receives his blessing only after his hip is dislocated, highlighting that God’s blessing often comes through humility and recognizing one's need for Him.</w:t>
       </w:r>
     </w:p>
     <w:p>
       <w:pPr>
-        <w:rPr>
-          <w:rFonts w:cstheme="minorHAnsi"/>
-          <w:sz w:val="24"/>
-          <w:szCs w:val="24"/>
-        </w:rPr>
-      </w:pPr>
+        <w:numPr>
+          <w:ilvl w:val="0"/>
+          <w:numId w:val="80"/>
+        </w:numPr>
+        <w:rPr>
+          <w:rFonts w:cstheme="minorHAnsi"/>
+          <w:sz w:val="24"/>
+          <w:szCs w:val="24"/>
+        </w:rPr>
+      </w:pPr>
+      <w:r>
+        <w:rPr>
+          <w:rFonts w:cstheme="minorHAnsi"/>
+          <w:b/>
+          <w:bCs/>
+          <w:sz w:val="24"/>
+          <w:szCs w:val="24"/>
+        </w:rPr>
+        <w:t>Persistence in Prayer:</w:t>
+      </w:r>
+      <w:r>
+        <w:rPr>
+          <w:rFonts w:cstheme="minorHAnsi"/>
+          <w:sz w:val="24"/>
+          <w:szCs w:val="24"/>
+        </w:rPr>
+        <w:t> The verse emphasizes a "tenacious faith" that refuses to let go of God until a blessing is received.</w:t>
+      </w:r>
     </w:p>
     <w:p>
       <w:pPr>
-        <w:rPr>
-          <w:rFonts w:cstheme="minorHAnsi"/>
-          <w:sz w:val="24"/>
-          <w:szCs w:val="24"/>
-        </w:rPr>
-      </w:pPr>
+        <w:numPr>
+          <w:ilvl w:val="0"/>
+          <w:numId w:val="80"/>
+        </w:numPr>
+        <w:rPr>
+          <w:rFonts w:cstheme="minorHAnsi"/>
+          <w:sz w:val="24"/>
+          <w:szCs w:val="24"/>
+        </w:rPr>
+      </w:pPr>
+      <w:r>
+        <w:rPr>
+          <w:rFonts w:cstheme="minorHAnsi"/>
+          <w:b/>
+          <w:bCs/>
+          <w:sz w:val="24"/>
+          <w:szCs w:val="24"/>
+        </w:rPr>
+        <w:t>Victory Over Self:</w:t>
+      </w:r>
+      <w:r>
+        <w:rPr>
+          <w:rFonts w:cstheme="minorHAnsi"/>
+          <w:sz w:val="24"/>
+          <w:szCs w:val="24"/>
+        </w:rPr>
+        <w:t> The passage marks a shift from Jacob relying on his own strength to relying on God.</w:t>
+      </w:r>
     </w:p>
     <w:p>
       <w:pPr>
@@ -2651,14 +4397,6 @@
           <w:szCs w:val="24"/>
         </w:rPr>
       </w:pPr>
-      <w:r>
-        <w:rPr>
-          <w:rFonts w:cstheme="minorHAnsi"/>
-          <w:sz w:val="24"/>
-          <w:szCs w:val="24"/>
-        </w:rPr>
-        <w:t>Summary</w:t>
-      </w:r>
     </w:p>
     <w:p>
       <w:pPr>
@@ -2668,9 +4406,1238 @@
           <w:szCs w:val="24"/>
         </w:rPr>
       </w:pPr>
+      <w:r>
+        <w:rPr>
+          <w:rFonts w:cstheme="minorHAnsi"/>
+          <w:sz w:val="24"/>
+          <w:szCs w:val="24"/>
+        </w:rPr>
+        <w:t>When you finally stop running, your RAM crashes. God does not remove his plan on you.</w:t>
+      </w:r>
+    </w:p>
+    <w:p>
+      <w:pPr>
+        <w:rPr>
+          <w:rFonts w:cstheme="minorHAnsi"/>
+          <w:sz w:val="24"/>
+          <w:szCs w:val="24"/>
+        </w:rPr>
+      </w:pPr>
+      <w:r>
+        <w:rPr>
+          <w:rFonts w:cstheme="minorHAnsi"/>
+          <w:sz w:val="24"/>
+          <w:szCs w:val="24"/>
+        </w:rPr>
+        <w:t xml:space="preserve">Jesus took our failure and give us the </w:t>
+      </w:r>
+      <w:r>
+        <w:rPr>
+          <w:rFonts w:cstheme="minorHAnsi"/>
+          <w:sz w:val="24"/>
+          <w:szCs w:val="24"/>
+        </w:rPr>
+        <w:t xml:space="preserve">new identity and </w:t>
+      </w:r>
+      <w:r>
+        <w:rPr>
+          <w:rFonts w:cstheme="minorHAnsi"/>
+          <w:sz w:val="24"/>
+          <w:szCs w:val="24"/>
+        </w:rPr>
+        <w:t>eternal life.</w:t>
+      </w:r>
+    </w:p>
+    <w:p>
+      <w:pPr>
+        <w:rPr>
+          <w:rFonts w:cstheme="minorHAnsi"/>
+          <w:sz w:val="24"/>
+          <w:szCs w:val="24"/>
+        </w:rPr>
+      </w:pPr>
+    </w:p>
+    <w:p>
+      <w:pPr>
+        <w:rPr>
+          <w:rFonts w:cstheme="minorHAnsi"/>
+          <w:sz w:val="24"/>
+          <w:szCs w:val="24"/>
+        </w:rPr>
+      </w:pPr>
+      <w:r>
+        <w:rPr>
+          <w:rFonts w:cstheme="minorHAnsi"/>
+          <w:sz w:val="24"/>
+          <w:szCs w:val="24"/>
+        </w:rPr>
+        <w:t>In</w:t>
+      </w:r>
+      <w:r>
+        <w:rPr>
+          <w:rFonts w:cstheme="minorHAnsi"/>
+          <w:sz w:val="24"/>
+          <w:szCs w:val="24"/>
+        </w:rPr>
+        <w:t xml:space="preserve"> Hebrew</w:t>
+      </w:r>
+      <w:r>
+        <w:rPr>
+          <w:rFonts w:cstheme="minorHAnsi"/>
+          <w:sz w:val="24"/>
+          <w:szCs w:val="24"/>
+        </w:rPr>
+        <w:t>, Israel</w:t>
+      </w:r>
+      <w:r>
+        <w:rPr>
+          <w:rFonts w:cstheme="minorHAnsi"/>
+          <w:sz w:val="24"/>
+          <w:szCs w:val="24"/>
+        </w:rPr>
+        <w:t xml:space="preserve"> mean</w:t>
+      </w:r>
+      <w:r>
+        <w:rPr>
+          <w:rFonts w:cstheme="minorHAnsi"/>
+          <w:sz w:val="24"/>
+          <w:szCs w:val="24"/>
+        </w:rPr>
+        <w:t>s</w:t>
+      </w:r>
+      <w:r>
+        <w:rPr>
+          <w:rFonts w:cstheme="minorHAnsi"/>
+          <w:sz w:val="24"/>
+          <w:szCs w:val="24"/>
+        </w:rPr>
+        <w:t xml:space="preserve"> "one who strives with God</w:t>
+      </w:r>
+      <w:r>
+        <w:rPr>
+          <w:rFonts w:cstheme="minorHAnsi"/>
+          <w:sz w:val="24"/>
+          <w:szCs w:val="24"/>
+        </w:rPr>
+        <w:t>.</w:t>
+      </w:r>
+      <w:r>
+        <w:rPr>
+          <w:rFonts w:cstheme="minorHAnsi"/>
+          <w:sz w:val="24"/>
+          <w:szCs w:val="24"/>
+        </w:rPr>
+        <w:t>" </w:t>
+      </w:r>
+      <w:r>
+        <w:rPr>
+          <w:rFonts w:cstheme="minorHAnsi"/>
+          <w:sz w:val="24"/>
+          <w:szCs w:val="24"/>
+        </w:rPr>
+        <w:t>In</w:t>
+      </w:r>
+      <w:r>
+        <w:rPr>
+          <w:rFonts w:cstheme="minorHAnsi"/>
+          <w:sz w:val="24"/>
+          <w:szCs w:val="24"/>
+        </w:rPr>
+        <w:t xml:space="preserve"> bibl</w:t>
+      </w:r>
+      <w:r>
+        <w:rPr>
+          <w:rFonts w:cstheme="minorHAnsi"/>
+          <w:sz w:val="24"/>
+          <w:szCs w:val="24"/>
+        </w:rPr>
+        <w:t>e</w:t>
+      </w:r>
+      <w:r>
+        <w:rPr>
+          <w:rFonts w:cstheme="minorHAnsi"/>
+          <w:sz w:val="24"/>
+          <w:szCs w:val="24"/>
+        </w:rPr>
+        <w:t xml:space="preserve"> </w:t>
+      </w:r>
+      <w:r>
+        <w:rPr>
+          <w:rFonts w:cstheme="minorHAnsi"/>
+          <w:sz w:val="24"/>
+          <w:szCs w:val="24"/>
+        </w:rPr>
+        <w:t xml:space="preserve">Genesis 32:28, </w:t>
+      </w:r>
+      <w:r>
+        <w:rPr>
+          <w:rFonts w:cstheme="minorHAnsi"/>
+          <w:sz w:val="24"/>
+          <w:szCs w:val="24"/>
+        </w:rPr>
+        <w:t>Jacob wrestles wi</w:t>
+      </w:r>
+      <w:r>
+        <w:rPr>
+          <w:rFonts w:cstheme="minorHAnsi"/>
+          <w:sz w:val="24"/>
+          <w:szCs w:val="24"/>
+        </w:rPr>
+        <w:t>th God.</w:t>
+      </w:r>
+      <w:r>
+        <w:rPr>
+          <w:rFonts w:cstheme="minorHAnsi"/>
+          <w:sz w:val="24"/>
+          <w:szCs w:val="24"/>
+        </w:rPr>
+        <w:t xml:space="preserve"> </w:t>
+      </w:r>
+      <w:r>
+        <w:rPr>
+          <w:rFonts w:cstheme="minorHAnsi"/>
+          <w:sz w:val="24"/>
+          <w:szCs w:val="24"/>
+        </w:rPr>
+        <w:t xml:space="preserve">God </w:t>
+      </w:r>
+      <w:r>
+        <w:rPr>
+          <w:rFonts w:cstheme="minorHAnsi"/>
+          <w:sz w:val="24"/>
+          <w:szCs w:val="24"/>
+        </w:rPr>
+        <w:t>renamed</w:t>
+      </w:r>
+      <w:r>
+        <w:rPr>
+          <w:rFonts w:cstheme="minorHAnsi"/>
+          <w:sz w:val="24"/>
+          <w:szCs w:val="24"/>
+        </w:rPr>
+        <w:t xml:space="preserve"> Jacob into Israel.</w:t>
+      </w:r>
+    </w:p>
+    <w:p>
+      <w:pPr>
+        <w:rPr>
+          <w:rFonts w:cstheme="minorHAnsi"/>
+          <w:sz w:val="24"/>
+          <w:szCs w:val="24"/>
+        </w:rPr>
+      </w:pPr>
+      <w:r>
+        <w:rPr>
+          <w:rFonts w:cstheme="minorHAnsi"/>
+          <w:sz w:val="24"/>
+          <w:szCs w:val="24"/>
+        </w:rPr>
+        <w:lastRenderedPageBreak/>
+        <w:t>50:00/1:15:04</w:t>
+      </w:r>
+    </w:p>
+    <w:p>
+      <w:pPr>
+        <w:rPr>
+          <w:rFonts w:cstheme="minorHAnsi"/>
+          <w:sz w:val="24"/>
+          <w:szCs w:val="24"/>
+        </w:rPr>
+      </w:pPr>
+      <w:r>
+        <w:rPr>
+          <w:rFonts w:cstheme="minorHAnsi"/>
+          <w:sz w:val="24"/>
+          <w:szCs w:val="24"/>
+        </w:rPr>
+        <w:t>Forgive me to run mu life on my own. I will receive your forgiveness and a new identity.</w:t>
+      </w:r>
+    </w:p>
+    <w:p>
+      <w:pPr>
+        <w:rPr>
+          <w:rFonts w:cstheme="minorHAnsi"/>
+          <w:sz w:val="24"/>
+          <w:szCs w:val="24"/>
+        </w:rPr>
+      </w:pPr>
+    </w:p>
+    <w:p>
+      <w:pPr>
+        <w:rPr>
+          <w:rFonts w:cstheme="minorHAnsi"/>
+          <w:sz w:val="24"/>
+          <w:szCs w:val="24"/>
+        </w:rPr>
+      </w:pPr>
+      <w:r>
+        <w:rPr>
+          <w:rFonts w:cstheme="minorHAnsi"/>
+          <w:sz w:val="24"/>
+          <w:szCs w:val="24"/>
+        </w:rPr>
+        <w:t>03</w:t>
+      </w:r>
+      <w:r>
+        <w:rPr>
+          <w:rFonts w:cstheme="minorHAnsi"/>
+          <w:sz w:val="24"/>
+          <w:szCs w:val="24"/>
+        </w:rPr>
+        <w:t>/</w:t>
+      </w:r>
+      <w:r>
+        <w:rPr>
+          <w:rFonts w:cstheme="minorHAnsi"/>
+          <w:sz w:val="24"/>
+          <w:szCs w:val="24"/>
+        </w:rPr>
+        <w:t>07/</w:t>
+      </w:r>
+      <w:r>
+        <w:rPr>
+          <w:rFonts w:cstheme="minorHAnsi"/>
+          <w:sz w:val="24"/>
+          <w:szCs w:val="24"/>
+        </w:rPr>
+        <w:t>202</w:t>
+      </w:r>
+      <w:r>
+        <w:rPr>
+          <w:rFonts w:cstheme="minorHAnsi"/>
+          <w:sz w:val="24"/>
+          <w:szCs w:val="24"/>
+        </w:rPr>
+        <w:t>6</w:t>
+      </w:r>
+      <w:r>
+        <w:rPr>
+          <w:rFonts w:cstheme="minorHAnsi"/>
+          <w:sz w:val="24"/>
+          <w:szCs w:val="24"/>
+        </w:rPr>
+        <w:t xml:space="preserve">, </w:t>
+      </w:r>
+      <w:r>
+        <w:rPr>
+          <w:rFonts w:cstheme="minorHAnsi"/>
+          <w:sz w:val="24"/>
+          <w:szCs w:val="24"/>
+        </w:rPr>
+        <w:t xml:space="preserve">Menlo Church Worship, </w:t>
+      </w:r>
+      <w:r>
+        <w:rPr>
+          <w:rFonts w:cstheme="minorHAnsi"/>
+          <w:sz w:val="24"/>
+          <w:szCs w:val="24"/>
+        </w:rPr>
+        <w:t xml:space="preserve">Legacy (last week) </w:t>
+      </w:r>
+    </w:p>
+    <w:p>
+      <w:pPr>
+        <w:rPr>
+          <w:rFonts w:cstheme="minorHAnsi"/>
+          <w:sz w:val="24"/>
+          <w:szCs w:val="24"/>
+        </w:rPr>
+      </w:pPr>
+      <w:r>
+        <w:rPr>
+          <w:rFonts w:cstheme="minorHAnsi"/>
+          <w:sz w:val="24"/>
+          <w:szCs w:val="24"/>
+        </w:rPr>
+        <w:t xml:space="preserve">https://www.youtube.com/live/7r7aPuwqkl0?si=4bKQfSfIdNLRgCnF </w:t>
+      </w:r>
+    </w:p>
+    <w:p>
+      <w:pPr>
+        <w:rPr>
+          <w:rFonts w:cstheme="minorHAnsi"/>
+          <w:sz w:val="24"/>
+          <w:szCs w:val="24"/>
+        </w:rPr>
+      </w:pPr>
+      <w:r>
+        <w:rPr>
+          <w:rFonts w:cstheme="minorHAnsi"/>
+          <w:sz w:val="24"/>
+          <w:szCs w:val="24"/>
+        </w:rPr>
+        <w:t>“</w:t>
+      </w:r>
+      <w:r>
+        <w:rPr>
+          <w:rFonts w:cstheme="minorHAnsi"/>
+          <w:sz w:val="24"/>
+          <w:szCs w:val="24"/>
+        </w:rPr>
+        <w:t xml:space="preserve">I Am With You in the Fight </w:t>
+      </w:r>
+      <w:r>
+        <w:rPr>
+          <w:rFonts w:cstheme="minorHAnsi"/>
+          <w:sz w:val="24"/>
+          <w:szCs w:val="24"/>
+        </w:rPr>
+        <w:t xml:space="preserve">| </w:t>
+      </w:r>
+      <w:r>
+        <w:rPr>
+          <w:rFonts w:cstheme="minorHAnsi"/>
+          <w:sz w:val="24"/>
+          <w:szCs w:val="24"/>
+        </w:rPr>
+        <w:t>I Am: The God Who Gets Close</w:t>
+      </w:r>
+      <w:r>
+        <w:rPr>
+          <w:rFonts w:cstheme="minorHAnsi"/>
+          <w:sz w:val="24"/>
+          <w:szCs w:val="24"/>
+        </w:rPr>
+        <w:t>,”</w:t>
+      </w:r>
+      <w:r>
+        <w:rPr>
+          <w:rFonts w:cstheme="minorHAnsi"/>
+          <w:sz w:val="24"/>
+          <w:szCs w:val="24"/>
+        </w:rPr>
+        <w:t xml:space="preserve"> </w:t>
+      </w:r>
+      <w:r>
+        <w:rPr>
+          <w:rFonts w:cstheme="minorHAnsi"/>
+          <w:sz w:val="24"/>
+          <w:szCs w:val="24"/>
+        </w:rPr>
+        <w:t>Phil EuBank, Lead Pastor</w:t>
+      </w:r>
+    </w:p>
+    <w:p>
+      <w:pPr>
+        <w:rPr>
+          <w:rFonts w:cstheme="minorHAnsi"/>
+          <w:sz w:val="24"/>
+          <w:szCs w:val="24"/>
+        </w:rPr>
+      </w:pPr>
+    </w:p>
+    <w:p>
+      <w:pPr>
+        <w:rPr>
+          <w:rFonts w:cstheme="minorHAnsi"/>
+          <w:sz w:val="24"/>
+          <w:szCs w:val="24"/>
+        </w:rPr>
+      </w:pPr>
+      <w:r>
+        <w:rPr>
+          <w:rFonts w:cstheme="minorHAnsi"/>
+          <w:sz w:val="24"/>
+          <w:szCs w:val="24"/>
+        </w:rPr>
+        <w:t>In</w:t>
+      </w:r>
+      <w:r>
+        <w:rPr>
+          <w:rFonts w:cstheme="minorHAnsi"/>
+          <w:sz w:val="24"/>
+          <w:szCs w:val="24"/>
+        </w:rPr>
+        <w:t xml:space="preserve"> Hebrew</w:t>
+      </w:r>
+      <w:r>
+        <w:rPr>
+          <w:rFonts w:cstheme="minorHAnsi"/>
+          <w:sz w:val="24"/>
+          <w:szCs w:val="24"/>
+        </w:rPr>
+        <w:t>, Israel</w:t>
+      </w:r>
+      <w:r>
+        <w:rPr>
+          <w:rFonts w:cstheme="minorHAnsi"/>
+          <w:sz w:val="24"/>
+          <w:szCs w:val="24"/>
+        </w:rPr>
+        <w:t xml:space="preserve"> mean</w:t>
+      </w:r>
+      <w:r>
+        <w:rPr>
+          <w:rFonts w:cstheme="minorHAnsi"/>
+          <w:sz w:val="24"/>
+          <w:szCs w:val="24"/>
+        </w:rPr>
+        <w:t>s</w:t>
+      </w:r>
+      <w:r>
+        <w:rPr>
+          <w:rFonts w:cstheme="minorHAnsi"/>
+          <w:sz w:val="24"/>
+          <w:szCs w:val="24"/>
+        </w:rPr>
+        <w:t xml:space="preserve"> "one who strives with God</w:t>
+      </w:r>
+      <w:r>
+        <w:rPr>
+          <w:rFonts w:cstheme="minorHAnsi"/>
+          <w:sz w:val="24"/>
+          <w:szCs w:val="24"/>
+        </w:rPr>
+        <w:t>.</w:t>
+      </w:r>
+      <w:r>
+        <w:rPr>
+          <w:rFonts w:cstheme="minorHAnsi"/>
+          <w:sz w:val="24"/>
+          <w:szCs w:val="24"/>
+        </w:rPr>
+        <w:t>" </w:t>
+      </w:r>
+      <w:r>
+        <w:rPr>
+          <w:rFonts w:cstheme="minorHAnsi"/>
+          <w:sz w:val="24"/>
+          <w:szCs w:val="24"/>
+        </w:rPr>
+        <w:t>In</w:t>
+      </w:r>
+      <w:r>
+        <w:rPr>
+          <w:rFonts w:cstheme="minorHAnsi"/>
+          <w:sz w:val="24"/>
+          <w:szCs w:val="24"/>
+        </w:rPr>
+        <w:t xml:space="preserve"> bibl</w:t>
+      </w:r>
+      <w:r>
+        <w:rPr>
+          <w:rFonts w:cstheme="minorHAnsi"/>
+          <w:sz w:val="24"/>
+          <w:szCs w:val="24"/>
+        </w:rPr>
+        <w:t>e</w:t>
+      </w:r>
+      <w:r>
+        <w:rPr>
+          <w:rFonts w:cstheme="minorHAnsi"/>
+          <w:sz w:val="24"/>
+          <w:szCs w:val="24"/>
+        </w:rPr>
+        <w:t xml:space="preserve"> </w:t>
+      </w:r>
+      <w:r>
+        <w:rPr>
+          <w:rFonts w:cstheme="minorHAnsi"/>
+          <w:sz w:val="24"/>
+          <w:szCs w:val="24"/>
+        </w:rPr>
+        <w:t>Genesis 32</w:t>
+      </w:r>
+      <w:r>
+        <w:rPr>
+          <w:rFonts w:cstheme="minorHAnsi"/>
+          <w:sz w:val="24"/>
+          <w:szCs w:val="24"/>
+        </w:rPr>
+        <w:t>:28</w:t>
+      </w:r>
+      <w:r>
+        <w:rPr>
+          <w:rFonts w:cstheme="minorHAnsi"/>
+          <w:sz w:val="24"/>
+          <w:szCs w:val="24"/>
+        </w:rPr>
+        <w:t xml:space="preserve">, </w:t>
+      </w:r>
+      <w:r>
+        <w:rPr>
+          <w:rFonts w:cstheme="minorHAnsi"/>
+          <w:sz w:val="24"/>
+          <w:szCs w:val="24"/>
+        </w:rPr>
+        <w:t>Jacob wrestles wi</w:t>
+      </w:r>
+      <w:r>
+        <w:rPr>
+          <w:rFonts w:cstheme="minorHAnsi"/>
+          <w:sz w:val="24"/>
+          <w:szCs w:val="24"/>
+        </w:rPr>
+        <w:t>th God.</w:t>
+      </w:r>
+      <w:r>
+        <w:rPr>
+          <w:rFonts w:cstheme="minorHAnsi"/>
+          <w:sz w:val="24"/>
+          <w:szCs w:val="24"/>
+        </w:rPr>
+        <w:t xml:space="preserve"> </w:t>
+      </w:r>
+      <w:r>
+        <w:rPr>
+          <w:rFonts w:cstheme="minorHAnsi"/>
+          <w:sz w:val="24"/>
+          <w:szCs w:val="24"/>
+        </w:rPr>
+        <w:t xml:space="preserve">God </w:t>
+      </w:r>
+      <w:r>
+        <w:rPr>
+          <w:rFonts w:cstheme="minorHAnsi"/>
+          <w:sz w:val="24"/>
+          <w:szCs w:val="24"/>
+        </w:rPr>
+        <w:t>renamed</w:t>
+      </w:r>
+      <w:r>
+        <w:rPr>
+          <w:rFonts w:cstheme="minorHAnsi"/>
+          <w:sz w:val="24"/>
+          <w:szCs w:val="24"/>
+        </w:rPr>
+        <w:t xml:space="preserve"> Jacob into Israel</w:t>
+      </w:r>
+      <w:r>
+        <w:rPr>
+          <w:rFonts w:cstheme="minorHAnsi"/>
+          <w:sz w:val="24"/>
+          <w:szCs w:val="24"/>
+        </w:rPr>
+        <w:t>.</w:t>
+      </w:r>
+    </w:p>
+    <w:p>
+      <w:pPr>
+        <w:rPr>
+          <w:rFonts w:cstheme="minorHAnsi"/>
+          <w:sz w:val="24"/>
+          <w:szCs w:val="24"/>
+        </w:rPr>
+      </w:pPr>
+    </w:p>
+    <w:p>
+      <w:pPr>
+        <w:rPr>
+          <w:rFonts w:cstheme="minorHAnsi"/>
+          <w:sz w:val="24"/>
+          <w:szCs w:val="24"/>
+        </w:rPr>
+      </w:pPr>
+      <w:r>
+        <w:rPr>
+          <w:rFonts w:cstheme="minorHAnsi"/>
+          <w:sz w:val="24"/>
+          <w:szCs w:val="24"/>
+        </w:rPr>
+        <w:t>Summary</w:t>
+      </w:r>
+    </w:p>
+    <w:p>
+      <w:pPr>
+        <w:rPr>
+          <w:rFonts w:cstheme="minorHAnsi"/>
+          <w:sz w:val="24"/>
+          <w:szCs w:val="24"/>
+        </w:rPr>
+      </w:pPr>
+      <w:r>
+        <w:rPr>
+          <w:rFonts w:cstheme="minorHAnsi"/>
+          <w:sz w:val="24"/>
+          <w:szCs w:val="24"/>
+        </w:rPr>
+        <w:t xml:space="preserve">1. </w:t>
+      </w:r>
+      <w:r>
+        <w:rPr>
+          <w:rFonts w:cstheme="minorHAnsi"/>
+          <w:sz w:val="24"/>
+          <w:szCs w:val="24"/>
+        </w:rPr>
+        <w:t>Faith grows in wrestling, not retreating</w:t>
+      </w:r>
+      <w:r>
+        <w:rPr>
+          <w:rFonts w:cstheme="minorHAnsi"/>
+          <w:sz w:val="24"/>
+          <w:szCs w:val="24"/>
+        </w:rPr>
+        <w:t xml:space="preserve">: </w:t>
+      </w:r>
+      <w:r>
+        <w:rPr>
+          <w:rFonts w:cstheme="minorHAnsi"/>
+          <w:sz w:val="24"/>
+          <w:szCs w:val="24"/>
+        </w:rPr>
+        <w:t>S</w:t>
+      </w:r>
+      <w:r>
+        <w:rPr>
+          <w:rFonts w:cstheme="minorHAnsi"/>
+          <w:sz w:val="24"/>
+          <w:szCs w:val="24"/>
+        </w:rPr>
+        <w:t>truggles</w:t>
+      </w:r>
+      <w:r>
+        <w:rPr>
+          <w:rFonts w:cstheme="minorHAnsi"/>
+          <w:sz w:val="24"/>
+          <w:szCs w:val="24"/>
+        </w:rPr>
+        <w:t xml:space="preserve"> (not retreating)</w:t>
+      </w:r>
+      <w:r>
+        <w:rPr>
+          <w:rFonts w:cstheme="minorHAnsi"/>
+          <w:sz w:val="24"/>
+          <w:szCs w:val="24"/>
+        </w:rPr>
+        <w:t xml:space="preserve"> </w:t>
+      </w:r>
+      <w:r>
+        <w:rPr>
+          <w:rFonts w:cstheme="minorHAnsi"/>
+          <w:sz w:val="24"/>
+          <w:szCs w:val="24"/>
+        </w:rPr>
+        <w:t xml:space="preserve">give us </w:t>
+      </w:r>
+      <w:r>
+        <w:rPr>
+          <w:rFonts w:cstheme="minorHAnsi"/>
+          <w:sz w:val="24"/>
+          <w:szCs w:val="24"/>
+        </w:rPr>
+        <w:t xml:space="preserve">real </w:t>
+      </w:r>
+      <w:r>
+        <w:rPr>
+          <w:rFonts w:cstheme="minorHAnsi"/>
+          <w:sz w:val="24"/>
+          <w:szCs w:val="24"/>
+        </w:rPr>
+        <w:t>faith</w:t>
+      </w:r>
+      <w:r>
+        <w:rPr>
+          <w:rFonts w:cstheme="minorHAnsi"/>
+          <w:sz w:val="24"/>
+          <w:szCs w:val="24"/>
+        </w:rPr>
+        <w:t>. </w:t>
+      </w:r>
+    </w:p>
+    <w:p>
+      <w:pPr>
+        <w:tabs>
+          <w:tab w:val="left" w:pos="4770"/>
+        </w:tabs>
+        <w:rPr>
+          <w:rFonts w:cstheme="minorHAnsi"/>
+          <w:sz w:val="24"/>
+          <w:szCs w:val="24"/>
+        </w:rPr>
+      </w:pPr>
+      <w:r>
+        <w:rPr>
+          <w:rFonts w:cstheme="minorHAnsi"/>
+          <w:sz w:val="24"/>
+          <w:szCs w:val="24"/>
+        </w:rPr>
+        <w:t xml:space="preserve">2. </w:t>
+      </w:r>
+      <w:r>
+        <w:rPr>
+          <w:rFonts w:cstheme="minorHAnsi"/>
+          <w:sz w:val="24"/>
+          <w:szCs w:val="24"/>
+        </w:rPr>
+        <w:t>Genesis 32:22-31</w:t>
+      </w:r>
+      <w:r>
+        <w:rPr>
+          <w:rFonts w:cstheme="minorHAnsi"/>
+          <w:sz w:val="24"/>
+          <w:szCs w:val="24"/>
+        </w:rPr>
+        <w:t xml:space="preserve"> (</w:t>
+      </w:r>
+      <w:r>
+        <w:rPr>
+          <w:rFonts w:cstheme="minorHAnsi"/>
+          <w:sz w:val="24"/>
+          <w:szCs w:val="24"/>
+        </w:rPr>
+        <w:t>Jacob Wrestles with God</w:t>
+      </w:r>
+      <w:r>
+        <w:rPr>
+          <w:rFonts w:cstheme="minorHAnsi"/>
+          <w:sz w:val="24"/>
+          <w:szCs w:val="24"/>
+        </w:rPr>
+        <w:t>):</w:t>
+      </w:r>
+      <w:r>
+        <w:rPr>
+          <w:rFonts w:cstheme="minorHAnsi"/>
+          <w:sz w:val="24"/>
+          <w:szCs w:val="24"/>
+        </w:rPr>
+        <w:t xml:space="preserve"> </w:t>
+      </w:r>
+      <w:r>
+        <w:rPr>
+          <w:rFonts w:cstheme="minorHAnsi"/>
+          <w:sz w:val="24"/>
+          <w:szCs w:val="24"/>
+        </w:rPr>
+        <w:t>Jacob wrestle</w:t>
+      </w:r>
+      <w:r>
+        <w:rPr>
+          <w:rFonts w:cstheme="minorHAnsi"/>
+          <w:sz w:val="24"/>
+          <w:szCs w:val="24"/>
+        </w:rPr>
+        <w:t>s with God</w:t>
+      </w:r>
+      <w:r>
+        <w:rPr>
+          <w:rFonts w:cstheme="minorHAnsi"/>
+          <w:sz w:val="24"/>
+          <w:szCs w:val="24"/>
+        </w:rPr>
+        <w:t xml:space="preserve"> and</w:t>
+      </w:r>
+      <w:r>
+        <w:rPr>
+          <w:rFonts w:cstheme="minorHAnsi"/>
+          <w:sz w:val="24"/>
+          <w:szCs w:val="24"/>
+        </w:rPr>
+        <w:t xml:space="preserve"> receives a new name Israel, meaning "he struggles with God" or "God strives"), and is blessed. </w:t>
+      </w:r>
+    </w:p>
+    <w:p>
+      <w:pPr>
+        <w:rPr>
+          <w:rFonts w:cstheme="minorHAnsi"/>
+          <w:sz w:val="24"/>
+          <w:szCs w:val="24"/>
+        </w:rPr>
+      </w:pPr>
+      <w:r>
+        <w:rPr>
+          <w:rFonts w:cstheme="minorHAnsi"/>
+          <w:sz w:val="24"/>
+          <w:szCs w:val="24"/>
+        </w:rPr>
+        <w:t>3.</w:t>
+      </w:r>
+      <w:r>
+        <w:rPr>
+          <w:rFonts w:cstheme="minorHAnsi"/>
+          <w:sz w:val="24"/>
+          <w:szCs w:val="24"/>
+        </w:rPr>
+        <w:t xml:space="preserve"> </w:t>
+      </w:r>
+      <w:r>
+        <w:rPr>
+          <w:rFonts w:cstheme="minorHAnsi"/>
+          <w:sz w:val="24"/>
+          <w:szCs w:val="24"/>
+        </w:rPr>
+        <w:t>The fight brings an invitation to honesty</w:t>
+      </w:r>
+      <w:r>
+        <w:rPr>
+          <w:rFonts w:cstheme="minorHAnsi"/>
+          <w:sz w:val="24"/>
+          <w:szCs w:val="24"/>
+        </w:rPr>
+        <w:t xml:space="preserve">: </w:t>
+      </w:r>
+      <w:r>
+        <w:rPr>
+          <w:rFonts w:cstheme="minorHAnsi"/>
+          <w:sz w:val="24"/>
+          <w:szCs w:val="24"/>
+        </w:rPr>
+        <w:t>Jacob wrestles in the dark</w:t>
+      </w:r>
+      <w:r>
+        <w:rPr>
+          <w:rFonts w:cstheme="minorHAnsi"/>
+          <w:sz w:val="24"/>
+          <w:szCs w:val="24"/>
+        </w:rPr>
+        <w:t xml:space="preserve"> and</w:t>
+      </w:r>
+      <w:r>
+        <w:rPr>
+          <w:rFonts w:cstheme="minorHAnsi"/>
+          <w:sz w:val="24"/>
+          <w:szCs w:val="24"/>
+        </w:rPr>
+        <w:t xml:space="preserve"> </w:t>
+      </w:r>
+      <w:r>
+        <w:rPr>
+          <w:rFonts w:cstheme="minorHAnsi"/>
+          <w:sz w:val="24"/>
+          <w:szCs w:val="24"/>
+        </w:rPr>
+        <w:t>foster</w:t>
+      </w:r>
+      <w:r>
+        <w:rPr>
+          <w:rFonts w:cstheme="minorHAnsi"/>
+          <w:sz w:val="24"/>
+          <w:szCs w:val="24"/>
+        </w:rPr>
+        <w:t>s</w:t>
+      </w:r>
+      <w:r>
+        <w:rPr>
+          <w:rFonts w:cstheme="minorHAnsi"/>
+          <w:sz w:val="24"/>
+          <w:szCs w:val="24"/>
+        </w:rPr>
+        <w:t xml:space="preserve"> genuine </w:t>
+      </w:r>
+      <w:r>
+        <w:rPr>
+          <w:rFonts w:cstheme="minorHAnsi"/>
+          <w:sz w:val="24"/>
+          <w:szCs w:val="24"/>
+        </w:rPr>
+        <w:t>faith.</w:t>
+      </w:r>
+      <w:r>
+        <w:rPr>
+          <w:rFonts w:cstheme="minorHAnsi"/>
+          <w:sz w:val="24"/>
+          <w:szCs w:val="24"/>
+        </w:rPr>
+        <w:t> </w:t>
+      </w:r>
+    </w:p>
+    <w:p>
+      <w:pPr>
+        <w:rPr>
+          <w:rFonts w:cstheme="minorHAnsi"/>
+          <w:sz w:val="24"/>
+          <w:szCs w:val="24"/>
+        </w:rPr>
+      </w:pPr>
+      <w:r>
+        <w:rPr>
+          <w:rFonts w:cstheme="minorHAnsi"/>
+          <w:sz w:val="24"/>
+          <w:szCs w:val="24"/>
+        </w:rPr>
+        <w:t xml:space="preserve">4. </w:t>
+      </w:r>
+      <w:r>
+        <w:rPr>
+          <w:rFonts w:cstheme="minorHAnsi"/>
+          <w:sz w:val="24"/>
+          <w:szCs w:val="24"/>
+        </w:rPr>
+        <w:t>Genesis 32:25</w:t>
+      </w:r>
+      <w:r>
+        <w:rPr>
+          <w:rFonts w:cstheme="minorHAnsi"/>
+          <w:sz w:val="24"/>
+          <w:szCs w:val="24"/>
+        </w:rPr>
+        <w:t xml:space="preserve">: </w:t>
+      </w:r>
+      <w:r>
+        <w:rPr>
+          <w:rFonts w:cstheme="minorHAnsi"/>
+          <w:sz w:val="24"/>
+          <w:szCs w:val="24"/>
+        </w:rPr>
+        <w:t>Jacob gets strength from God instead of his own strength.</w:t>
+      </w:r>
+    </w:p>
+    <w:p>
+      <w:pPr>
+        <w:rPr>
+          <w:rFonts w:cstheme="minorHAnsi"/>
+          <w:sz w:val="24"/>
+          <w:szCs w:val="24"/>
+        </w:rPr>
+      </w:pPr>
+      <w:r>
+        <w:rPr>
+          <w:rFonts w:cstheme="minorHAnsi"/>
+          <w:sz w:val="24"/>
+          <w:szCs w:val="24"/>
+        </w:rPr>
+        <w:t xml:space="preserve">5. </w:t>
+      </w:r>
+      <w:r>
+        <w:rPr>
+          <w:rFonts w:cstheme="minorHAnsi"/>
+          <w:sz w:val="24"/>
+          <w:szCs w:val="24"/>
+        </w:rPr>
+        <w:t>The fight brings a limp of blessing</w:t>
+      </w:r>
+      <w:r>
+        <w:rPr>
+          <w:rFonts w:cstheme="minorHAnsi"/>
+          <w:sz w:val="24"/>
+          <w:szCs w:val="24"/>
+        </w:rPr>
+        <w:t xml:space="preserve">: </w:t>
+      </w:r>
+      <w:r>
+        <w:rPr>
+          <w:rFonts w:cstheme="minorHAnsi"/>
+          <w:sz w:val="24"/>
+          <w:szCs w:val="24"/>
+        </w:rPr>
+        <w:t xml:space="preserve"> Both </w:t>
+      </w:r>
+      <w:r>
+        <w:rPr>
+          <w:rFonts w:cstheme="minorHAnsi"/>
+          <w:sz w:val="24"/>
+          <w:szCs w:val="24"/>
+        </w:rPr>
+        <w:t xml:space="preserve">God </w:t>
+      </w:r>
+      <w:r>
+        <w:rPr>
+          <w:rFonts w:cstheme="minorHAnsi"/>
+          <w:sz w:val="24"/>
+          <w:szCs w:val="24"/>
+        </w:rPr>
+        <w:t xml:space="preserve">and </w:t>
+      </w:r>
+      <w:r>
+        <w:rPr>
+          <w:rFonts w:cstheme="minorHAnsi"/>
+          <w:sz w:val="24"/>
+          <w:szCs w:val="24"/>
+        </w:rPr>
+        <w:t xml:space="preserve">Jacob </w:t>
+      </w:r>
+      <w:r>
+        <w:rPr>
+          <w:rFonts w:cstheme="minorHAnsi"/>
+          <w:sz w:val="24"/>
+          <w:szCs w:val="24"/>
+        </w:rPr>
+        <w:t>have</w:t>
+      </w:r>
+      <w:r>
+        <w:rPr>
+          <w:rFonts w:cstheme="minorHAnsi"/>
+          <w:sz w:val="24"/>
+          <w:szCs w:val="24"/>
+        </w:rPr>
+        <w:t xml:space="preserve"> plan</w:t>
+      </w:r>
+      <w:r>
+        <w:rPr>
+          <w:rFonts w:cstheme="minorHAnsi"/>
+          <w:sz w:val="24"/>
+          <w:szCs w:val="24"/>
+        </w:rPr>
+        <w:t>s</w:t>
+      </w:r>
+      <w:r>
+        <w:rPr>
+          <w:rFonts w:cstheme="minorHAnsi"/>
+          <w:sz w:val="24"/>
+          <w:szCs w:val="24"/>
+        </w:rPr>
+        <w:t>. Jacob is limp</w:t>
+      </w:r>
+      <w:r>
+        <w:rPr>
+          <w:rFonts w:cstheme="minorHAnsi"/>
+          <w:sz w:val="24"/>
+          <w:szCs w:val="24"/>
+        </w:rPr>
+        <w:t xml:space="preserve"> and transforms into new name Isarael.</w:t>
+      </w:r>
+    </w:p>
+    <w:p>
+      <w:pPr>
+        <w:rPr>
+          <w:rFonts w:cstheme="minorHAnsi"/>
+          <w:sz w:val="24"/>
+          <w:szCs w:val="24"/>
+        </w:rPr>
+      </w:pPr>
+      <w:r>
+        <w:rPr>
+          <w:rFonts w:cstheme="minorHAnsi"/>
+          <w:sz w:val="24"/>
+          <w:szCs w:val="24"/>
+        </w:rPr>
+        <w:t xml:space="preserve">6. </w:t>
+      </w:r>
+      <w:r>
+        <w:rPr>
+          <w:rFonts w:cstheme="minorHAnsi"/>
+          <w:sz w:val="24"/>
+          <w:szCs w:val="24"/>
+        </w:rPr>
+        <w:t>The fight brings a change of identity</w:t>
+      </w:r>
+    </w:p>
+    <w:p>
+      <w:pPr>
+        <w:rPr>
+          <w:rFonts w:cstheme="minorHAnsi"/>
+          <w:sz w:val="24"/>
+          <w:szCs w:val="24"/>
+        </w:rPr>
+      </w:pPr>
+      <w:r>
+        <w:rPr>
+          <w:rFonts w:cstheme="minorHAnsi"/>
+          <w:sz w:val="24"/>
+          <w:szCs w:val="24"/>
+        </w:rPr>
+        <w:t>7.</w:t>
+      </w:r>
+      <w:r>
+        <w:rPr>
+          <w:rFonts w:cstheme="minorHAnsi"/>
+          <w:sz w:val="24"/>
+          <w:szCs w:val="24"/>
+        </w:rPr>
+        <w:t xml:space="preserve"> Genesis 32:28</w:t>
+      </w:r>
+      <w:r>
+        <w:rPr>
+          <w:rFonts w:cstheme="minorHAnsi"/>
+          <w:sz w:val="24"/>
+          <w:szCs w:val="24"/>
+        </w:rPr>
+        <w:t>:</w:t>
+      </w:r>
+      <w:r>
+        <w:rPr>
+          <w:rFonts w:cstheme="minorHAnsi"/>
+          <w:sz w:val="24"/>
+          <w:szCs w:val="24"/>
+        </w:rPr>
+        <w:t xml:space="preserve"> God transform</w:t>
+      </w:r>
+      <w:r>
+        <w:rPr>
+          <w:rFonts w:cstheme="minorHAnsi"/>
+          <w:sz w:val="24"/>
+          <w:szCs w:val="24"/>
+        </w:rPr>
+        <w:t>s</w:t>
+      </w:r>
+      <w:r>
+        <w:rPr>
+          <w:rFonts w:cstheme="minorHAnsi"/>
+          <w:sz w:val="24"/>
+          <w:szCs w:val="24"/>
+        </w:rPr>
+        <w:t xml:space="preserve"> Jacob</w:t>
+      </w:r>
+      <w:r>
+        <w:rPr>
+          <w:rFonts w:cstheme="minorHAnsi"/>
+          <w:sz w:val="24"/>
+          <w:szCs w:val="24"/>
+        </w:rPr>
+        <w:t xml:space="preserve"> </w:t>
+      </w:r>
+      <w:r>
+        <w:rPr>
+          <w:rFonts w:cstheme="minorHAnsi"/>
+          <w:sz w:val="24"/>
+          <w:szCs w:val="24"/>
+        </w:rPr>
+        <w:t xml:space="preserve">name to </w:t>
+      </w:r>
+      <w:r>
+        <w:rPr>
+          <w:rFonts w:cstheme="minorHAnsi"/>
+          <w:sz w:val="24"/>
+          <w:szCs w:val="24"/>
+        </w:rPr>
+        <w:t>Israel</w:t>
+      </w:r>
+      <w:r>
+        <w:rPr>
+          <w:rFonts w:cstheme="minorHAnsi"/>
+          <w:sz w:val="24"/>
+          <w:szCs w:val="24"/>
+        </w:rPr>
+        <w:t xml:space="preserve"> (one who strives with God).</w:t>
+      </w:r>
+    </w:p>
+    <w:p>
+      <w:pPr>
+        <w:rPr>
+          <w:rFonts w:cstheme="minorHAnsi"/>
+          <w:sz w:val="24"/>
+          <w:szCs w:val="24"/>
+        </w:rPr>
+      </w:pPr>
+    </w:p>
+    <w:p>
+      <w:pPr>
+        <w:rPr>
+          <w:rFonts w:cstheme="minorHAnsi"/>
+          <w:sz w:val="24"/>
+          <w:szCs w:val="24"/>
+        </w:rPr>
+      </w:pPr>
+    </w:p>
+    <w:p>
+      <w:pPr>
+        <w:rPr>
+          <w:rFonts w:cstheme="minorHAnsi"/>
+          <w:sz w:val="24"/>
+          <w:szCs w:val="24"/>
+        </w:rPr>
+      </w:pPr>
+    </w:p>
+    <w:p>
+      <w:pPr>
+        <w:rPr>
+          <w:rFonts w:cstheme="minorHAnsi"/>
+          <w:sz w:val="24"/>
+          <w:szCs w:val="24"/>
+        </w:rPr>
+      </w:pPr>
+    </w:p>
+    <w:p>
+      <w:pPr>
+        <w:rPr>
+          <w:rFonts w:cstheme="minorHAnsi"/>
+          <w:sz w:val="24"/>
+          <w:szCs w:val="24"/>
+        </w:rPr>
+      </w:pPr>
     </w:p>
     <w:sectPr>
-      <w:footerReference w:type="default" r:id="rId30"/>
+      <w:footerReference w:type="default" r:id="rId38"/>
       <w:pgSz w:w="12240" w:h="15840"/>
       <w:pgMar w:top="1440" w:right="1440" w:bottom="1530" w:left="1440" w:header="0" w:footer="720" w:gutter="0"/>
       <w:cols w:space="720"/>
@@ -5088,6 +8055,304 @@
     </w:lvl>
   </w:abstractNum>
   <w:abstractNum w:abstractNumId="16" w15:restartNumberingAfterBreak="0">
+    <w:nsid w:val="1BEC6855"/>
+    <w:multiLevelType w:val="multilevel"/>
+    <w:tmpl w:val="A46C74AA"/>
+    <w:lvl w:ilvl="0">
+      <w:start w:val="1"/>
+      <w:numFmt w:val="bullet"/>
+      <w:lvlText w:val=""/>
+      <w:lvlJc w:val="left"/>
+      <w:pPr>
+        <w:tabs>
+          <w:tab w:val="num" w:pos="720"/>
+        </w:tabs>
+        <w:ind w:left="720" w:hanging="360"/>
+      </w:pPr>
+      <w:rPr>
+        <w:rFonts w:ascii="Symbol" w:hAnsi="Symbol" w:hint="default"/>
+        <w:sz w:val="20"/>
+      </w:rPr>
+    </w:lvl>
+    <w:lvl w:ilvl="1" w:tentative="1">
+      <w:start w:val="1"/>
+      <w:numFmt w:val="bullet"/>
+      <w:lvlText w:val="o"/>
+      <w:lvlJc w:val="left"/>
+      <w:pPr>
+        <w:tabs>
+          <w:tab w:val="num" w:pos="1440"/>
+        </w:tabs>
+        <w:ind w:left="1440" w:hanging="360"/>
+      </w:pPr>
+      <w:rPr>
+        <w:rFonts w:ascii="Courier New" w:hAnsi="Courier New" w:hint="default"/>
+        <w:sz w:val="20"/>
+      </w:rPr>
+    </w:lvl>
+    <w:lvl w:ilvl="2" w:tentative="1">
+      <w:start w:val="1"/>
+      <w:numFmt w:val="bullet"/>
+      <w:lvlText w:val=""/>
+      <w:lvlJc w:val="left"/>
+      <w:pPr>
+        <w:tabs>
+          <w:tab w:val="num" w:pos="2160"/>
+        </w:tabs>
+        <w:ind w:left="2160" w:hanging="360"/>
+      </w:pPr>
+      <w:rPr>
+        <w:rFonts w:ascii="Wingdings" w:hAnsi="Wingdings" w:hint="default"/>
+        <w:sz w:val="20"/>
+      </w:rPr>
+    </w:lvl>
+    <w:lvl w:ilvl="3" w:tentative="1">
+      <w:start w:val="1"/>
+      <w:numFmt w:val="bullet"/>
+      <w:lvlText w:val=""/>
+      <w:lvlJc w:val="left"/>
+      <w:pPr>
+        <w:tabs>
+          <w:tab w:val="num" w:pos="2880"/>
+        </w:tabs>
+        <w:ind w:left="2880" w:hanging="360"/>
+      </w:pPr>
+      <w:rPr>
+        <w:rFonts w:ascii="Wingdings" w:hAnsi="Wingdings" w:hint="default"/>
+        <w:sz w:val="20"/>
+      </w:rPr>
+    </w:lvl>
+    <w:lvl w:ilvl="4" w:tentative="1">
+      <w:start w:val="1"/>
+      <w:numFmt w:val="bullet"/>
+      <w:lvlText w:val=""/>
+      <w:lvlJc w:val="left"/>
+      <w:pPr>
+        <w:tabs>
+          <w:tab w:val="num" w:pos="3600"/>
+        </w:tabs>
+        <w:ind w:left="3600" w:hanging="360"/>
+      </w:pPr>
+      <w:rPr>
+        <w:rFonts w:ascii="Wingdings" w:hAnsi="Wingdings" w:hint="default"/>
+        <w:sz w:val="20"/>
+      </w:rPr>
+    </w:lvl>
+    <w:lvl w:ilvl="5" w:tentative="1">
+      <w:start w:val="1"/>
+      <w:numFmt w:val="bullet"/>
+      <w:lvlText w:val=""/>
+      <w:lvlJc w:val="left"/>
+      <w:pPr>
+        <w:tabs>
+          <w:tab w:val="num" w:pos="4320"/>
+        </w:tabs>
+        <w:ind w:left="4320" w:hanging="360"/>
+      </w:pPr>
+      <w:rPr>
+        <w:rFonts w:ascii="Wingdings" w:hAnsi="Wingdings" w:hint="default"/>
+        <w:sz w:val="20"/>
+      </w:rPr>
+    </w:lvl>
+    <w:lvl w:ilvl="6" w:tentative="1">
+      <w:start w:val="1"/>
+      <w:numFmt w:val="bullet"/>
+      <w:lvlText w:val=""/>
+      <w:lvlJc w:val="left"/>
+      <w:pPr>
+        <w:tabs>
+          <w:tab w:val="num" w:pos="5040"/>
+        </w:tabs>
+        <w:ind w:left="5040" w:hanging="360"/>
+      </w:pPr>
+      <w:rPr>
+        <w:rFonts w:ascii="Wingdings" w:hAnsi="Wingdings" w:hint="default"/>
+        <w:sz w:val="20"/>
+      </w:rPr>
+    </w:lvl>
+    <w:lvl w:ilvl="7" w:tentative="1">
+      <w:start w:val="1"/>
+      <w:numFmt w:val="bullet"/>
+      <w:lvlText w:val=""/>
+      <w:lvlJc w:val="left"/>
+      <w:pPr>
+        <w:tabs>
+          <w:tab w:val="num" w:pos="5760"/>
+        </w:tabs>
+        <w:ind w:left="5760" w:hanging="360"/>
+      </w:pPr>
+      <w:rPr>
+        <w:rFonts w:ascii="Wingdings" w:hAnsi="Wingdings" w:hint="default"/>
+        <w:sz w:val="20"/>
+      </w:rPr>
+    </w:lvl>
+    <w:lvl w:ilvl="8" w:tentative="1">
+      <w:start w:val="1"/>
+      <w:numFmt w:val="bullet"/>
+      <w:lvlText w:val=""/>
+      <w:lvlJc w:val="left"/>
+      <w:pPr>
+        <w:tabs>
+          <w:tab w:val="num" w:pos="6480"/>
+        </w:tabs>
+        <w:ind w:left="6480" w:hanging="360"/>
+      </w:pPr>
+      <w:rPr>
+        <w:rFonts w:ascii="Wingdings" w:hAnsi="Wingdings" w:hint="default"/>
+        <w:sz w:val="20"/>
+      </w:rPr>
+    </w:lvl>
+  </w:abstractNum>
+  <w:abstractNum w:abstractNumId="17" w15:restartNumberingAfterBreak="0">
+    <w:nsid w:val="1C965F6F"/>
+    <w:multiLevelType w:val="multilevel"/>
+    <w:tmpl w:val="01D45980"/>
+    <w:lvl w:ilvl="0">
+      <w:start w:val="1"/>
+      <w:numFmt w:val="bullet"/>
+      <w:lvlText w:val=""/>
+      <w:lvlJc w:val="left"/>
+      <w:pPr>
+        <w:tabs>
+          <w:tab w:val="num" w:pos="720"/>
+        </w:tabs>
+        <w:ind w:left="720" w:hanging="360"/>
+      </w:pPr>
+      <w:rPr>
+        <w:rFonts w:ascii="Symbol" w:hAnsi="Symbol" w:hint="default"/>
+        <w:sz w:val="20"/>
+      </w:rPr>
+    </w:lvl>
+    <w:lvl w:ilvl="1" w:tentative="1">
+      <w:start w:val="1"/>
+      <w:numFmt w:val="bullet"/>
+      <w:lvlText w:val="o"/>
+      <w:lvlJc w:val="left"/>
+      <w:pPr>
+        <w:tabs>
+          <w:tab w:val="num" w:pos="1440"/>
+        </w:tabs>
+        <w:ind w:left="1440" w:hanging="360"/>
+      </w:pPr>
+      <w:rPr>
+        <w:rFonts w:ascii="Courier New" w:hAnsi="Courier New" w:hint="default"/>
+        <w:sz w:val="20"/>
+      </w:rPr>
+    </w:lvl>
+    <w:lvl w:ilvl="2" w:tentative="1">
+      <w:start w:val="1"/>
+      <w:numFmt w:val="bullet"/>
+      <w:lvlText w:val=""/>
+      <w:lvlJc w:val="left"/>
+      <w:pPr>
+        <w:tabs>
+          <w:tab w:val="num" w:pos="2160"/>
+        </w:tabs>
+        <w:ind w:left="2160" w:hanging="360"/>
+      </w:pPr>
+      <w:rPr>
+        <w:rFonts w:ascii="Wingdings" w:hAnsi="Wingdings" w:hint="default"/>
+        <w:sz w:val="20"/>
+      </w:rPr>
+    </w:lvl>
+    <w:lvl w:ilvl="3" w:tentative="1">
+      <w:start w:val="1"/>
+      <w:numFmt w:val="bullet"/>
+      <w:lvlText w:val=""/>
+      <w:lvlJc w:val="left"/>
+      <w:pPr>
+        <w:tabs>
+          <w:tab w:val="num" w:pos="2880"/>
+        </w:tabs>
+        <w:ind w:left="2880" w:hanging="360"/>
+      </w:pPr>
+      <w:rPr>
+        <w:rFonts w:ascii="Wingdings" w:hAnsi="Wingdings" w:hint="default"/>
+        <w:sz w:val="20"/>
+      </w:rPr>
+    </w:lvl>
+    <w:lvl w:ilvl="4" w:tentative="1">
+      <w:start w:val="1"/>
+      <w:numFmt w:val="bullet"/>
+      <w:lvlText w:val=""/>
+      <w:lvlJc w:val="left"/>
+      <w:pPr>
+        <w:tabs>
+          <w:tab w:val="num" w:pos="3600"/>
+        </w:tabs>
+        <w:ind w:left="3600" w:hanging="360"/>
+      </w:pPr>
+      <w:rPr>
+        <w:rFonts w:ascii="Wingdings" w:hAnsi="Wingdings" w:hint="default"/>
+        <w:sz w:val="20"/>
+      </w:rPr>
+    </w:lvl>
+    <w:lvl w:ilvl="5" w:tentative="1">
+      <w:start w:val="1"/>
+      <w:numFmt w:val="bullet"/>
+      <w:lvlText w:val=""/>
+      <w:lvlJc w:val="left"/>
+      <w:pPr>
+        <w:tabs>
+          <w:tab w:val="num" w:pos="4320"/>
+        </w:tabs>
+        <w:ind w:left="4320" w:hanging="360"/>
+      </w:pPr>
+      <w:rPr>
+        <w:rFonts w:ascii="Wingdings" w:hAnsi="Wingdings" w:hint="default"/>
+        <w:sz w:val="20"/>
+      </w:rPr>
+    </w:lvl>
+    <w:lvl w:ilvl="6" w:tentative="1">
+      <w:start w:val="1"/>
+      <w:numFmt w:val="bullet"/>
+      <w:lvlText w:val=""/>
+      <w:lvlJc w:val="left"/>
+      <w:pPr>
+        <w:tabs>
+          <w:tab w:val="num" w:pos="5040"/>
+        </w:tabs>
+        <w:ind w:left="5040" w:hanging="360"/>
+      </w:pPr>
+      <w:rPr>
+        <w:rFonts w:ascii="Wingdings" w:hAnsi="Wingdings" w:hint="default"/>
+        <w:sz w:val="20"/>
+      </w:rPr>
+    </w:lvl>
+    <w:lvl w:ilvl="7" w:tentative="1">
+      <w:start w:val="1"/>
+      <w:numFmt w:val="bullet"/>
+      <w:lvlText w:val=""/>
+      <w:lvlJc w:val="left"/>
+      <w:pPr>
+        <w:tabs>
+          <w:tab w:val="num" w:pos="5760"/>
+        </w:tabs>
+        <w:ind w:left="5760" w:hanging="360"/>
+      </w:pPr>
+      <w:rPr>
+        <w:rFonts w:ascii="Wingdings" w:hAnsi="Wingdings" w:hint="default"/>
+        <w:sz w:val="20"/>
+      </w:rPr>
+    </w:lvl>
+    <w:lvl w:ilvl="8" w:tentative="1">
+      <w:start w:val="1"/>
+      <w:numFmt w:val="bullet"/>
+      <w:lvlText w:val=""/>
+      <w:lvlJc w:val="left"/>
+      <w:pPr>
+        <w:tabs>
+          <w:tab w:val="num" w:pos="6480"/>
+        </w:tabs>
+        <w:ind w:left="6480" w:hanging="360"/>
+      </w:pPr>
+      <w:rPr>
+        <w:rFonts w:ascii="Wingdings" w:hAnsi="Wingdings" w:hint="default"/>
+        <w:sz w:val="20"/>
+      </w:rPr>
+    </w:lvl>
+  </w:abstractNum>
+  <w:abstractNum w:abstractNumId="18" w15:restartNumberingAfterBreak="0">
     <w:nsid w:val="1E8A45E7"/>
     <w:multiLevelType w:val="multilevel"/>
     <w:tmpl w:val="DCC287E2"/>
@@ -5236,7 +8501,7 @@
       </w:rPr>
     </w:lvl>
   </w:abstractNum>
-  <w:abstractNum w:abstractNumId="17" w15:restartNumberingAfterBreak="0">
+  <w:abstractNum w:abstractNumId="19" w15:restartNumberingAfterBreak="0">
     <w:nsid w:val="1EB5382F"/>
     <w:multiLevelType w:val="multilevel"/>
     <w:tmpl w:val="3B84C206"/>
@@ -5385,7 +8650,7 @@
       </w:rPr>
     </w:lvl>
   </w:abstractNum>
-  <w:abstractNum w:abstractNumId="18" w15:restartNumberingAfterBreak="0">
+  <w:abstractNum w:abstractNumId="20" w15:restartNumberingAfterBreak="0">
     <w:nsid w:val="203139C0"/>
     <w:multiLevelType w:val="multilevel"/>
     <w:tmpl w:val="70FE5D36"/>
@@ -5534,7 +8799,7 @@
       </w:rPr>
     </w:lvl>
   </w:abstractNum>
-  <w:abstractNum w:abstractNumId="19" w15:restartNumberingAfterBreak="0">
+  <w:abstractNum w:abstractNumId="21" w15:restartNumberingAfterBreak="0">
     <w:nsid w:val="203705AD"/>
     <w:multiLevelType w:val="multilevel"/>
     <w:tmpl w:val="C84C9C9A"/>
@@ -5683,7 +8948,7 @@
       </w:rPr>
     </w:lvl>
   </w:abstractNum>
-  <w:abstractNum w:abstractNumId="20" w15:restartNumberingAfterBreak="0">
+  <w:abstractNum w:abstractNumId="22" w15:restartNumberingAfterBreak="0">
     <w:nsid w:val="20395BEE"/>
     <w:multiLevelType w:val="multilevel"/>
     <w:tmpl w:val="23EEB24C"/>
@@ -5832,7 +9097,7 @@
       </w:rPr>
     </w:lvl>
   </w:abstractNum>
-  <w:abstractNum w:abstractNumId="21" w15:restartNumberingAfterBreak="0">
+  <w:abstractNum w:abstractNumId="23" w15:restartNumberingAfterBreak="0">
     <w:nsid w:val="209E1278"/>
     <w:multiLevelType w:val="multilevel"/>
     <w:tmpl w:val="62B29FA6"/>
@@ -5981,7 +9246,7 @@
       </w:rPr>
     </w:lvl>
   </w:abstractNum>
-  <w:abstractNum w:abstractNumId="22" w15:restartNumberingAfterBreak="0">
+  <w:abstractNum w:abstractNumId="24" w15:restartNumberingAfterBreak="0">
     <w:nsid w:val="20D675A7"/>
     <w:multiLevelType w:val="multilevel"/>
     <w:tmpl w:val="CD0CD3C6"/>
@@ -6130,7 +9395,156 @@
       </w:rPr>
     </w:lvl>
   </w:abstractNum>
-  <w:abstractNum w:abstractNumId="23" w15:restartNumberingAfterBreak="0">
+  <w:abstractNum w:abstractNumId="25" w15:restartNumberingAfterBreak="0">
+    <w:nsid w:val="210567A8"/>
+    <w:multiLevelType w:val="multilevel"/>
+    <w:tmpl w:val="DDB85AD8"/>
+    <w:lvl w:ilvl="0">
+      <w:start w:val="1"/>
+      <w:numFmt w:val="bullet"/>
+      <w:lvlText w:val=""/>
+      <w:lvlJc w:val="left"/>
+      <w:pPr>
+        <w:tabs>
+          <w:tab w:val="num" w:pos="720"/>
+        </w:tabs>
+        <w:ind w:left="720" w:hanging="360"/>
+      </w:pPr>
+      <w:rPr>
+        <w:rFonts w:ascii="Symbol" w:hAnsi="Symbol" w:hint="default"/>
+        <w:sz w:val="20"/>
+      </w:rPr>
+    </w:lvl>
+    <w:lvl w:ilvl="1" w:tentative="1">
+      <w:start w:val="1"/>
+      <w:numFmt w:val="bullet"/>
+      <w:lvlText w:val="o"/>
+      <w:lvlJc w:val="left"/>
+      <w:pPr>
+        <w:tabs>
+          <w:tab w:val="num" w:pos="1440"/>
+        </w:tabs>
+        <w:ind w:left="1440" w:hanging="360"/>
+      </w:pPr>
+      <w:rPr>
+        <w:rFonts w:ascii="Courier New" w:hAnsi="Courier New" w:hint="default"/>
+        <w:sz w:val="20"/>
+      </w:rPr>
+    </w:lvl>
+    <w:lvl w:ilvl="2" w:tentative="1">
+      <w:start w:val="1"/>
+      <w:numFmt w:val="bullet"/>
+      <w:lvlText w:val=""/>
+      <w:lvlJc w:val="left"/>
+      <w:pPr>
+        <w:tabs>
+          <w:tab w:val="num" w:pos="2160"/>
+        </w:tabs>
+        <w:ind w:left="2160" w:hanging="360"/>
+      </w:pPr>
+      <w:rPr>
+        <w:rFonts w:ascii="Wingdings" w:hAnsi="Wingdings" w:hint="default"/>
+        <w:sz w:val="20"/>
+      </w:rPr>
+    </w:lvl>
+    <w:lvl w:ilvl="3" w:tentative="1">
+      <w:start w:val="1"/>
+      <w:numFmt w:val="bullet"/>
+      <w:lvlText w:val=""/>
+      <w:lvlJc w:val="left"/>
+      <w:pPr>
+        <w:tabs>
+          <w:tab w:val="num" w:pos="2880"/>
+        </w:tabs>
+        <w:ind w:left="2880" w:hanging="360"/>
+      </w:pPr>
+      <w:rPr>
+        <w:rFonts w:ascii="Wingdings" w:hAnsi="Wingdings" w:hint="default"/>
+        <w:sz w:val="20"/>
+      </w:rPr>
+    </w:lvl>
+    <w:lvl w:ilvl="4" w:tentative="1">
+      <w:start w:val="1"/>
+      <w:numFmt w:val="bullet"/>
+      <w:lvlText w:val=""/>
+      <w:lvlJc w:val="left"/>
+      <w:pPr>
+        <w:tabs>
+          <w:tab w:val="num" w:pos="3600"/>
+        </w:tabs>
+        <w:ind w:left="3600" w:hanging="360"/>
+      </w:pPr>
+      <w:rPr>
+        <w:rFonts w:ascii="Wingdings" w:hAnsi="Wingdings" w:hint="default"/>
+        <w:sz w:val="20"/>
+      </w:rPr>
+    </w:lvl>
+    <w:lvl w:ilvl="5" w:tentative="1">
+      <w:start w:val="1"/>
+      <w:numFmt w:val="bullet"/>
+      <w:lvlText w:val=""/>
+      <w:lvlJc w:val="left"/>
+      <w:pPr>
+        <w:tabs>
+          <w:tab w:val="num" w:pos="4320"/>
+        </w:tabs>
+        <w:ind w:left="4320" w:hanging="360"/>
+      </w:pPr>
+      <w:rPr>
+        <w:rFonts w:ascii="Wingdings" w:hAnsi="Wingdings" w:hint="default"/>
+        <w:sz w:val="20"/>
+      </w:rPr>
+    </w:lvl>
+    <w:lvl w:ilvl="6" w:tentative="1">
+      <w:start w:val="1"/>
+      <w:numFmt w:val="bullet"/>
+      <w:lvlText w:val=""/>
+      <w:lvlJc w:val="left"/>
+      <w:pPr>
+        <w:tabs>
+          <w:tab w:val="num" w:pos="5040"/>
+        </w:tabs>
+        <w:ind w:left="5040" w:hanging="360"/>
+      </w:pPr>
+      <w:rPr>
+        <w:rFonts w:ascii="Wingdings" w:hAnsi="Wingdings" w:hint="default"/>
+        <w:sz w:val="20"/>
+      </w:rPr>
+    </w:lvl>
+    <w:lvl w:ilvl="7" w:tentative="1">
+      <w:start w:val="1"/>
+      <w:numFmt w:val="bullet"/>
+      <w:lvlText w:val=""/>
+      <w:lvlJc w:val="left"/>
+      <w:pPr>
+        <w:tabs>
+          <w:tab w:val="num" w:pos="5760"/>
+        </w:tabs>
+        <w:ind w:left="5760" w:hanging="360"/>
+      </w:pPr>
+      <w:rPr>
+        <w:rFonts w:ascii="Wingdings" w:hAnsi="Wingdings" w:hint="default"/>
+        <w:sz w:val="20"/>
+      </w:rPr>
+    </w:lvl>
+    <w:lvl w:ilvl="8" w:tentative="1">
+      <w:start w:val="1"/>
+      <w:numFmt w:val="bullet"/>
+      <w:lvlText w:val=""/>
+      <w:lvlJc w:val="left"/>
+      <w:pPr>
+        <w:tabs>
+          <w:tab w:val="num" w:pos="6480"/>
+        </w:tabs>
+        <w:ind w:left="6480" w:hanging="360"/>
+      </w:pPr>
+      <w:rPr>
+        <w:rFonts w:ascii="Wingdings" w:hAnsi="Wingdings" w:hint="default"/>
+        <w:sz w:val="20"/>
+      </w:rPr>
+    </w:lvl>
+  </w:abstractNum>
+  <w:abstractNum w:abstractNumId="26" w15:restartNumberingAfterBreak="0">
     <w:nsid w:val="22A00D4E"/>
     <w:multiLevelType w:val="multilevel"/>
     <w:tmpl w:val="3FC0F3E2"/>
@@ -6279,7 +9693,7 @@
       </w:rPr>
     </w:lvl>
   </w:abstractNum>
-  <w:abstractNum w:abstractNumId="24" w15:restartNumberingAfterBreak="0">
+  <w:abstractNum w:abstractNumId="27" w15:restartNumberingAfterBreak="0">
     <w:nsid w:val="26E37D4A"/>
     <w:multiLevelType w:val="multilevel"/>
     <w:tmpl w:val="C1B6D482"/>
@@ -6428,7 +9842,7 @@
       </w:rPr>
     </w:lvl>
   </w:abstractNum>
-  <w:abstractNum w:abstractNumId="25" w15:restartNumberingAfterBreak="0">
+  <w:abstractNum w:abstractNumId="28" w15:restartNumberingAfterBreak="0">
     <w:nsid w:val="27176457"/>
     <w:multiLevelType w:val="multilevel"/>
     <w:tmpl w:val="7006F21A"/>
@@ -6577,7 +9991,7 @@
       </w:rPr>
     </w:lvl>
   </w:abstractNum>
-  <w:abstractNum w:abstractNumId="26" w15:restartNumberingAfterBreak="0">
+  <w:abstractNum w:abstractNumId="29" w15:restartNumberingAfterBreak="0">
     <w:nsid w:val="276804D0"/>
     <w:multiLevelType w:val="multilevel"/>
     <w:tmpl w:val="B740A53A"/>
@@ -6726,7 +10140,156 @@
       </w:rPr>
     </w:lvl>
   </w:abstractNum>
-  <w:abstractNum w:abstractNumId="27" w15:restartNumberingAfterBreak="0">
+  <w:abstractNum w:abstractNumId="30" w15:restartNumberingAfterBreak="0">
+    <w:nsid w:val="276E4E4F"/>
+    <w:multiLevelType w:val="multilevel"/>
+    <w:tmpl w:val="0A9A01F0"/>
+    <w:lvl w:ilvl="0">
+      <w:start w:val="1"/>
+      <w:numFmt w:val="bullet"/>
+      <w:lvlText w:val=""/>
+      <w:lvlJc w:val="left"/>
+      <w:pPr>
+        <w:tabs>
+          <w:tab w:val="num" w:pos="720"/>
+        </w:tabs>
+        <w:ind w:left="720" w:hanging="360"/>
+      </w:pPr>
+      <w:rPr>
+        <w:rFonts w:ascii="Symbol" w:hAnsi="Symbol" w:hint="default"/>
+        <w:sz w:val="20"/>
+      </w:rPr>
+    </w:lvl>
+    <w:lvl w:ilvl="1" w:tentative="1">
+      <w:start w:val="1"/>
+      <w:numFmt w:val="bullet"/>
+      <w:lvlText w:val="o"/>
+      <w:lvlJc w:val="left"/>
+      <w:pPr>
+        <w:tabs>
+          <w:tab w:val="num" w:pos="1440"/>
+        </w:tabs>
+        <w:ind w:left="1440" w:hanging="360"/>
+      </w:pPr>
+      <w:rPr>
+        <w:rFonts w:ascii="Courier New" w:hAnsi="Courier New" w:hint="default"/>
+        <w:sz w:val="20"/>
+      </w:rPr>
+    </w:lvl>
+    <w:lvl w:ilvl="2" w:tentative="1">
+      <w:start w:val="1"/>
+      <w:numFmt w:val="bullet"/>
+      <w:lvlText w:val=""/>
+      <w:lvlJc w:val="left"/>
+      <w:pPr>
+        <w:tabs>
+          <w:tab w:val="num" w:pos="2160"/>
+        </w:tabs>
+        <w:ind w:left="2160" w:hanging="360"/>
+      </w:pPr>
+      <w:rPr>
+        <w:rFonts w:ascii="Wingdings" w:hAnsi="Wingdings" w:hint="default"/>
+        <w:sz w:val="20"/>
+      </w:rPr>
+    </w:lvl>
+    <w:lvl w:ilvl="3" w:tentative="1">
+      <w:start w:val="1"/>
+      <w:numFmt w:val="bullet"/>
+      <w:lvlText w:val=""/>
+      <w:lvlJc w:val="left"/>
+      <w:pPr>
+        <w:tabs>
+          <w:tab w:val="num" w:pos="2880"/>
+        </w:tabs>
+        <w:ind w:left="2880" w:hanging="360"/>
+      </w:pPr>
+      <w:rPr>
+        <w:rFonts w:ascii="Wingdings" w:hAnsi="Wingdings" w:hint="default"/>
+        <w:sz w:val="20"/>
+      </w:rPr>
+    </w:lvl>
+    <w:lvl w:ilvl="4" w:tentative="1">
+      <w:start w:val="1"/>
+      <w:numFmt w:val="bullet"/>
+      <w:lvlText w:val=""/>
+      <w:lvlJc w:val="left"/>
+      <w:pPr>
+        <w:tabs>
+          <w:tab w:val="num" w:pos="3600"/>
+        </w:tabs>
+        <w:ind w:left="3600" w:hanging="360"/>
+      </w:pPr>
+      <w:rPr>
+        <w:rFonts w:ascii="Wingdings" w:hAnsi="Wingdings" w:hint="default"/>
+        <w:sz w:val="20"/>
+      </w:rPr>
+    </w:lvl>
+    <w:lvl w:ilvl="5" w:tentative="1">
+      <w:start w:val="1"/>
+      <w:numFmt w:val="bullet"/>
+      <w:lvlText w:val=""/>
+      <w:lvlJc w:val="left"/>
+      <w:pPr>
+        <w:tabs>
+          <w:tab w:val="num" w:pos="4320"/>
+        </w:tabs>
+        <w:ind w:left="4320" w:hanging="360"/>
+      </w:pPr>
+      <w:rPr>
+        <w:rFonts w:ascii="Wingdings" w:hAnsi="Wingdings" w:hint="default"/>
+        <w:sz w:val="20"/>
+      </w:rPr>
+    </w:lvl>
+    <w:lvl w:ilvl="6" w:tentative="1">
+      <w:start w:val="1"/>
+      <w:numFmt w:val="bullet"/>
+      <w:lvlText w:val=""/>
+      <w:lvlJc w:val="left"/>
+      <w:pPr>
+        <w:tabs>
+          <w:tab w:val="num" w:pos="5040"/>
+        </w:tabs>
+        <w:ind w:left="5040" w:hanging="360"/>
+      </w:pPr>
+      <w:rPr>
+        <w:rFonts w:ascii="Wingdings" w:hAnsi="Wingdings" w:hint="default"/>
+        <w:sz w:val="20"/>
+      </w:rPr>
+    </w:lvl>
+    <w:lvl w:ilvl="7" w:tentative="1">
+      <w:start w:val="1"/>
+      <w:numFmt w:val="bullet"/>
+      <w:lvlText w:val=""/>
+      <w:lvlJc w:val="left"/>
+      <w:pPr>
+        <w:tabs>
+          <w:tab w:val="num" w:pos="5760"/>
+        </w:tabs>
+        <w:ind w:left="5760" w:hanging="360"/>
+      </w:pPr>
+      <w:rPr>
+        <w:rFonts w:ascii="Wingdings" w:hAnsi="Wingdings" w:hint="default"/>
+        <w:sz w:val="20"/>
+      </w:rPr>
+    </w:lvl>
+    <w:lvl w:ilvl="8" w:tentative="1">
+      <w:start w:val="1"/>
+      <w:numFmt w:val="bullet"/>
+      <w:lvlText w:val=""/>
+      <w:lvlJc w:val="left"/>
+      <w:pPr>
+        <w:tabs>
+          <w:tab w:val="num" w:pos="6480"/>
+        </w:tabs>
+        <w:ind w:left="6480" w:hanging="360"/>
+      </w:pPr>
+      <w:rPr>
+        <w:rFonts w:ascii="Wingdings" w:hAnsi="Wingdings" w:hint="default"/>
+        <w:sz w:val="20"/>
+      </w:rPr>
+    </w:lvl>
+  </w:abstractNum>
+  <w:abstractNum w:abstractNumId="31" w15:restartNumberingAfterBreak="0">
     <w:nsid w:val="27C30B69"/>
     <w:multiLevelType w:val="multilevel"/>
     <w:tmpl w:val="F0C67C3E"/>
@@ -6875,7 +10438,7 @@
       </w:rPr>
     </w:lvl>
   </w:abstractNum>
-  <w:abstractNum w:abstractNumId="28" w15:restartNumberingAfterBreak="0">
+  <w:abstractNum w:abstractNumId="32" w15:restartNumberingAfterBreak="0">
     <w:nsid w:val="27EB1E66"/>
     <w:multiLevelType w:val="multilevel"/>
     <w:tmpl w:val="E3B07468"/>
@@ -7024,7 +10587,156 @@
       </w:rPr>
     </w:lvl>
   </w:abstractNum>
-  <w:abstractNum w:abstractNumId="29" w15:restartNumberingAfterBreak="0">
+  <w:abstractNum w:abstractNumId="33" w15:restartNumberingAfterBreak="0">
+    <w:nsid w:val="28EE7E1C"/>
+    <w:multiLevelType w:val="multilevel"/>
+    <w:tmpl w:val="A7ACF23A"/>
+    <w:lvl w:ilvl="0">
+      <w:start w:val="1"/>
+      <w:numFmt w:val="bullet"/>
+      <w:lvlText w:val=""/>
+      <w:lvlJc w:val="left"/>
+      <w:pPr>
+        <w:tabs>
+          <w:tab w:val="num" w:pos="720"/>
+        </w:tabs>
+        <w:ind w:left="720" w:hanging="360"/>
+      </w:pPr>
+      <w:rPr>
+        <w:rFonts w:ascii="Symbol" w:hAnsi="Symbol" w:hint="default"/>
+        <w:sz w:val="20"/>
+      </w:rPr>
+    </w:lvl>
+    <w:lvl w:ilvl="1" w:tentative="1">
+      <w:start w:val="1"/>
+      <w:numFmt w:val="bullet"/>
+      <w:lvlText w:val="o"/>
+      <w:lvlJc w:val="left"/>
+      <w:pPr>
+        <w:tabs>
+          <w:tab w:val="num" w:pos="1440"/>
+        </w:tabs>
+        <w:ind w:left="1440" w:hanging="360"/>
+      </w:pPr>
+      <w:rPr>
+        <w:rFonts w:ascii="Courier New" w:hAnsi="Courier New" w:hint="default"/>
+        <w:sz w:val="20"/>
+      </w:rPr>
+    </w:lvl>
+    <w:lvl w:ilvl="2" w:tentative="1">
+      <w:start w:val="1"/>
+      <w:numFmt w:val="bullet"/>
+      <w:lvlText w:val=""/>
+      <w:lvlJc w:val="left"/>
+      <w:pPr>
+        <w:tabs>
+          <w:tab w:val="num" w:pos="2160"/>
+        </w:tabs>
+        <w:ind w:left="2160" w:hanging="360"/>
+      </w:pPr>
+      <w:rPr>
+        <w:rFonts w:ascii="Wingdings" w:hAnsi="Wingdings" w:hint="default"/>
+        <w:sz w:val="20"/>
+      </w:rPr>
+    </w:lvl>
+    <w:lvl w:ilvl="3" w:tentative="1">
+      <w:start w:val="1"/>
+      <w:numFmt w:val="bullet"/>
+      <w:lvlText w:val=""/>
+      <w:lvlJc w:val="left"/>
+      <w:pPr>
+        <w:tabs>
+          <w:tab w:val="num" w:pos="2880"/>
+        </w:tabs>
+        <w:ind w:left="2880" w:hanging="360"/>
+      </w:pPr>
+      <w:rPr>
+        <w:rFonts w:ascii="Wingdings" w:hAnsi="Wingdings" w:hint="default"/>
+        <w:sz w:val="20"/>
+      </w:rPr>
+    </w:lvl>
+    <w:lvl w:ilvl="4" w:tentative="1">
+      <w:start w:val="1"/>
+      <w:numFmt w:val="bullet"/>
+      <w:lvlText w:val=""/>
+      <w:lvlJc w:val="left"/>
+      <w:pPr>
+        <w:tabs>
+          <w:tab w:val="num" w:pos="3600"/>
+        </w:tabs>
+        <w:ind w:left="3600" w:hanging="360"/>
+      </w:pPr>
+      <w:rPr>
+        <w:rFonts w:ascii="Wingdings" w:hAnsi="Wingdings" w:hint="default"/>
+        <w:sz w:val="20"/>
+      </w:rPr>
+    </w:lvl>
+    <w:lvl w:ilvl="5" w:tentative="1">
+      <w:start w:val="1"/>
+      <w:numFmt w:val="bullet"/>
+      <w:lvlText w:val=""/>
+      <w:lvlJc w:val="left"/>
+      <w:pPr>
+        <w:tabs>
+          <w:tab w:val="num" w:pos="4320"/>
+        </w:tabs>
+        <w:ind w:left="4320" w:hanging="360"/>
+      </w:pPr>
+      <w:rPr>
+        <w:rFonts w:ascii="Wingdings" w:hAnsi="Wingdings" w:hint="default"/>
+        <w:sz w:val="20"/>
+      </w:rPr>
+    </w:lvl>
+    <w:lvl w:ilvl="6" w:tentative="1">
+      <w:start w:val="1"/>
+      <w:numFmt w:val="bullet"/>
+      <w:lvlText w:val=""/>
+      <w:lvlJc w:val="left"/>
+      <w:pPr>
+        <w:tabs>
+          <w:tab w:val="num" w:pos="5040"/>
+        </w:tabs>
+        <w:ind w:left="5040" w:hanging="360"/>
+      </w:pPr>
+      <w:rPr>
+        <w:rFonts w:ascii="Wingdings" w:hAnsi="Wingdings" w:hint="default"/>
+        <w:sz w:val="20"/>
+      </w:rPr>
+    </w:lvl>
+    <w:lvl w:ilvl="7" w:tentative="1">
+      <w:start w:val="1"/>
+      <w:numFmt w:val="bullet"/>
+      <w:lvlText w:val=""/>
+      <w:lvlJc w:val="left"/>
+      <w:pPr>
+        <w:tabs>
+          <w:tab w:val="num" w:pos="5760"/>
+        </w:tabs>
+        <w:ind w:left="5760" w:hanging="360"/>
+      </w:pPr>
+      <w:rPr>
+        <w:rFonts w:ascii="Wingdings" w:hAnsi="Wingdings" w:hint="default"/>
+        <w:sz w:val="20"/>
+      </w:rPr>
+    </w:lvl>
+    <w:lvl w:ilvl="8" w:tentative="1">
+      <w:start w:val="1"/>
+      <w:numFmt w:val="bullet"/>
+      <w:lvlText w:val=""/>
+      <w:lvlJc w:val="left"/>
+      <w:pPr>
+        <w:tabs>
+          <w:tab w:val="num" w:pos="6480"/>
+        </w:tabs>
+        <w:ind w:left="6480" w:hanging="360"/>
+      </w:pPr>
+      <w:rPr>
+        <w:rFonts w:ascii="Wingdings" w:hAnsi="Wingdings" w:hint="default"/>
+        <w:sz w:val="20"/>
+      </w:rPr>
+    </w:lvl>
+  </w:abstractNum>
+  <w:abstractNum w:abstractNumId="34" w15:restartNumberingAfterBreak="0">
     <w:nsid w:val="29927A80"/>
     <w:multiLevelType w:val="multilevel"/>
     <w:tmpl w:val="BBCC2C72"/>
@@ -7173,7 +10885,7 @@
       </w:rPr>
     </w:lvl>
   </w:abstractNum>
-  <w:abstractNum w:abstractNumId="30" w15:restartNumberingAfterBreak="0">
+  <w:abstractNum w:abstractNumId="35" w15:restartNumberingAfterBreak="0">
     <w:nsid w:val="2A5B15E3"/>
     <w:multiLevelType w:val="multilevel"/>
     <w:tmpl w:val="9ADEA4F6"/>
@@ -7322,7 +11034,7 @@
       </w:rPr>
     </w:lvl>
   </w:abstractNum>
-  <w:abstractNum w:abstractNumId="31" w15:restartNumberingAfterBreak="0">
+  <w:abstractNum w:abstractNumId="36" w15:restartNumberingAfterBreak="0">
     <w:nsid w:val="2C725617"/>
     <w:multiLevelType w:val="multilevel"/>
     <w:tmpl w:val="08A062C0"/>
@@ -7471,7 +11183,7 @@
       </w:rPr>
     </w:lvl>
   </w:abstractNum>
-  <w:abstractNum w:abstractNumId="32" w15:restartNumberingAfterBreak="0">
+  <w:abstractNum w:abstractNumId="37" w15:restartNumberingAfterBreak="0">
     <w:nsid w:val="2E59585A"/>
     <w:multiLevelType w:val="multilevel"/>
     <w:tmpl w:val="66A645C4"/>
@@ -7620,7 +11332,7 @@
       </w:rPr>
     </w:lvl>
   </w:abstractNum>
-  <w:abstractNum w:abstractNumId="33" w15:restartNumberingAfterBreak="0">
+  <w:abstractNum w:abstractNumId="38" w15:restartNumberingAfterBreak="0">
     <w:nsid w:val="2E773ACC"/>
     <w:multiLevelType w:val="multilevel"/>
     <w:tmpl w:val="E932CEBA"/>
@@ -7769,7 +11481,7 @@
       </w:rPr>
     </w:lvl>
   </w:abstractNum>
-  <w:abstractNum w:abstractNumId="34" w15:restartNumberingAfterBreak="0">
+  <w:abstractNum w:abstractNumId="39" w15:restartNumberingAfterBreak="0">
     <w:nsid w:val="2E925E8B"/>
     <w:multiLevelType w:val="multilevel"/>
     <w:tmpl w:val="8898901C"/>
@@ -7918,7 +11630,7 @@
       </w:rPr>
     </w:lvl>
   </w:abstractNum>
-  <w:abstractNum w:abstractNumId="35" w15:restartNumberingAfterBreak="0">
+  <w:abstractNum w:abstractNumId="40" w15:restartNumberingAfterBreak="0">
     <w:nsid w:val="2EF81A66"/>
     <w:multiLevelType w:val="multilevel"/>
     <w:tmpl w:val="D1DECD90"/>
@@ -8067,7 +11779,305 @@
       </w:rPr>
     </w:lvl>
   </w:abstractNum>
-  <w:abstractNum w:abstractNumId="36" w15:restartNumberingAfterBreak="0">
+  <w:abstractNum w:abstractNumId="41" w15:restartNumberingAfterBreak="0">
+    <w:nsid w:val="2F517DE7"/>
+    <w:multiLevelType w:val="multilevel"/>
+    <w:tmpl w:val="B31CD828"/>
+    <w:lvl w:ilvl="0">
+      <w:start w:val="1"/>
+      <w:numFmt w:val="bullet"/>
+      <w:lvlText w:val=""/>
+      <w:lvlJc w:val="left"/>
+      <w:pPr>
+        <w:tabs>
+          <w:tab w:val="num" w:pos="720"/>
+        </w:tabs>
+        <w:ind w:left="720" w:hanging="360"/>
+      </w:pPr>
+      <w:rPr>
+        <w:rFonts w:ascii="Symbol" w:hAnsi="Symbol" w:hint="default"/>
+        <w:sz w:val="20"/>
+      </w:rPr>
+    </w:lvl>
+    <w:lvl w:ilvl="1" w:tentative="1">
+      <w:start w:val="1"/>
+      <w:numFmt w:val="bullet"/>
+      <w:lvlText w:val="o"/>
+      <w:lvlJc w:val="left"/>
+      <w:pPr>
+        <w:tabs>
+          <w:tab w:val="num" w:pos="1440"/>
+        </w:tabs>
+        <w:ind w:left="1440" w:hanging="360"/>
+      </w:pPr>
+      <w:rPr>
+        <w:rFonts w:ascii="Courier New" w:hAnsi="Courier New" w:hint="default"/>
+        <w:sz w:val="20"/>
+      </w:rPr>
+    </w:lvl>
+    <w:lvl w:ilvl="2" w:tentative="1">
+      <w:start w:val="1"/>
+      <w:numFmt w:val="bullet"/>
+      <w:lvlText w:val=""/>
+      <w:lvlJc w:val="left"/>
+      <w:pPr>
+        <w:tabs>
+          <w:tab w:val="num" w:pos="2160"/>
+        </w:tabs>
+        <w:ind w:left="2160" w:hanging="360"/>
+      </w:pPr>
+      <w:rPr>
+        <w:rFonts w:ascii="Wingdings" w:hAnsi="Wingdings" w:hint="default"/>
+        <w:sz w:val="20"/>
+      </w:rPr>
+    </w:lvl>
+    <w:lvl w:ilvl="3" w:tentative="1">
+      <w:start w:val="1"/>
+      <w:numFmt w:val="bullet"/>
+      <w:lvlText w:val=""/>
+      <w:lvlJc w:val="left"/>
+      <w:pPr>
+        <w:tabs>
+          <w:tab w:val="num" w:pos="2880"/>
+        </w:tabs>
+        <w:ind w:left="2880" w:hanging="360"/>
+      </w:pPr>
+      <w:rPr>
+        <w:rFonts w:ascii="Wingdings" w:hAnsi="Wingdings" w:hint="default"/>
+        <w:sz w:val="20"/>
+      </w:rPr>
+    </w:lvl>
+    <w:lvl w:ilvl="4" w:tentative="1">
+      <w:start w:val="1"/>
+      <w:numFmt w:val="bullet"/>
+      <w:lvlText w:val=""/>
+      <w:lvlJc w:val="left"/>
+      <w:pPr>
+        <w:tabs>
+          <w:tab w:val="num" w:pos="3600"/>
+        </w:tabs>
+        <w:ind w:left="3600" w:hanging="360"/>
+      </w:pPr>
+      <w:rPr>
+        <w:rFonts w:ascii="Wingdings" w:hAnsi="Wingdings" w:hint="default"/>
+        <w:sz w:val="20"/>
+      </w:rPr>
+    </w:lvl>
+    <w:lvl w:ilvl="5" w:tentative="1">
+      <w:start w:val="1"/>
+      <w:numFmt w:val="bullet"/>
+      <w:lvlText w:val=""/>
+      <w:lvlJc w:val="left"/>
+      <w:pPr>
+        <w:tabs>
+          <w:tab w:val="num" w:pos="4320"/>
+        </w:tabs>
+        <w:ind w:left="4320" w:hanging="360"/>
+      </w:pPr>
+      <w:rPr>
+        <w:rFonts w:ascii="Wingdings" w:hAnsi="Wingdings" w:hint="default"/>
+        <w:sz w:val="20"/>
+      </w:rPr>
+    </w:lvl>
+    <w:lvl w:ilvl="6" w:tentative="1">
+      <w:start w:val="1"/>
+      <w:numFmt w:val="bullet"/>
+      <w:lvlText w:val=""/>
+      <w:lvlJc w:val="left"/>
+      <w:pPr>
+        <w:tabs>
+          <w:tab w:val="num" w:pos="5040"/>
+        </w:tabs>
+        <w:ind w:left="5040" w:hanging="360"/>
+      </w:pPr>
+      <w:rPr>
+        <w:rFonts w:ascii="Wingdings" w:hAnsi="Wingdings" w:hint="default"/>
+        <w:sz w:val="20"/>
+      </w:rPr>
+    </w:lvl>
+    <w:lvl w:ilvl="7" w:tentative="1">
+      <w:start w:val="1"/>
+      <w:numFmt w:val="bullet"/>
+      <w:lvlText w:val=""/>
+      <w:lvlJc w:val="left"/>
+      <w:pPr>
+        <w:tabs>
+          <w:tab w:val="num" w:pos="5760"/>
+        </w:tabs>
+        <w:ind w:left="5760" w:hanging="360"/>
+      </w:pPr>
+      <w:rPr>
+        <w:rFonts w:ascii="Wingdings" w:hAnsi="Wingdings" w:hint="default"/>
+        <w:sz w:val="20"/>
+      </w:rPr>
+    </w:lvl>
+    <w:lvl w:ilvl="8" w:tentative="1">
+      <w:start w:val="1"/>
+      <w:numFmt w:val="bullet"/>
+      <w:lvlText w:val=""/>
+      <w:lvlJc w:val="left"/>
+      <w:pPr>
+        <w:tabs>
+          <w:tab w:val="num" w:pos="6480"/>
+        </w:tabs>
+        <w:ind w:left="6480" w:hanging="360"/>
+      </w:pPr>
+      <w:rPr>
+        <w:rFonts w:ascii="Wingdings" w:hAnsi="Wingdings" w:hint="default"/>
+        <w:sz w:val="20"/>
+      </w:rPr>
+    </w:lvl>
+  </w:abstractNum>
+  <w:abstractNum w:abstractNumId="42" w15:restartNumberingAfterBreak="0">
+    <w:nsid w:val="2F7979B3"/>
+    <w:multiLevelType w:val="multilevel"/>
+    <w:tmpl w:val="592EA9EA"/>
+    <w:lvl w:ilvl="0">
+      <w:start w:val="1"/>
+      <w:numFmt w:val="bullet"/>
+      <w:lvlText w:val=""/>
+      <w:lvlJc w:val="left"/>
+      <w:pPr>
+        <w:tabs>
+          <w:tab w:val="num" w:pos="720"/>
+        </w:tabs>
+        <w:ind w:left="720" w:hanging="360"/>
+      </w:pPr>
+      <w:rPr>
+        <w:rFonts w:ascii="Symbol" w:hAnsi="Symbol" w:hint="default"/>
+        <w:sz w:val="20"/>
+      </w:rPr>
+    </w:lvl>
+    <w:lvl w:ilvl="1" w:tentative="1">
+      <w:start w:val="1"/>
+      <w:numFmt w:val="bullet"/>
+      <w:lvlText w:val="o"/>
+      <w:lvlJc w:val="left"/>
+      <w:pPr>
+        <w:tabs>
+          <w:tab w:val="num" w:pos="1440"/>
+        </w:tabs>
+        <w:ind w:left="1440" w:hanging="360"/>
+      </w:pPr>
+      <w:rPr>
+        <w:rFonts w:ascii="Courier New" w:hAnsi="Courier New" w:hint="default"/>
+        <w:sz w:val="20"/>
+      </w:rPr>
+    </w:lvl>
+    <w:lvl w:ilvl="2" w:tentative="1">
+      <w:start w:val="1"/>
+      <w:numFmt w:val="bullet"/>
+      <w:lvlText w:val=""/>
+      <w:lvlJc w:val="left"/>
+      <w:pPr>
+        <w:tabs>
+          <w:tab w:val="num" w:pos="2160"/>
+        </w:tabs>
+        <w:ind w:left="2160" w:hanging="360"/>
+      </w:pPr>
+      <w:rPr>
+        <w:rFonts w:ascii="Wingdings" w:hAnsi="Wingdings" w:hint="default"/>
+        <w:sz w:val="20"/>
+      </w:rPr>
+    </w:lvl>
+    <w:lvl w:ilvl="3" w:tentative="1">
+      <w:start w:val="1"/>
+      <w:numFmt w:val="bullet"/>
+      <w:lvlText w:val=""/>
+      <w:lvlJc w:val="left"/>
+      <w:pPr>
+        <w:tabs>
+          <w:tab w:val="num" w:pos="2880"/>
+        </w:tabs>
+        <w:ind w:left="2880" w:hanging="360"/>
+      </w:pPr>
+      <w:rPr>
+        <w:rFonts w:ascii="Wingdings" w:hAnsi="Wingdings" w:hint="default"/>
+        <w:sz w:val="20"/>
+      </w:rPr>
+    </w:lvl>
+    <w:lvl w:ilvl="4" w:tentative="1">
+      <w:start w:val="1"/>
+      <w:numFmt w:val="bullet"/>
+      <w:lvlText w:val=""/>
+      <w:lvlJc w:val="left"/>
+      <w:pPr>
+        <w:tabs>
+          <w:tab w:val="num" w:pos="3600"/>
+        </w:tabs>
+        <w:ind w:left="3600" w:hanging="360"/>
+      </w:pPr>
+      <w:rPr>
+        <w:rFonts w:ascii="Wingdings" w:hAnsi="Wingdings" w:hint="default"/>
+        <w:sz w:val="20"/>
+      </w:rPr>
+    </w:lvl>
+    <w:lvl w:ilvl="5" w:tentative="1">
+      <w:start w:val="1"/>
+      <w:numFmt w:val="bullet"/>
+      <w:lvlText w:val=""/>
+      <w:lvlJc w:val="left"/>
+      <w:pPr>
+        <w:tabs>
+          <w:tab w:val="num" w:pos="4320"/>
+        </w:tabs>
+        <w:ind w:left="4320" w:hanging="360"/>
+      </w:pPr>
+      <w:rPr>
+        <w:rFonts w:ascii="Wingdings" w:hAnsi="Wingdings" w:hint="default"/>
+        <w:sz w:val="20"/>
+      </w:rPr>
+    </w:lvl>
+    <w:lvl w:ilvl="6" w:tentative="1">
+      <w:start w:val="1"/>
+      <w:numFmt w:val="bullet"/>
+      <w:lvlText w:val=""/>
+      <w:lvlJc w:val="left"/>
+      <w:pPr>
+        <w:tabs>
+          <w:tab w:val="num" w:pos="5040"/>
+        </w:tabs>
+        <w:ind w:left="5040" w:hanging="360"/>
+      </w:pPr>
+      <w:rPr>
+        <w:rFonts w:ascii="Wingdings" w:hAnsi="Wingdings" w:hint="default"/>
+        <w:sz w:val="20"/>
+      </w:rPr>
+    </w:lvl>
+    <w:lvl w:ilvl="7" w:tentative="1">
+      <w:start w:val="1"/>
+      <w:numFmt w:val="bullet"/>
+      <w:lvlText w:val=""/>
+      <w:lvlJc w:val="left"/>
+      <w:pPr>
+        <w:tabs>
+          <w:tab w:val="num" w:pos="5760"/>
+        </w:tabs>
+        <w:ind w:left="5760" w:hanging="360"/>
+      </w:pPr>
+      <w:rPr>
+        <w:rFonts w:ascii="Wingdings" w:hAnsi="Wingdings" w:hint="default"/>
+        <w:sz w:val="20"/>
+      </w:rPr>
+    </w:lvl>
+    <w:lvl w:ilvl="8" w:tentative="1">
+      <w:start w:val="1"/>
+      <w:numFmt w:val="bullet"/>
+      <w:lvlText w:val=""/>
+      <w:lvlJc w:val="left"/>
+      <w:pPr>
+        <w:tabs>
+          <w:tab w:val="num" w:pos="6480"/>
+        </w:tabs>
+        <w:ind w:left="6480" w:hanging="360"/>
+      </w:pPr>
+      <w:rPr>
+        <w:rFonts w:ascii="Wingdings" w:hAnsi="Wingdings" w:hint="default"/>
+        <w:sz w:val="20"/>
+      </w:rPr>
+    </w:lvl>
+  </w:abstractNum>
+  <w:abstractNum w:abstractNumId="43" w15:restartNumberingAfterBreak="0">
     <w:nsid w:val="315B3332"/>
     <w:multiLevelType w:val="multilevel"/>
     <w:tmpl w:val="705858E4"/>
@@ -8216,7 +12226,7 @@
       </w:rPr>
     </w:lvl>
   </w:abstractNum>
-  <w:abstractNum w:abstractNumId="37" w15:restartNumberingAfterBreak="0">
+  <w:abstractNum w:abstractNumId="44" w15:restartNumberingAfterBreak="0">
     <w:nsid w:val="34130AAE"/>
     <w:multiLevelType w:val="multilevel"/>
     <w:tmpl w:val="C846CA42"/>
@@ -8365,7 +12375,7 @@
       </w:rPr>
     </w:lvl>
   </w:abstractNum>
-  <w:abstractNum w:abstractNumId="38" w15:restartNumberingAfterBreak="0">
+  <w:abstractNum w:abstractNumId="45" w15:restartNumberingAfterBreak="0">
     <w:nsid w:val="34D6369A"/>
     <w:multiLevelType w:val="multilevel"/>
     <w:tmpl w:val="D94A676E"/>
@@ -8514,7 +12524,7 @@
       </w:rPr>
     </w:lvl>
   </w:abstractNum>
-  <w:abstractNum w:abstractNumId="39" w15:restartNumberingAfterBreak="0">
+  <w:abstractNum w:abstractNumId="46" w15:restartNumberingAfterBreak="0">
     <w:nsid w:val="37420D42"/>
     <w:multiLevelType w:val="multilevel"/>
     <w:tmpl w:val="C448B24E"/>
@@ -8627,7 +12637,7 @@
       </w:pPr>
     </w:lvl>
   </w:abstractNum>
-  <w:abstractNum w:abstractNumId="40" w15:restartNumberingAfterBreak="0">
+  <w:abstractNum w:abstractNumId="47" w15:restartNumberingAfterBreak="0">
     <w:nsid w:val="397C09CE"/>
     <w:multiLevelType w:val="multilevel"/>
     <w:tmpl w:val="89A634FC"/>
@@ -8776,7 +12786,7 @@
       </w:rPr>
     </w:lvl>
   </w:abstractNum>
-  <w:abstractNum w:abstractNumId="41" w15:restartNumberingAfterBreak="0">
+  <w:abstractNum w:abstractNumId="48" w15:restartNumberingAfterBreak="0">
     <w:nsid w:val="3A6027FA"/>
     <w:multiLevelType w:val="multilevel"/>
     <w:tmpl w:val="955C968A"/>
@@ -8925,7 +12935,7 @@
       </w:rPr>
     </w:lvl>
   </w:abstractNum>
-  <w:abstractNum w:abstractNumId="42" w15:restartNumberingAfterBreak="0">
+  <w:abstractNum w:abstractNumId="49" w15:restartNumberingAfterBreak="0">
     <w:nsid w:val="3A8D6B64"/>
     <w:multiLevelType w:val="multilevel"/>
     <w:tmpl w:val="324025CC"/>
@@ -9074,7 +13084,7 @@
       </w:rPr>
     </w:lvl>
   </w:abstractNum>
-  <w:abstractNum w:abstractNumId="43" w15:restartNumberingAfterBreak="0">
+  <w:abstractNum w:abstractNumId="50" w15:restartNumberingAfterBreak="0">
     <w:nsid w:val="3AF32BBE"/>
     <w:multiLevelType w:val="multilevel"/>
     <w:tmpl w:val="82A09416"/>
@@ -9223,7 +13233,7 @@
       </w:rPr>
     </w:lvl>
   </w:abstractNum>
-  <w:abstractNum w:abstractNumId="44" w15:restartNumberingAfterBreak="0">
+  <w:abstractNum w:abstractNumId="51" w15:restartNumberingAfterBreak="0">
     <w:nsid w:val="3D535374"/>
     <w:multiLevelType w:val="multilevel"/>
     <w:tmpl w:val="BD923DE2"/>
@@ -9372,7 +13382,7 @@
       </w:rPr>
     </w:lvl>
   </w:abstractNum>
-  <w:abstractNum w:abstractNumId="45" w15:restartNumberingAfterBreak="0">
+  <w:abstractNum w:abstractNumId="52" w15:restartNumberingAfterBreak="0">
     <w:nsid w:val="41CA26F6"/>
     <w:multiLevelType w:val="multilevel"/>
     <w:tmpl w:val="AB44D24A"/>
@@ -9521,7 +13531,7 @@
       </w:rPr>
     </w:lvl>
   </w:abstractNum>
-  <w:abstractNum w:abstractNumId="46" w15:restartNumberingAfterBreak="0">
+  <w:abstractNum w:abstractNumId="53" w15:restartNumberingAfterBreak="0">
     <w:nsid w:val="44F115CA"/>
     <w:multiLevelType w:val="multilevel"/>
     <w:tmpl w:val="17902F36"/>
@@ -9670,7 +13680,7 @@
       </w:rPr>
     </w:lvl>
   </w:abstractNum>
-  <w:abstractNum w:abstractNumId="47" w15:restartNumberingAfterBreak="0">
+  <w:abstractNum w:abstractNumId="54" w15:restartNumberingAfterBreak="0">
     <w:nsid w:val="47913F6C"/>
     <w:multiLevelType w:val="multilevel"/>
     <w:tmpl w:val="BDF6000A"/>
@@ -9819,7 +13829,7 @@
       </w:rPr>
     </w:lvl>
   </w:abstractNum>
-  <w:abstractNum w:abstractNumId="48" w15:restartNumberingAfterBreak="0">
+  <w:abstractNum w:abstractNumId="55" w15:restartNumberingAfterBreak="0">
     <w:nsid w:val="47B239BB"/>
     <w:multiLevelType w:val="hybridMultilevel"/>
     <w:tmpl w:val="1606498C"/>
@@ -9908,7 +13918,7 @@
       </w:pPr>
     </w:lvl>
   </w:abstractNum>
-  <w:abstractNum w:abstractNumId="49" w15:restartNumberingAfterBreak="0">
+  <w:abstractNum w:abstractNumId="56" w15:restartNumberingAfterBreak="0">
     <w:nsid w:val="4E414C40"/>
     <w:multiLevelType w:val="multilevel"/>
     <w:tmpl w:val="0742E086"/>
@@ -10057,7 +14067,7 @@
       </w:rPr>
     </w:lvl>
   </w:abstractNum>
-  <w:abstractNum w:abstractNumId="50" w15:restartNumberingAfterBreak="0">
+  <w:abstractNum w:abstractNumId="57" w15:restartNumberingAfterBreak="0">
     <w:nsid w:val="500513B7"/>
     <w:multiLevelType w:val="multilevel"/>
     <w:tmpl w:val="E92CF7FA"/>
@@ -10206,7 +14216,7 @@
       </w:rPr>
     </w:lvl>
   </w:abstractNum>
-  <w:abstractNum w:abstractNumId="51" w15:restartNumberingAfterBreak="0">
+  <w:abstractNum w:abstractNumId="58" w15:restartNumberingAfterBreak="0">
     <w:nsid w:val="52CD4399"/>
     <w:multiLevelType w:val="multilevel"/>
     <w:tmpl w:val="F6747A30"/>
@@ -10355,7 +14365,7 @@
       </w:rPr>
     </w:lvl>
   </w:abstractNum>
-  <w:abstractNum w:abstractNumId="52" w15:restartNumberingAfterBreak="0">
+  <w:abstractNum w:abstractNumId="59" w15:restartNumberingAfterBreak="0">
     <w:nsid w:val="547E23FC"/>
     <w:multiLevelType w:val="multilevel"/>
     <w:tmpl w:val="5C42B236"/>
@@ -10504,7 +14514,7 @@
       </w:rPr>
     </w:lvl>
   </w:abstractNum>
-  <w:abstractNum w:abstractNumId="53" w15:restartNumberingAfterBreak="0">
+  <w:abstractNum w:abstractNumId="60" w15:restartNumberingAfterBreak="0">
     <w:nsid w:val="591127C4"/>
     <w:multiLevelType w:val="multilevel"/>
     <w:tmpl w:val="AEC094BC"/>
@@ -10653,7 +14663,7 @@
       </w:rPr>
     </w:lvl>
   </w:abstractNum>
-  <w:abstractNum w:abstractNumId="54" w15:restartNumberingAfterBreak="0">
+  <w:abstractNum w:abstractNumId="61" w15:restartNumberingAfterBreak="0">
     <w:nsid w:val="5C6D072B"/>
     <w:multiLevelType w:val="multilevel"/>
     <w:tmpl w:val="6A885898"/>
@@ -10802,7 +14812,7 @@
       </w:rPr>
     </w:lvl>
   </w:abstractNum>
-  <w:abstractNum w:abstractNumId="55" w15:restartNumberingAfterBreak="0">
+  <w:abstractNum w:abstractNumId="62" w15:restartNumberingAfterBreak="0">
     <w:nsid w:val="5D0E1CB5"/>
     <w:multiLevelType w:val="multilevel"/>
     <w:tmpl w:val="FBB277F2"/>
@@ -10951,7 +14961,7 @@
       </w:rPr>
     </w:lvl>
   </w:abstractNum>
-  <w:abstractNum w:abstractNumId="56" w15:restartNumberingAfterBreak="0">
+  <w:abstractNum w:abstractNumId="63" w15:restartNumberingAfterBreak="0">
     <w:nsid w:val="5D2E041D"/>
     <w:multiLevelType w:val="multilevel"/>
     <w:tmpl w:val="10B8C828"/>
@@ -11100,7 +15110,7 @@
       </w:rPr>
     </w:lvl>
   </w:abstractNum>
-  <w:abstractNum w:abstractNumId="57" w15:restartNumberingAfterBreak="0">
+  <w:abstractNum w:abstractNumId="64" w15:restartNumberingAfterBreak="0">
     <w:nsid w:val="5D403D6C"/>
     <w:multiLevelType w:val="multilevel"/>
     <w:tmpl w:val="1316B11A"/>
@@ -11249,7 +15259,7 @@
       </w:rPr>
     </w:lvl>
   </w:abstractNum>
-  <w:abstractNum w:abstractNumId="58" w15:restartNumberingAfterBreak="0">
+  <w:abstractNum w:abstractNumId="65" w15:restartNumberingAfterBreak="0">
     <w:nsid w:val="5E3E4270"/>
     <w:multiLevelType w:val="multilevel"/>
     <w:tmpl w:val="14E4D4A8"/>
@@ -11398,7 +15408,7 @@
       </w:rPr>
     </w:lvl>
   </w:abstractNum>
-  <w:abstractNum w:abstractNumId="59" w15:restartNumberingAfterBreak="0">
+  <w:abstractNum w:abstractNumId="66" w15:restartNumberingAfterBreak="0">
     <w:nsid w:val="624F4572"/>
     <w:multiLevelType w:val="multilevel"/>
     <w:tmpl w:val="C658DBE2"/>
@@ -11547,7 +15557,7 @@
       </w:rPr>
     </w:lvl>
   </w:abstractNum>
-  <w:abstractNum w:abstractNumId="60" w15:restartNumberingAfterBreak="0">
+  <w:abstractNum w:abstractNumId="67" w15:restartNumberingAfterBreak="0">
     <w:nsid w:val="62952FFE"/>
     <w:multiLevelType w:val="multilevel"/>
     <w:tmpl w:val="BB16B1D2"/>
@@ -11696,7 +15706,7 @@
       </w:rPr>
     </w:lvl>
   </w:abstractNum>
-  <w:abstractNum w:abstractNumId="61" w15:restartNumberingAfterBreak="0">
+  <w:abstractNum w:abstractNumId="68" w15:restartNumberingAfterBreak="0">
     <w:nsid w:val="64584C0C"/>
     <w:multiLevelType w:val="multilevel"/>
     <w:tmpl w:val="43EE7618"/>
@@ -11845,7 +15855,7 @@
       </w:rPr>
     </w:lvl>
   </w:abstractNum>
-  <w:abstractNum w:abstractNumId="62" w15:restartNumberingAfterBreak="0">
+  <w:abstractNum w:abstractNumId="69" w15:restartNumberingAfterBreak="0">
     <w:nsid w:val="6814153C"/>
     <w:multiLevelType w:val="multilevel"/>
     <w:tmpl w:val="88C2E398"/>
@@ -11994,7 +16004,7 @@
       </w:rPr>
     </w:lvl>
   </w:abstractNum>
-  <w:abstractNum w:abstractNumId="63" w15:restartNumberingAfterBreak="0">
+  <w:abstractNum w:abstractNumId="70" w15:restartNumberingAfterBreak="0">
     <w:nsid w:val="6B6A1939"/>
     <w:multiLevelType w:val="multilevel"/>
     <w:tmpl w:val="C84A4EAC"/>
@@ -12143,7 +16153,7 @@
       </w:rPr>
     </w:lvl>
   </w:abstractNum>
-  <w:abstractNum w:abstractNumId="64" w15:restartNumberingAfterBreak="0">
+  <w:abstractNum w:abstractNumId="71" w15:restartNumberingAfterBreak="0">
     <w:nsid w:val="6E660C6B"/>
     <w:multiLevelType w:val="multilevel"/>
     <w:tmpl w:val="2126050C"/>
@@ -12292,7 +16302,7 @@
       </w:rPr>
     </w:lvl>
   </w:abstractNum>
-  <w:abstractNum w:abstractNumId="65" w15:restartNumberingAfterBreak="0">
+  <w:abstractNum w:abstractNumId="72" w15:restartNumberingAfterBreak="0">
     <w:nsid w:val="757256D9"/>
     <w:multiLevelType w:val="multilevel"/>
     <w:tmpl w:val="2BE664DA"/>
@@ -12441,7 +16451,7 @@
       </w:rPr>
     </w:lvl>
   </w:abstractNum>
-  <w:abstractNum w:abstractNumId="66" w15:restartNumberingAfterBreak="0">
+  <w:abstractNum w:abstractNumId="73" w15:restartNumberingAfterBreak="0">
     <w:nsid w:val="76917BA4"/>
     <w:multiLevelType w:val="multilevel"/>
     <w:tmpl w:val="43708D7A"/>
@@ -12590,7 +16600,7 @@
       </w:rPr>
     </w:lvl>
   </w:abstractNum>
-  <w:abstractNum w:abstractNumId="67" w15:restartNumberingAfterBreak="0">
+  <w:abstractNum w:abstractNumId="74" w15:restartNumberingAfterBreak="0">
     <w:nsid w:val="7715363F"/>
     <w:multiLevelType w:val="multilevel"/>
     <w:tmpl w:val="7854C050"/>
@@ -12739,7 +16749,7 @@
       </w:rPr>
     </w:lvl>
   </w:abstractNum>
-  <w:abstractNum w:abstractNumId="68" w15:restartNumberingAfterBreak="0">
+  <w:abstractNum w:abstractNumId="75" w15:restartNumberingAfterBreak="0">
     <w:nsid w:val="79546F4C"/>
     <w:multiLevelType w:val="multilevel"/>
     <w:tmpl w:val="2454FFA0"/>
@@ -12888,7 +16898,7 @@
       </w:rPr>
     </w:lvl>
   </w:abstractNum>
-  <w:abstractNum w:abstractNumId="69" w15:restartNumberingAfterBreak="0">
+  <w:abstractNum w:abstractNumId="76" w15:restartNumberingAfterBreak="0">
     <w:nsid w:val="7D9B6CDC"/>
     <w:multiLevelType w:val="multilevel"/>
     <w:tmpl w:val="E0F26886"/>
@@ -13037,7 +17047,7 @@
       </w:rPr>
     </w:lvl>
   </w:abstractNum>
-  <w:abstractNum w:abstractNumId="70" w15:restartNumberingAfterBreak="0">
+  <w:abstractNum w:abstractNumId="77" w15:restartNumberingAfterBreak="0">
     <w:nsid w:val="7E6F3E9B"/>
     <w:multiLevelType w:val="multilevel"/>
     <w:tmpl w:val="0DA86070"/>
@@ -13186,7 +17196,7 @@
       </w:rPr>
     </w:lvl>
   </w:abstractNum>
-  <w:abstractNum w:abstractNumId="71" w15:restartNumberingAfterBreak="0">
+  <w:abstractNum w:abstractNumId="78" w15:restartNumberingAfterBreak="0">
     <w:nsid w:val="7E8A58D9"/>
     <w:multiLevelType w:val="multilevel"/>
     <w:tmpl w:val="6BDC5EDE"/>
@@ -13335,7 +17345,7 @@
       </w:rPr>
     </w:lvl>
   </w:abstractNum>
-  <w:abstractNum w:abstractNumId="72" w15:restartNumberingAfterBreak="0">
+  <w:abstractNum w:abstractNumId="79" w15:restartNumberingAfterBreak="0">
     <w:nsid w:val="7F9C57E6"/>
     <w:multiLevelType w:val="multilevel"/>
     <w:tmpl w:val="917EFE4C"/>
@@ -13488,187 +17498,187 @@
     <w:abstractNumId w:val="2"/>
   </w:num>
   <w:num w:numId="2" w16cid:durableId="1684168531">
-    <w:abstractNumId w:val="58"/>
+    <w:abstractNumId w:val="65"/>
   </w:num>
   <w:num w:numId="3" w16cid:durableId="601499336">
-    <w:abstractNumId w:val="72"/>
+    <w:abstractNumId w:val="79"/>
   </w:num>
   <w:num w:numId="4" w16cid:durableId="1551309419">
-    <w:abstractNumId w:val="20"/>
+    <w:abstractNumId w:val="22"/>
   </w:num>
   <w:num w:numId="5" w16cid:durableId="1288900212">
+    <w:abstractNumId w:val="34"/>
+  </w:num>
+  <w:num w:numId="6" w16cid:durableId="816148157">
+    <w:abstractNumId w:val="18"/>
+  </w:num>
+  <w:num w:numId="7" w16cid:durableId="1744793871">
+    <w:abstractNumId w:val="24"/>
+  </w:num>
+  <w:num w:numId="8" w16cid:durableId="478115726">
     <w:abstractNumId w:val="29"/>
   </w:num>
-  <w:num w:numId="6" w16cid:durableId="816148157">
-    <w:abstractNumId w:val="16"/>
+  <w:num w:numId="9" w16cid:durableId="2044474014">
+    <w:abstractNumId w:val="73"/>
   </w:num>
-  <w:num w:numId="7" w16cid:durableId="1744793871">
-    <w:abstractNumId w:val="22"/>
+  <w:num w:numId="10" w16cid:durableId="483737074">
+    <w:abstractNumId w:val="56"/>
   </w:num>
-  <w:num w:numId="8" w16cid:durableId="478115726">
+  <w:num w:numId="11" w16cid:durableId="1688942017">
     <w:abstractNumId w:val="26"/>
   </w:num>
-  <w:num w:numId="9" w16cid:durableId="2044474014">
-    <w:abstractNumId w:val="66"/>
-  </w:num>
-  <w:num w:numId="10" w16cid:durableId="483737074">
-    <w:abstractNumId w:val="49"/>
-  </w:num>
-  <w:num w:numId="11" w16cid:durableId="1688942017">
-    <w:abstractNumId w:val="23"/>
-  </w:num>
   <w:num w:numId="12" w16cid:durableId="1144735889">
-    <w:abstractNumId w:val="35"/>
+    <w:abstractNumId w:val="40"/>
   </w:num>
   <w:num w:numId="13" w16cid:durableId="1888879141">
-    <w:abstractNumId w:val="50"/>
+    <w:abstractNumId w:val="57"/>
   </w:num>
   <w:num w:numId="14" w16cid:durableId="384255422">
     <w:abstractNumId w:val="11"/>
   </w:num>
   <w:num w:numId="15" w16cid:durableId="1875732300">
-    <w:abstractNumId w:val="30"/>
+    <w:abstractNumId w:val="35"/>
   </w:num>
   <w:num w:numId="16" w16cid:durableId="528953528">
-    <w:abstractNumId w:val="19"/>
+    <w:abstractNumId w:val="21"/>
   </w:num>
   <w:num w:numId="17" w16cid:durableId="2169386">
-    <w:abstractNumId w:val="34"/>
+    <w:abstractNumId w:val="39"/>
   </w:num>
   <w:num w:numId="18" w16cid:durableId="1913541369">
-    <w:abstractNumId w:val="61"/>
+    <w:abstractNumId w:val="68"/>
   </w:num>
   <w:num w:numId="19" w16cid:durableId="959848181">
-    <w:abstractNumId w:val="46"/>
+    <w:abstractNumId w:val="53"/>
   </w:num>
   <w:num w:numId="20" w16cid:durableId="1951470876">
     <w:abstractNumId w:val="13"/>
   </w:num>
   <w:num w:numId="21" w16cid:durableId="620696030">
-    <w:abstractNumId w:val="33"/>
+    <w:abstractNumId w:val="38"/>
   </w:num>
   <w:num w:numId="22" w16cid:durableId="168644955">
-    <w:abstractNumId w:val="40"/>
+    <w:abstractNumId w:val="47"/>
   </w:num>
   <w:num w:numId="23" w16cid:durableId="303313016">
-    <w:abstractNumId w:val="68"/>
+    <w:abstractNumId w:val="75"/>
   </w:num>
   <w:num w:numId="24" w16cid:durableId="654064635">
-    <w:abstractNumId w:val="69"/>
+    <w:abstractNumId w:val="76"/>
   </w:num>
   <w:num w:numId="25" w16cid:durableId="1199899313">
-    <w:abstractNumId w:val="36"/>
+    <w:abstractNumId w:val="43"/>
   </w:num>
   <w:num w:numId="26" w16cid:durableId="2140880941">
-    <w:abstractNumId w:val="24"/>
+    <w:abstractNumId w:val="27"/>
   </w:num>
   <w:num w:numId="27" w16cid:durableId="1867790755">
-    <w:abstractNumId w:val="55"/>
+    <w:abstractNumId w:val="62"/>
   </w:num>
   <w:num w:numId="28" w16cid:durableId="1066296575">
     <w:abstractNumId w:val="3"/>
   </w:num>
   <w:num w:numId="29" w16cid:durableId="311756558">
+    <w:abstractNumId w:val="66"/>
+  </w:num>
+  <w:num w:numId="30" w16cid:durableId="409620393">
     <w:abstractNumId w:val="59"/>
   </w:num>
-  <w:num w:numId="30" w16cid:durableId="409620393">
-    <w:abstractNumId w:val="52"/>
-  </w:num>
   <w:num w:numId="31" w16cid:durableId="346833783">
-    <w:abstractNumId w:val="54"/>
+    <w:abstractNumId w:val="61"/>
   </w:num>
   <w:num w:numId="32" w16cid:durableId="1339771232">
-    <w:abstractNumId w:val="43"/>
+    <w:abstractNumId w:val="50"/>
   </w:num>
   <w:num w:numId="33" w16cid:durableId="2057242382">
     <w:abstractNumId w:val="10"/>
   </w:num>
   <w:num w:numId="34" w16cid:durableId="1267806960">
-    <w:abstractNumId w:val="41"/>
+    <w:abstractNumId w:val="48"/>
   </w:num>
   <w:num w:numId="35" w16cid:durableId="749935190">
-    <w:abstractNumId w:val="38"/>
+    <w:abstractNumId w:val="45"/>
   </w:num>
   <w:num w:numId="36" w16cid:durableId="140971076">
-    <w:abstractNumId w:val="21"/>
+    <w:abstractNumId w:val="23"/>
   </w:num>
   <w:num w:numId="37" w16cid:durableId="1948269227">
     <w:abstractNumId w:val="15"/>
   </w:num>
   <w:num w:numId="38" w16cid:durableId="991836728">
-    <w:abstractNumId w:val="25"/>
+    <w:abstractNumId w:val="28"/>
   </w:num>
   <w:num w:numId="39" w16cid:durableId="1930691984">
-    <w:abstractNumId w:val="37"/>
+    <w:abstractNumId w:val="44"/>
   </w:num>
   <w:num w:numId="40" w16cid:durableId="742215958">
     <w:abstractNumId w:val="0"/>
   </w:num>
   <w:num w:numId="41" w16cid:durableId="1181318251">
-    <w:abstractNumId w:val="42"/>
+    <w:abstractNumId w:val="49"/>
   </w:num>
   <w:num w:numId="42" w16cid:durableId="902374234">
-    <w:abstractNumId w:val="44"/>
+    <w:abstractNumId w:val="51"/>
   </w:num>
   <w:num w:numId="43" w16cid:durableId="1937713341">
-    <w:abstractNumId w:val="71"/>
+    <w:abstractNumId w:val="78"/>
   </w:num>
   <w:num w:numId="44" w16cid:durableId="568729027">
     <w:abstractNumId w:val="5"/>
   </w:num>
   <w:num w:numId="45" w16cid:durableId="1737897733">
-    <w:abstractNumId w:val="48"/>
+    <w:abstractNumId w:val="55"/>
   </w:num>
   <w:num w:numId="46" w16cid:durableId="1634672172">
     <w:abstractNumId w:val="14"/>
   </w:num>
   <w:num w:numId="47" w16cid:durableId="13924057">
-    <w:abstractNumId w:val="45"/>
+    <w:abstractNumId w:val="52"/>
   </w:num>
   <w:num w:numId="48" w16cid:durableId="1127116691">
-    <w:abstractNumId w:val="63"/>
+    <w:abstractNumId w:val="70"/>
   </w:num>
   <w:num w:numId="49" w16cid:durableId="2043359014">
-    <w:abstractNumId w:val="17"/>
+    <w:abstractNumId w:val="19"/>
   </w:num>
   <w:num w:numId="50" w16cid:durableId="1315642875">
     <w:abstractNumId w:val="4"/>
   </w:num>
   <w:num w:numId="51" w16cid:durableId="1736276234">
-    <w:abstractNumId w:val="62"/>
+    <w:abstractNumId w:val="69"/>
   </w:num>
   <w:num w:numId="52" w16cid:durableId="1320842877">
-    <w:abstractNumId w:val="65"/>
+    <w:abstractNumId w:val="72"/>
   </w:num>
   <w:num w:numId="53" w16cid:durableId="660934027">
-    <w:abstractNumId w:val="28"/>
+    <w:abstractNumId w:val="32"/>
   </w:num>
   <w:num w:numId="54" w16cid:durableId="2077431277">
-    <w:abstractNumId w:val="64"/>
+    <w:abstractNumId w:val="71"/>
   </w:num>
   <w:num w:numId="55" w16cid:durableId="767190297">
-    <w:abstractNumId w:val="60"/>
+    <w:abstractNumId w:val="67"/>
   </w:num>
   <w:num w:numId="56" w16cid:durableId="1795296107">
-    <w:abstractNumId w:val="32"/>
+    <w:abstractNumId w:val="37"/>
   </w:num>
   <w:num w:numId="57" w16cid:durableId="1585148188">
     <w:abstractNumId w:val="7"/>
   </w:num>
   <w:num w:numId="58" w16cid:durableId="1057321318">
-    <w:abstractNumId w:val="53"/>
+    <w:abstractNumId w:val="60"/>
   </w:num>
   <w:num w:numId="59" w16cid:durableId="2142651329">
-    <w:abstractNumId w:val="39"/>
+    <w:abstractNumId w:val="46"/>
   </w:num>
   <w:num w:numId="60" w16cid:durableId="437726317">
-    <w:abstractNumId w:val="18"/>
+    <w:abstractNumId w:val="20"/>
   </w:num>
   <w:num w:numId="61" w16cid:durableId="1740444279">
     <w:abstractNumId w:val="12"/>
   </w:num>
   <w:num w:numId="62" w16cid:durableId="29117008">
-    <w:abstractNumId w:val="51"/>
+    <w:abstractNumId w:val="58"/>
   </w:num>
   <w:num w:numId="63" w16cid:durableId="1013917872">
     <w:abstractNumId w:val="6"/>
@@ -13677,31 +17687,52 @@
     <w:abstractNumId w:val="9"/>
   </w:num>
   <w:num w:numId="65" w16cid:durableId="1614898229">
-    <w:abstractNumId w:val="57"/>
+    <w:abstractNumId w:val="64"/>
   </w:num>
   <w:num w:numId="66" w16cid:durableId="411005392">
-    <w:abstractNumId w:val="67"/>
+    <w:abstractNumId w:val="74"/>
   </w:num>
   <w:num w:numId="67" w16cid:durableId="1416240644">
     <w:abstractNumId w:val="8"/>
   </w:num>
   <w:num w:numId="68" w16cid:durableId="493882115">
-    <w:abstractNumId w:val="70"/>
+    <w:abstractNumId w:val="77"/>
   </w:num>
   <w:num w:numId="69" w16cid:durableId="1717968321">
-    <w:abstractNumId w:val="27"/>
+    <w:abstractNumId w:val="31"/>
   </w:num>
   <w:num w:numId="70" w16cid:durableId="556017849">
-    <w:abstractNumId w:val="56"/>
+    <w:abstractNumId w:val="63"/>
   </w:num>
   <w:num w:numId="71" w16cid:durableId="1833570057">
-    <w:abstractNumId w:val="47"/>
+    <w:abstractNumId w:val="54"/>
   </w:num>
   <w:num w:numId="72" w16cid:durableId="1827553864">
-    <w:abstractNumId w:val="31"/>
+    <w:abstractNumId w:val="36"/>
   </w:num>
   <w:num w:numId="73" w16cid:durableId="449588983">
     <w:abstractNumId w:val="1"/>
+  </w:num>
+  <w:num w:numId="74" w16cid:durableId="81343511">
+    <w:abstractNumId w:val="16"/>
+  </w:num>
+  <w:num w:numId="75" w16cid:durableId="1838156497">
+    <w:abstractNumId w:val="17"/>
+  </w:num>
+  <w:num w:numId="76" w16cid:durableId="213660588">
+    <w:abstractNumId w:val="42"/>
+  </w:num>
+  <w:num w:numId="77" w16cid:durableId="1358778420">
+    <w:abstractNumId w:val="25"/>
+  </w:num>
+  <w:num w:numId="78" w16cid:durableId="1553999188">
+    <w:abstractNumId w:val="30"/>
+  </w:num>
+  <w:num w:numId="79" w16cid:durableId="2069500392">
+    <w:abstractNumId w:val="41"/>
+  </w:num>
+  <w:num w:numId="80" w16cid:durableId="730495259">
+    <w:abstractNumId w:val="33"/>
   </w:num>
 </w:numbering>
 </file>
@@ -14350,7 +18381,6 @@
   <w:style w:type="character" w:default="1" w:styleId="DefaultParagraphFont">
     <w:name w:val="Default Paragraph Font"/>
     <w:uiPriority w:val="1"/>
-    <w:semiHidden/>
     <w:unhideWhenUsed/>
   </w:style>
   <w:style w:type="table" w:default="1" w:styleId="TableNormal">

--- a/Church/2026/2026_0307_MenloChurch.docx
+++ b/Church/2026/2026_0307_MenloChurch.docx
@@ -445,23 +445,13 @@
           <w:szCs w:val="24"/>
         </w:rPr>
       </w:pPr>
-      <w:proofErr w:type="gramStart"/>
-      <w:r>
-        <w:rPr>
-          <w:rFonts w:cstheme="minorHAnsi"/>
-          <w:sz w:val="24"/>
-          <w:szCs w:val="24"/>
-        </w:rPr>
-        <w:t>Moses</w:t>
-      </w:r>
-      <w:proofErr w:type="gramEnd"/>
-      <w:r>
-        <w:rPr>
-          <w:rFonts w:cstheme="minorHAnsi"/>
-          <w:sz w:val="24"/>
-          <w:szCs w:val="24"/>
-        </w:rPr>
-        <w:t xml:space="preserve"> mother float Moses down to the river.</w:t>
+      <w:r>
+        <w:rPr>
+          <w:rFonts w:cstheme="minorHAnsi"/>
+          <w:sz w:val="24"/>
+          <w:szCs w:val="24"/>
+        </w:rPr>
+        <w:t>Moses mother float Moses down to the river.</w:t>
       </w:r>
     </w:p>
     <w:p>
@@ -806,6 +796,247 @@
           <w:szCs w:val="24"/>
         </w:rPr>
       </w:pPr>
+      <w:r>
+        <w:rPr>
+          <w:rFonts w:cstheme="minorHAnsi"/>
+          <w:sz w:val="24"/>
+          <w:szCs w:val="24"/>
+        </w:rPr>
+        <w:t>Today we talk about Genesis 32:22-31</w:t>
+      </w:r>
+    </w:p>
+    <w:p>
+      <w:pPr>
+        <w:rPr>
+          <w:rFonts w:cstheme="minorHAnsi"/>
+          <w:sz w:val="24"/>
+          <w:szCs w:val="24"/>
+        </w:rPr>
+      </w:pPr>
+    </w:p>
+    <w:p>
+      <w:pPr>
+        <w:rPr>
+          <w:rFonts w:cstheme="minorHAnsi"/>
+          <w:sz w:val="24"/>
+          <w:szCs w:val="24"/>
+        </w:rPr>
+      </w:pPr>
+      <w:r>
+        <w:rPr>
+          <w:rFonts w:cstheme="minorHAnsi"/>
+          <w:sz w:val="24"/>
+          <w:szCs w:val="24"/>
+        </w:rPr>
+        <w:t>Genesis 32:22-31 highlights Jacob’s transformation from a deceitful "supplanter" to "Israel," one who strives with God and prevails, following a nighttime struggle with a divine being. This encounter marks a profound shift in identity and character, where Jacob receives a blessing after admitting his name, resulting in a permanent limp as a testament to his reliance on God. </w:t>
+      </w:r>
+    </w:p>
+    <w:p>
+      <w:pPr>
+        <w:rPr>
+          <w:rFonts w:cstheme="minorHAnsi"/>
+          <w:sz w:val="24"/>
+          <w:szCs w:val="24"/>
+        </w:rPr>
+      </w:pPr>
+      <w:r>
+        <w:rPr>
+          <w:rFonts w:cstheme="minorHAnsi"/>
+          <w:sz w:val="24"/>
+          <w:szCs w:val="24"/>
+        </w:rPr>
+        <w:t>Key themes and points include:</w:t>
+      </w:r>
+    </w:p>
+    <w:p>
+      <w:pPr>
+        <w:numPr>
+          <w:ilvl w:val="0"/>
+          <w:numId w:val="81"/>
+        </w:numPr>
+        <w:rPr>
+          <w:rFonts w:cstheme="minorHAnsi"/>
+          <w:sz w:val="24"/>
+          <w:szCs w:val="24"/>
+        </w:rPr>
+      </w:pPr>
+      <w:r>
+        <w:rPr>
+          <w:rFonts w:cstheme="minorHAnsi"/>
+          <w:b/>
+          <w:bCs/>
+          <w:sz w:val="24"/>
+          <w:szCs w:val="24"/>
+        </w:rPr>
+        <w:t>Transformation of Identity:</w:t>
+      </w:r>
+      <w:r>
+        <w:rPr>
+          <w:rFonts w:cstheme="minorHAnsi"/>
+          <w:sz w:val="24"/>
+          <w:szCs w:val="24"/>
+        </w:rPr>
+        <w:t> Jacob ("deceiver") is renamed Israel ("He struggles with God"), signifying a new identity and character change.</w:t>
+      </w:r>
+    </w:p>
+    <w:p>
+      <w:pPr>
+        <w:numPr>
+          <w:ilvl w:val="0"/>
+          <w:numId w:val="81"/>
+        </w:numPr>
+        <w:rPr>
+          <w:rFonts w:cstheme="minorHAnsi"/>
+          <w:sz w:val="24"/>
+          <w:szCs w:val="24"/>
+        </w:rPr>
+      </w:pPr>
+      <w:r>
+        <w:rPr>
+          <w:rFonts w:cstheme="minorHAnsi"/>
+          <w:b/>
+          <w:bCs/>
+          <w:sz w:val="24"/>
+          <w:szCs w:val="24"/>
+        </w:rPr>
+        <w:t>The Nature of Struggle:</w:t>
+      </w:r>
+      <w:r>
+        <w:rPr>
+          <w:rFonts w:cstheme="minorHAnsi"/>
+          <w:sz w:val="24"/>
+          <w:szCs w:val="24"/>
+        </w:rPr>
+        <w:t> The passage illustrates that wrestling with God in moments of fear and crisis can lead to spiritual intimacy, maturity, and blessing.</w:t>
+      </w:r>
+    </w:p>
+    <w:p>
+      <w:pPr>
+        <w:numPr>
+          <w:ilvl w:val="0"/>
+          <w:numId w:val="81"/>
+        </w:numPr>
+        <w:rPr>
+          <w:rFonts w:cstheme="minorHAnsi"/>
+          <w:sz w:val="24"/>
+          <w:szCs w:val="24"/>
+        </w:rPr>
+      </w:pPr>
+      <w:r>
+        <w:rPr>
+          <w:rFonts w:cstheme="minorHAnsi"/>
+          <w:b/>
+          <w:bCs/>
+          <w:sz w:val="24"/>
+          <w:szCs w:val="24"/>
+        </w:rPr>
+        <w:t>Divine Encounter:</w:t>
+      </w:r>
+      <w:r>
+        <w:rPr>
+          <w:rFonts w:cstheme="minorHAnsi"/>
+          <w:sz w:val="24"/>
+          <w:szCs w:val="24"/>
+        </w:rPr>
+        <w:t> God initiates the struggle, not to defeat Jacob, but to encounter him, blessing him despite his flaws.</w:t>
+      </w:r>
+    </w:p>
+    <w:p>
+      <w:pPr>
+        <w:numPr>
+          <w:ilvl w:val="0"/>
+          <w:numId w:val="81"/>
+        </w:numPr>
+        <w:rPr>
+          <w:rFonts w:cstheme="minorHAnsi"/>
+          <w:sz w:val="24"/>
+          <w:szCs w:val="24"/>
+        </w:rPr>
+      </w:pPr>
+      <w:r>
+        <w:rPr>
+          <w:rFonts w:cstheme="minorHAnsi"/>
+          <w:b/>
+          <w:bCs/>
+          <w:sz w:val="24"/>
+          <w:szCs w:val="24"/>
+        </w:rPr>
+        <w:t>Reliance over Self-Sufficiency:</w:t>
+      </w:r>
+      <w:r>
+        <w:rPr>
+          <w:rFonts w:cstheme="minorHAnsi"/>
+          <w:sz w:val="24"/>
+          <w:szCs w:val="24"/>
+        </w:rPr>
+        <w:t> The injury to Jacob's hip serves as a physical reminder of his dependence on God, rather than his own strength or cunning.</w:t>
+      </w:r>
+    </w:p>
+    <w:p>
+      <w:pPr>
+        <w:numPr>
+          <w:ilvl w:val="0"/>
+          <w:numId w:val="81"/>
+        </w:numPr>
+        <w:rPr>
+          <w:rFonts w:cstheme="minorHAnsi"/>
+          <w:sz w:val="24"/>
+          <w:szCs w:val="24"/>
+        </w:rPr>
+      </w:pPr>
+      <w:r>
+        <w:rPr>
+          <w:rFonts w:cstheme="minorHAnsi"/>
+          <w:b/>
+          <w:bCs/>
+          <w:sz w:val="24"/>
+          <w:szCs w:val="24"/>
+        </w:rPr>
+        <w:t>Blessing Through Persistence:</w:t>
+      </w:r>
+      <w:r>
+        <w:rPr>
+          <w:rFonts w:cstheme="minorHAnsi"/>
+          <w:sz w:val="24"/>
+          <w:szCs w:val="24"/>
+        </w:rPr>
+        <w:t> Jacob’s refusal to let go until he is blessed demonstrates a tenacious faith that brings about spiritual growth. </w:t>
+      </w:r>
+    </w:p>
+    <w:p>
+      <w:pPr>
+        <w:rPr>
+          <w:rFonts w:cstheme="minorHAnsi"/>
+          <w:sz w:val="24"/>
+          <w:szCs w:val="24"/>
+        </w:rPr>
+      </w:pPr>
+    </w:p>
+    <w:p>
+      <w:pPr>
+        <w:rPr>
+          <w:rFonts w:cstheme="minorHAnsi"/>
+          <w:sz w:val="24"/>
+          <w:szCs w:val="24"/>
+        </w:rPr>
+      </w:pPr>
+      <w:r>
+        <w:rPr>
+          <w:rFonts w:cstheme="minorHAnsi"/>
+          <w:sz w:val="24"/>
+          <w:szCs w:val="24"/>
+        </w:rPr>
+        <w:t>Genesis 32:22-31 is about how God change the name Jacob (deceiver/cheater) into Isarael (One who strive with God and Prevails). Jacob fight/wrestles/struggles with God and gain strength from God.</w:t>
+      </w:r>
+    </w:p>
+    <w:p>
+      <w:pPr>
+        <w:rPr>
+          <w:rFonts w:cstheme="minorHAnsi"/>
+          <w:sz w:val="24"/>
+          <w:szCs w:val="24"/>
+        </w:rPr>
+      </w:pPr>
     </w:p>
     <w:p>
       <w:pPr>
@@ -1268,7 +1499,6 @@
           <w:sz w:val="24"/>
           <w:szCs w:val="24"/>
         </w:rPr>
-        <w:lastRenderedPageBreak/>
         <w:t>Retreating often leaves us stuck, while staying in the ring with God, even with a "limp" from the struggle, cultivates a resilient and authentic, rather than a fragile, faith. </w:t>
       </w:r>
     </w:p>
@@ -1648,7 +1878,6 @@
           <w:sz w:val="24"/>
           <w:szCs w:val="24"/>
         </w:rPr>
-        <w:lastRenderedPageBreak/>
         <w:drawing>
           <wp:inline distT="0" distB="0" distL="0" distR="0" wp14:anchorId="6D7D62F1" wp14:editId="0F33DD3B">
             <wp:extent cx="1638010" cy="2406770"/>
@@ -1786,6 +2015,7 @@
           <w:sz w:val="24"/>
           <w:szCs w:val="24"/>
         </w:rPr>
+        <w:lastRenderedPageBreak/>
         <w:drawing>
           <wp:inline distT="0" distB="0" distL="0" distR="0" wp14:anchorId="7DE2954D" wp14:editId="610ADD47">
             <wp:extent cx="1794008" cy="2518913"/>
@@ -2182,16 +2412,7 @@
           <w:sz w:val="24"/>
           <w:szCs w:val="24"/>
         </w:rPr>
-        <w:t xml:space="preserve">So Jacob called the name of the place </w:t>
-      </w:r>
-      <w:r>
-        <w:rPr>
-          <w:rFonts w:cstheme="minorHAnsi"/>
-          <w:sz w:val="24"/>
-          <w:szCs w:val="24"/>
-        </w:rPr>
-        <w:lastRenderedPageBreak/>
-        <w:t>Peniel,</w:t>
+        <w:t>So Jacob called the name of the place Peniel,</w:t>
       </w:r>
       <w:r>
         <w:rPr>
@@ -2376,6 +2597,7 @@
           <w:sz w:val="24"/>
           <w:szCs w:val="24"/>
         </w:rPr>
+        <w:lastRenderedPageBreak/>
         <w:t>Dependence and Blessing:</w:t>
       </w:r>
       <w:r>
@@ -2744,7 +2966,6 @@
           <w:sz w:val="24"/>
           <w:szCs w:val="24"/>
         </w:rPr>
-        <w:lastRenderedPageBreak/>
         <w:t>Moving Beyond Surface Issues:</w:t>
       </w:r>
       <w:r>
@@ -2942,6 +3163,7 @@
           <w:sz w:val="24"/>
           <w:szCs w:val="24"/>
         </w:rPr>
+        <w:lastRenderedPageBreak/>
         <w:drawing>
           <wp:inline distT="0" distB="0" distL="0" distR="0" wp14:anchorId="6007498D" wp14:editId="59475D65">
             <wp:extent cx="4623758" cy="739011"/>
@@ -3324,7 +3546,6 @@
           <w:sz w:val="24"/>
           <w:szCs w:val="24"/>
         </w:rPr>
-        <w:lastRenderedPageBreak/>
         <w:t>39:00/1:15:04</w:t>
       </w:r>
     </w:p>
@@ -3510,6 +3731,7 @@
           <w:sz w:val="24"/>
           <w:szCs w:val="24"/>
         </w:rPr>
+        <w:lastRenderedPageBreak/>
         <w:t>Strength Through Weakness:</w:t>
       </w:r>
       <w:r>
@@ -3845,7 +4067,6 @@
           <w:sz w:val="24"/>
           <w:szCs w:val="24"/>
         </w:rPr>
-        <w:lastRenderedPageBreak/>
         <w:t>Identity Shifting:</w:t>
       </w:r>
       <w:r>
@@ -4027,6 +4248,7 @@
           <w:sz w:val="24"/>
           <w:szCs w:val="24"/>
         </w:rPr>
+        <w:lastRenderedPageBreak/>
         <w:drawing>
           <wp:inline distT="0" distB="0" distL="0" distR="0" wp14:anchorId="5197A8C8" wp14:editId="2C318DC1">
             <wp:extent cx="4761781" cy="739704"/>
@@ -4632,7 +4854,6 @@
           <w:sz w:val="24"/>
           <w:szCs w:val="24"/>
         </w:rPr>
-        <w:lastRenderedPageBreak/>
         <w:t>50:00/1:15:04</w:t>
       </w:r>
     </w:p>
@@ -4912,7 +5133,23 @@
           <w:sz w:val="24"/>
           <w:szCs w:val="24"/>
         </w:rPr>
-        <w:t xml:space="preserve"> bibl</w:t>
+        <w:t xml:space="preserve"> </w:t>
+      </w:r>
+      <w:r>
+        <w:rPr>
+          <w:rFonts w:cstheme="minorHAnsi"/>
+          <w:sz w:val="24"/>
+          <w:szCs w:val="24"/>
+        </w:rPr>
+        <w:t>B</w:t>
+      </w:r>
+      <w:r>
+        <w:rPr>
+          <w:rFonts w:cstheme="minorHAnsi"/>
+          <w:sz w:val="24"/>
+          <w:szCs w:val="24"/>
+        </w:rPr>
+        <w:t>ibl</w:t>
       </w:r>
       <w:r>
         <w:rPr>
@@ -4936,15 +5173,7 @@
           <w:sz w:val="24"/>
           <w:szCs w:val="24"/>
         </w:rPr>
-        <w:t>Genesis 32</w:t>
-      </w:r>
-      <w:r>
-        <w:rPr>
-          <w:rFonts w:cstheme="minorHAnsi"/>
-          <w:sz w:val="24"/>
-          <w:szCs w:val="24"/>
-        </w:rPr>
-        <w:t>:28</w:t>
+        <w:t>Genesis 32:22-31</w:t>
       </w:r>
       <w:r>
         <w:rPr>
@@ -4960,55 +5189,39 @@
           <w:sz w:val="24"/>
           <w:szCs w:val="24"/>
         </w:rPr>
-        <w:t>Jacob wrestles wi</w:t>
-      </w:r>
-      <w:r>
-        <w:rPr>
-          <w:rFonts w:cstheme="minorHAnsi"/>
-          <w:sz w:val="24"/>
-          <w:szCs w:val="24"/>
-        </w:rPr>
-        <w:t>th God.</w:t>
-      </w:r>
-      <w:r>
-        <w:rPr>
-          <w:rFonts w:cstheme="minorHAnsi"/>
-          <w:sz w:val="24"/>
-          <w:szCs w:val="24"/>
-        </w:rPr>
-        <w:t xml:space="preserve"> </w:t>
-      </w:r>
-      <w:r>
-        <w:rPr>
-          <w:rFonts w:cstheme="minorHAnsi"/>
-          <w:sz w:val="24"/>
-          <w:szCs w:val="24"/>
-        </w:rPr>
-        <w:t xml:space="preserve">God </w:t>
-      </w:r>
-      <w:r>
-        <w:rPr>
-          <w:rFonts w:cstheme="minorHAnsi"/>
-          <w:sz w:val="24"/>
-          <w:szCs w:val="24"/>
-        </w:rPr>
-        <w:t>renamed</w:t>
-      </w:r>
-      <w:r>
-        <w:rPr>
-          <w:rFonts w:cstheme="minorHAnsi"/>
-          <w:sz w:val="24"/>
-          <w:szCs w:val="24"/>
-        </w:rPr>
-        <w:t xml:space="preserve"> Jacob into Israel</w:t>
-      </w:r>
-      <w:r>
-        <w:rPr>
-          <w:rFonts w:cstheme="minorHAnsi"/>
-          <w:sz w:val="24"/>
-          <w:szCs w:val="24"/>
-        </w:rPr>
-        <w:t>.</w:t>
+        <w:t>Jacob fight/wrestles/struggles with God and gain strength from God.</w:t>
+      </w:r>
+      <w:r>
+        <w:rPr>
+          <w:rFonts w:cstheme="minorHAnsi"/>
+          <w:sz w:val="24"/>
+          <w:szCs w:val="24"/>
+        </w:rPr>
+        <w:t xml:space="preserve"> Finally, </w:t>
+      </w:r>
+      <w:r>
+        <w:rPr>
+          <w:rFonts w:cstheme="minorHAnsi"/>
+          <w:sz w:val="24"/>
+          <w:szCs w:val="24"/>
+        </w:rPr>
+        <w:t>God change</w:t>
+      </w:r>
+      <w:r>
+        <w:rPr>
+          <w:rFonts w:cstheme="minorHAnsi"/>
+          <w:sz w:val="24"/>
+          <w:szCs w:val="24"/>
+        </w:rPr>
+        <w:t>s</w:t>
+      </w:r>
+      <w:r>
+        <w:rPr>
+          <w:rFonts w:cstheme="minorHAnsi"/>
+          <w:sz w:val="24"/>
+          <w:szCs w:val="24"/>
+        </w:rPr>
+        <w:t xml:space="preserve"> the name Jacob (deceiver/cheater) into Isarael (One who strive with God and Prevails).</w:t>
       </w:r>
     </w:p>
     <w:p>
@@ -5051,6 +5264,7 @@
           <w:sz w:val="24"/>
           <w:szCs w:val="24"/>
         </w:rPr>
+        <w:lastRenderedPageBreak/>
         <w:t xml:space="preserve">1. </w:t>
       </w:r>
       <w:r>
@@ -5151,23 +5365,7 @@
           <w:sz w:val="24"/>
           <w:szCs w:val="24"/>
         </w:rPr>
-        <w:t xml:space="preserve">2. </w:t>
-      </w:r>
-      <w:r>
-        <w:rPr>
-          <w:rFonts w:cstheme="minorHAnsi"/>
-          <w:sz w:val="24"/>
-          <w:szCs w:val="24"/>
-        </w:rPr>
-        <w:t>Genesis 32:22-31</w:t>
-      </w:r>
-      <w:r>
-        <w:rPr>
-          <w:rFonts w:cstheme="minorHAnsi"/>
-          <w:sz w:val="24"/>
-          <w:szCs w:val="24"/>
-        </w:rPr>
-        <w:t xml:space="preserve"> (</w:t>
+        <w:t>2. Genesis 32:22-31 (</w:t>
       </w:r>
       <w:r>
         <w:rPr>
@@ -5248,23 +5446,7 @@
           <w:sz w:val="24"/>
           <w:szCs w:val="24"/>
         </w:rPr>
-        <w:t xml:space="preserve"> </w:t>
-      </w:r>
-      <w:r>
-        <w:rPr>
-          <w:rFonts w:cstheme="minorHAnsi"/>
-          <w:sz w:val="24"/>
-          <w:szCs w:val="24"/>
-        </w:rPr>
-        <w:t>The fight brings an invitation to honesty</w:t>
-      </w:r>
-      <w:r>
-        <w:rPr>
-          <w:rFonts w:cstheme="minorHAnsi"/>
-          <w:sz w:val="24"/>
-          <w:szCs w:val="24"/>
-        </w:rPr>
-        <w:t xml:space="preserve">: </w:t>
+        <w:t xml:space="preserve"> The fight brings an invitation to honesty: </w:t>
       </w:r>
       <w:r>
         <w:rPr>
@@ -5386,95 +5568,15 @@
           <w:sz w:val="24"/>
           <w:szCs w:val="24"/>
         </w:rPr>
-        <w:t xml:space="preserve">5. </w:t>
-      </w:r>
-      <w:r>
-        <w:rPr>
-          <w:rFonts w:cstheme="minorHAnsi"/>
-          <w:sz w:val="24"/>
-          <w:szCs w:val="24"/>
-        </w:rPr>
-        <w:t>The fight brings a limp of blessing</w:t>
-      </w:r>
-      <w:r>
-        <w:rPr>
-          <w:rFonts w:cstheme="minorHAnsi"/>
-          <w:sz w:val="24"/>
-          <w:szCs w:val="24"/>
-        </w:rPr>
-        <w:t xml:space="preserve">: </w:t>
-      </w:r>
-      <w:r>
-        <w:rPr>
-          <w:rFonts w:cstheme="minorHAnsi"/>
-          <w:sz w:val="24"/>
-          <w:szCs w:val="24"/>
-        </w:rPr>
-        <w:t xml:space="preserve"> Both </w:t>
-      </w:r>
-      <w:r>
-        <w:rPr>
-          <w:rFonts w:cstheme="minorHAnsi"/>
-          <w:sz w:val="24"/>
-          <w:szCs w:val="24"/>
-        </w:rPr>
-        <w:t xml:space="preserve">God </w:t>
-      </w:r>
-      <w:r>
-        <w:rPr>
-          <w:rFonts w:cstheme="minorHAnsi"/>
-          <w:sz w:val="24"/>
-          <w:szCs w:val="24"/>
-        </w:rPr>
-        <w:t xml:space="preserve">and </w:t>
-      </w:r>
-      <w:r>
-        <w:rPr>
-          <w:rFonts w:cstheme="minorHAnsi"/>
-          <w:sz w:val="24"/>
-          <w:szCs w:val="24"/>
-        </w:rPr>
-        <w:t xml:space="preserve">Jacob </w:t>
-      </w:r>
-      <w:r>
-        <w:rPr>
-          <w:rFonts w:cstheme="minorHAnsi"/>
-          <w:sz w:val="24"/>
-          <w:szCs w:val="24"/>
-        </w:rPr>
-        <w:t>have</w:t>
-      </w:r>
-      <w:r>
-        <w:rPr>
-          <w:rFonts w:cstheme="minorHAnsi"/>
-          <w:sz w:val="24"/>
-          <w:szCs w:val="24"/>
-        </w:rPr>
-        <w:t xml:space="preserve"> plan</w:t>
-      </w:r>
-      <w:r>
-        <w:rPr>
-          <w:rFonts w:cstheme="minorHAnsi"/>
-          <w:sz w:val="24"/>
-          <w:szCs w:val="24"/>
-        </w:rPr>
-        <w:t>s</w:t>
-      </w:r>
-      <w:r>
-        <w:rPr>
-          <w:rFonts w:cstheme="minorHAnsi"/>
-          <w:sz w:val="24"/>
-          <w:szCs w:val="24"/>
-        </w:rPr>
-        <w:t>. Jacob is limp</w:t>
-      </w:r>
-      <w:r>
-        <w:rPr>
-          <w:rFonts w:cstheme="minorHAnsi"/>
-          <w:sz w:val="24"/>
-          <w:szCs w:val="24"/>
-        </w:rPr>
-        <w:t xml:space="preserve"> and transforms into new name Isarael.</w:t>
+        <w:t xml:space="preserve">5. The fight brings a limp of blessing: </w:t>
+      </w:r>
+      <w:r>
+        <w:rPr>
+          <w:rFonts w:cstheme="minorHAnsi"/>
+          <w:sz w:val="24"/>
+          <w:szCs w:val="24"/>
+        </w:rPr>
+        <w:t xml:space="preserve"> Both God and Jacob have plans. Jacob is limp and transforms into new name Isarael.</w:t>
       </w:r>
     </w:p>
     <w:p>
@@ -13532,6 +13634,155 @@
     </w:lvl>
   </w:abstractNum>
   <w:abstractNum w:abstractNumId="53" w15:restartNumberingAfterBreak="0">
+    <w:nsid w:val="41E94FEE"/>
+    <w:multiLevelType w:val="multilevel"/>
+    <w:tmpl w:val="5B18305C"/>
+    <w:lvl w:ilvl="0">
+      <w:start w:val="1"/>
+      <w:numFmt w:val="bullet"/>
+      <w:lvlText w:val=""/>
+      <w:lvlJc w:val="left"/>
+      <w:pPr>
+        <w:tabs>
+          <w:tab w:val="num" w:pos="720"/>
+        </w:tabs>
+        <w:ind w:left="720" w:hanging="360"/>
+      </w:pPr>
+      <w:rPr>
+        <w:rFonts w:ascii="Symbol" w:hAnsi="Symbol" w:hint="default"/>
+        <w:sz w:val="20"/>
+      </w:rPr>
+    </w:lvl>
+    <w:lvl w:ilvl="1" w:tentative="1">
+      <w:start w:val="1"/>
+      <w:numFmt w:val="bullet"/>
+      <w:lvlText w:val="o"/>
+      <w:lvlJc w:val="left"/>
+      <w:pPr>
+        <w:tabs>
+          <w:tab w:val="num" w:pos="1440"/>
+        </w:tabs>
+        <w:ind w:left="1440" w:hanging="360"/>
+      </w:pPr>
+      <w:rPr>
+        <w:rFonts w:ascii="Courier New" w:hAnsi="Courier New" w:hint="default"/>
+        <w:sz w:val="20"/>
+      </w:rPr>
+    </w:lvl>
+    <w:lvl w:ilvl="2" w:tentative="1">
+      <w:start w:val="1"/>
+      <w:numFmt w:val="bullet"/>
+      <w:lvlText w:val=""/>
+      <w:lvlJc w:val="left"/>
+      <w:pPr>
+        <w:tabs>
+          <w:tab w:val="num" w:pos="2160"/>
+        </w:tabs>
+        <w:ind w:left="2160" w:hanging="360"/>
+      </w:pPr>
+      <w:rPr>
+        <w:rFonts w:ascii="Wingdings" w:hAnsi="Wingdings" w:hint="default"/>
+        <w:sz w:val="20"/>
+      </w:rPr>
+    </w:lvl>
+    <w:lvl w:ilvl="3" w:tentative="1">
+      <w:start w:val="1"/>
+      <w:numFmt w:val="bullet"/>
+      <w:lvlText w:val=""/>
+      <w:lvlJc w:val="left"/>
+      <w:pPr>
+        <w:tabs>
+          <w:tab w:val="num" w:pos="2880"/>
+        </w:tabs>
+        <w:ind w:left="2880" w:hanging="360"/>
+      </w:pPr>
+      <w:rPr>
+        <w:rFonts w:ascii="Wingdings" w:hAnsi="Wingdings" w:hint="default"/>
+        <w:sz w:val="20"/>
+      </w:rPr>
+    </w:lvl>
+    <w:lvl w:ilvl="4" w:tentative="1">
+      <w:start w:val="1"/>
+      <w:numFmt w:val="bullet"/>
+      <w:lvlText w:val=""/>
+      <w:lvlJc w:val="left"/>
+      <w:pPr>
+        <w:tabs>
+          <w:tab w:val="num" w:pos="3600"/>
+        </w:tabs>
+        <w:ind w:left="3600" w:hanging="360"/>
+      </w:pPr>
+      <w:rPr>
+        <w:rFonts w:ascii="Wingdings" w:hAnsi="Wingdings" w:hint="default"/>
+        <w:sz w:val="20"/>
+      </w:rPr>
+    </w:lvl>
+    <w:lvl w:ilvl="5" w:tentative="1">
+      <w:start w:val="1"/>
+      <w:numFmt w:val="bullet"/>
+      <w:lvlText w:val=""/>
+      <w:lvlJc w:val="left"/>
+      <w:pPr>
+        <w:tabs>
+          <w:tab w:val="num" w:pos="4320"/>
+        </w:tabs>
+        <w:ind w:left="4320" w:hanging="360"/>
+      </w:pPr>
+      <w:rPr>
+        <w:rFonts w:ascii="Wingdings" w:hAnsi="Wingdings" w:hint="default"/>
+        <w:sz w:val="20"/>
+      </w:rPr>
+    </w:lvl>
+    <w:lvl w:ilvl="6" w:tentative="1">
+      <w:start w:val="1"/>
+      <w:numFmt w:val="bullet"/>
+      <w:lvlText w:val=""/>
+      <w:lvlJc w:val="left"/>
+      <w:pPr>
+        <w:tabs>
+          <w:tab w:val="num" w:pos="5040"/>
+        </w:tabs>
+        <w:ind w:left="5040" w:hanging="360"/>
+      </w:pPr>
+      <w:rPr>
+        <w:rFonts w:ascii="Wingdings" w:hAnsi="Wingdings" w:hint="default"/>
+        <w:sz w:val="20"/>
+      </w:rPr>
+    </w:lvl>
+    <w:lvl w:ilvl="7" w:tentative="1">
+      <w:start w:val="1"/>
+      <w:numFmt w:val="bullet"/>
+      <w:lvlText w:val=""/>
+      <w:lvlJc w:val="left"/>
+      <w:pPr>
+        <w:tabs>
+          <w:tab w:val="num" w:pos="5760"/>
+        </w:tabs>
+        <w:ind w:left="5760" w:hanging="360"/>
+      </w:pPr>
+      <w:rPr>
+        <w:rFonts w:ascii="Wingdings" w:hAnsi="Wingdings" w:hint="default"/>
+        <w:sz w:val="20"/>
+      </w:rPr>
+    </w:lvl>
+    <w:lvl w:ilvl="8" w:tentative="1">
+      <w:start w:val="1"/>
+      <w:numFmt w:val="bullet"/>
+      <w:lvlText w:val=""/>
+      <w:lvlJc w:val="left"/>
+      <w:pPr>
+        <w:tabs>
+          <w:tab w:val="num" w:pos="6480"/>
+        </w:tabs>
+        <w:ind w:left="6480" w:hanging="360"/>
+      </w:pPr>
+      <w:rPr>
+        <w:rFonts w:ascii="Wingdings" w:hAnsi="Wingdings" w:hint="default"/>
+        <w:sz w:val="20"/>
+      </w:rPr>
+    </w:lvl>
+  </w:abstractNum>
+  <w:abstractNum w:abstractNumId="54" w15:restartNumberingAfterBreak="0">
     <w:nsid w:val="44F115CA"/>
     <w:multiLevelType w:val="multilevel"/>
     <w:tmpl w:val="17902F36"/>
@@ -13680,7 +13931,7 @@
       </w:rPr>
     </w:lvl>
   </w:abstractNum>
-  <w:abstractNum w:abstractNumId="54" w15:restartNumberingAfterBreak="0">
+  <w:abstractNum w:abstractNumId="55" w15:restartNumberingAfterBreak="0">
     <w:nsid w:val="47913F6C"/>
     <w:multiLevelType w:val="multilevel"/>
     <w:tmpl w:val="BDF6000A"/>
@@ -13829,7 +14080,7 @@
       </w:rPr>
     </w:lvl>
   </w:abstractNum>
-  <w:abstractNum w:abstractNumId="55" w15:restartNumberingAfterBreak="0">
+  <w:abstractNum w:abstractNumId="56" w15:restartNumberingAfterBreak="0">
     <w:nsid w:val="47B239BB"/>
     <w:multiLevelType w:val="hybridMultilevel"/>
     <w:tmpl w:val="1606498C"/>
@@ -13918,7 +14169,7 @@
       </w:pPr>
     </w:lvl>
   </w:abstractNum>
-  <w:abstractNum w:abstractNumId="56" w15:restartNumberingAfterBreak="0">
+  <w:abstractNum w:abstractNumId="57" w15:restartNumberingAfterBreak="0">
     <w:nsid w:val="4E414C40"/>
     <w:multiLevelType w:val="multilevel"/>
     <w:tmpl w:val="0742E086"/>
@@ -14067,7 +14318,7 @@
       </w:rPr>
     </w:lvl>
   </w:abstractNum>
-  <w:abstractNum w:abstractNumId="57" w15:restartNumberingAfterBreak="0">
+  <w:abstractNum w:abstractNumId="58" w15:restartNumberingAfterBreak="0">
     <w:nsid w:val="500513B7"/>
     <w:multiLevelType w:val="multilevel"/>
     <w:tmpl w:val="E92CF7FA"/>
@@ -14216,7 +14467,7 @@
       </w:rPr>
     </w:lvl>
   </w:abstractNum>
-  <w:abstractNum w:abstractNumId="58" w15:restartNumberingAfterBreak="0">
+  <w:abstractNum w:abstractNumId="59" w15:restartNumberingAfterBreak="0">
     <w:nsid w:val="52CD4399"/>
     <w:multiLevelType w:val="multilevel"/>
     <w:tmpl w:val="F6747A30"/>
@@ -14365,7 +14616,7 @@
       </w:rPr>
     </w:lvl>
   </w:abstractNum>
-  <w:abstractNum w:abstractNumId="59" w15:restartNumberingAfterBreak="0">
+  <w:abstractNum w:abstractNumId="60" w15:restartNumberingAfterBreak="0">
     <w:nsid w:val="547E23FC"/>
     <w:multiLevelType w:val="multilevel"/>
     <w:tmpl w:val="5C42B236"/>
@@ -14514,7 +14765,7 @@
       </w:rPr>
     </w:lvl>
   </w:abstractNum>
-  <w:abstractNum w:abstractNumId="60" w15:restartNumberingAfterBreak="0">
+  <w:abstractNum w:abstractNumId="61" w15:restartNumberingAfterBreak="0">
     <w:nsid w:val="591127C4"/>
     <w:multiLevelType w:val="multilevel"/>
     <w:tmpl w:val="AEC094BC"/>
@@ -14663,7 +14914,7 @@
       </w:rPr>
     </w:lvl>
   </w:abstractNum>
-  <w:abstractNum w:abstractNumId="61" w15:restartNumberingAfterBreak="0">
+  <w:abstractNum w:abstractNumId="62" w15:restartNumberingAfterBreak="0">
     <w:nsid w:val="5C6D072B"/>
     <w:multiLevelType w:val="multilevel"/>
     <w:tmpl w:val="6A885898"/>
@@ -14812,7 +15063,7 @@
       </w:rPr>
     </w:lvl>
   </w:abstractNum>
-  <w:abstractNum w:abstractNumId="62" w15:restartNumberingAfterBreak="0">
+  <w:abstractNum w:abstractNumId="63" w15:restartNumberingAfterBreak="0">
     <w:nsid w:val="5D0E1CB5"/>
     <w:multiLevelType w:val="multilevel"/>
     <w:tmpl w:val="FBB277F2"/>
@@ -14961,7 +15212,7 @@
       </w:rPr>
     </w:lvl>
   </w:abstractNum>
-  <w:abstractNum w:abstractNumId="63" w15:restartNumberingAfterBreak="0">
+  <w:abstractNum w:abstractNumId="64" w15:restartNumberingAfterBreak="0">
     <w:nsid w:val="5D2E041D"/>
     <w:multiLevelType w:val="multilevel"/>
     <w:tmpl w:val="10B8C828"/>
@@ -15110,7 +15361,7 @@
       </w:rPr>
     </w:lvl>
   </w:abstractNum>
-  <w:abstractNum w:abstractNumId="64" w15:restartNumberingAfterBreak="0">
+  <w:abstractNum w:abstractNumId="65" w15:restartNumberingAfterBreak="0">
     <w:nsid w:val="5D403D6C"/>
     <w:multiLevelType w:val="multilevel"/>
     <w:tmpl w:val="1316B11A"/>
@@ -15259,7 +15510,7 @@
       </w:rPr>
     </w:lvl>
   </w:abstractNum>
-  <w:abstractNum w:abstractNumId="65" w15:restartNumberingAfterBreak="0">
+  <w:abstractNum w:abstractNumId="66" w15:restartNumberingAfterBreak="0">
     <w:nsid w:val="5E3E4270"/>
     <w:multiLevelType w:val="multilevel"/>
     <w:tmpl w:val="14E4D4A8"/>
@@ -15408,7 +15659,7 @@
       </w:rPr>
     </w:lvl>
   </w:abstractNum>
-  <w:abstractNum w:abstractNumId="66" w15:restartNumberingAfterBreak="0">
+  <w:abstractNum w:abstractNumId="67" w15:restartNumberingAfterBreak="0">
     <w:nsid w:val="624F4572"/>
     <w:multiLevelType w:val="multilevel"/>
     <w:tmpl w:val="C658DBE2"/>
@@ -15557,7 +15808,7 @@
       </w:rPr>
     </w:lvl>
   </w:abstractNum>
-  <w:abstractNum w:abstractNumId="67" w15:restartNumberingAfterBreak="0">
+  <w:abstractNum w:abstractNumId="68" w15:restartNumberingAfterBreak="0">
     <w:nsid w:val="62952FFE"/>
     <w:multiLevelType w:val="multilevel"/>
     <w:tmpl w:val="BB16B1D2"/>
@@ -15706,7 +15957,7 @@
       </w:rPr>
     </w:lvl>
   </w:abstractNum>
-  <w:abstractNum w:abstractNumId="68" w15:restartNumberingAfterBreak="0">
+  <w:abstractNum w:abstractNumId="69" w15:restartNumberingAfterBreak="0">
     <w:nsid w:val="64584C0C"/>
     <w:multiLevelType w:val="multilevel"/>
     <w:tmpl w:val="43EE7618"/>
@@ -15855,7 +16106,7 @@
       </w:rPr>
     </w:lvl>
   </w:abstractNum>
-  <w:abstractNum w:abstractNumId="69" w15:restartNumberingAfterBreak="0">
+  <w:abstractNum w:abstractNumId="70" w15:restartNumberingAfterBreak="0">
     <w:nsid w:val="6814153C"/>
     <w:multiLevelType w:val="multilevel"/>
     <w:tmpl w:val="88C2E398"/>
@@ -16004,7 +16255,7 @@
       </w:rPr>
     </w:lvl>
   </w:abstractNum>
-  <w:abstractNum w:abstractNumId="70" w15:restartNumberingAfterBreak="0">
+  <w:abstractNum w:abstractNumId="71" w15:restartNumberingAfterBreak="0">
     <w:nsid w:val="6B6A1939"/>
     <w:multiLevelType w:val="multilevel"/>
     <w:tmpl w:val="C84A4EAC"/>
@@ -16153,7 +16404,7 @@
       </w:rPr>
     </w:lvl>
   </w:abstractNum>
-  <w:abstractNum w:abstractNumId="71" w15:restartNumberingAfterBreak="0">
+  <w:abstractNum w:abstractNumId="72" w15:restartNumberingAfterBreak="0">
     <w:nsid w:val="6E660C6B"/>
     <w:multiLevelType w:val="multilevel"/>
     <w:tmpl w:val="2126050C"/>
@@ -16302,7 +16553,7 @@
       </w:rPr>
     </w:lvl>
   </w:abstractNum>
-  <w:abstractNum w:abstractNumId="72" w15:restartNumberingAfterBreak="0">
+  <w:abstractNum w:abstractNumId="73" w15:restartNumberingAfterBreak="0">
     <w:nsid w:val="757256D9"/>
     <w:multiLevelType w:val="multilevel"/>
     <w:tmpl w:val="2BE664DA"/>
@@ -16451,7 +16702,7 @@
       </w:rPr>
     </w:lvl>
   </w:abstractNum>
-  <w:abstractNum w:abstractNumId="73" w15:restartNumberingAfterBreak="0">
+  <w:abstractNum w:abstractNumId="74" w15:restartNumberingAfterBreak="0">
     <w:nsid w:val="76917BA4"/>
     <w:multiLevelType w:val="multilevel"/>
     <w:tmpl w:val="43708D7A"/>
@@ -16600,7 +16851,7 @@
       </w:rPr>
     </w:lvl>
   </w:abstractNum>
-  <w:abstractNum w:abstractNumId="74" w15:restartNumberingAfterBreak="0">
+  <w:abstractNum w:abstractNumId="75" w15:restartNumberingAfterBreak="0">
     <w:nsid w:val="7715363F"/>
     <w:multiLevelType w:val="multilevel"/>
     <w:tmpl w:val="7854C050"/>
@@ -16749,7 +17000,7 @@
       </w:rPr>
     </w:lvl>
   </w:abstractNum>
-  <w:abstractNum w:abstractNumId="75" w15:restartNumberingAfterBreak="0">
+  <w:abstractNum w:abstractNumId="76" w15:restartNumberingAfterBreak="0">
     <w:nsid w:val="79546F4C"/>
     <w:multiLevelType w:val="multilevel"/>
     <w:tmpl w:val="2454FFA0"/>
@@ -16898,7 +17149,7 @@
       </w:rPr>
     </w:lvl>
   </w:abstractNum>
-  <w:abstractNum w:abstractNumId="76" w15:restartNumberingAfterBreak="0">
+  <w:abstractNum w:abstractNumId="77" w15:restartNumberingAfterBreak="0">
     <w:nsid w:val="7D9B6CDC"/>
     <w:multiLevelType w:val="multilevel"/>
     <w:tmpl w:val="E0F26886"/>
@@ -17047,7 +17298,7 @@
       </w:rPr>
     </w:lvl>
   </w:abstractNum>
-  <w:abstractNum w:abstractNumId="77" w15:restartNumberingAfterBreak="0">
+  <w:abstractNum w:abstractNumId="78" w15:restartNumberingAfterBreak="0">
     <w:nsid w:val="7E6F3E9B"/>
     <w:multiLevelType w:val="multilevel"/>
     <w:tmpl w:val="0DA86070"/>
@@ -17196,7 +17447,7 @@
       </w:rPr>
     </w:lvl>
   </w:abstractNum>
-  <w:abstractNum w:abstractNumId="78" w15:restartNumberingAfterBreak="0">
+  <w:abstractNum w:abstractNumId="79" w15:restartNumberingAfterBreak="0">
     <w:nsid w:val="7E8A58D9"/>
     <w:multiLevelType w:val="multilevel"/>
     <w:tmpl w:val="6BDC5EDE"/>
@@ -17345,7 +17596,7 @@
       </w:rPr>
     </w:lvl>
   </w:abstractNum>
-  <w:abstractNum w:abstractNumId="79" w15:restartNumberingAfterBreak="0">
+  <w:abstractNum w:abstractNumId="80" w15:restartNumberingAfterBreak="0">
     <w:nsid w:val="7F9C57E6"/>
     <w:multiLevelType w:val="multilevel"/>
     <w:tmpl w:val="917EFE4C"/>
@@ -17498,10 +17749,10 @@
     <w:abstractNumId w:val="2"/>
   </w:num>
   <w:num w:numId="2" w16cid:durableId="1684168531">
-    <w:abstractNumId w:val="65"/>
+    <w:abstractNumId w:val="66"/>
   </w:num>
   <w:num w:numId="3" w16cid:durableId="601499336">
-    <w:abstractNumId w:val="79"/>
+    <w:abstractNumId w:val="80"/>
   </w:num>
   <w:num w:numId="4" w16cid:durableId="1551309419">
     <w:abstractNumId w:val="22"/>
@@ -17519,10 +17770,10 @@
     <w:abstractNumId w:val="29"/>
   </w:num>
   <w:num w:numId="9" w16cid:durableId="2044474014">
-    <w:abstractNumId w:val="73"/>
+    <w:abstractNumId w:val="74"/>
   </w:num>
   <w:num w:numId="10" w16cid:durableId="483737074">
-    <w:abstractNumId w:val="56"/>
+    <w:abstractNumId w:val="57"/>
   </w:num>
   <w:num w:numId="11" w16cid:durableId="1688942017">
     <w:abstractNumId w:val="26"/>
@@ -17531,7 +17782,7 @@
     <w:abstractNumId w:val="40"/>
   </w:num>
   <w:num w:numId="13" w16cid:durableId="1888879141">
-    <w:abstractNumId w:val="57"/>
+    <w:abstractNumId w:val="58"/>
   </w:num>
   <w:num w:numId="14" w16cid:durableId="384255422">
     <w:abstractNumId w:val="11"/>
@@ -17546,10 +17797,10 @@
     <w:abstractNumId w:val="39"/>
   </w:num>
   <w:num w:numId="18" w16cid:durableId="1913541369">
-    <w:abstractNumId w:val="68"/>
+    <w:abstractNumId w:val="69"/>
   </w:num>
   <w:num w:numId="19" w16cid:durableId="959848181">
-    <w:abstractNumId w:val="53"/>
+    <w:abstractNumId w:val="54"/>
   </w:num>
   <w:num w:numId="20" w16cid:durableId="1951470876">
     <w:abstractNumId w:val="13"/>
@@ -17561,10 +17812,10 @@
     <w:abstractNumId w:val="47"/>
   </w:num>
   <w:num w:numId="23" w16cid:durableId="303313016">
-    <w:abstractNumId w:val="75"/>
+    <w:abstractNumId w:val="76"/>
   </w:num>
   <w:num w:numId="24" w16cid:durableId="654064635">
-    <w:abstractNumId w:val="76"/>
+    <w:abstractNumId w:val="77"/>
   </w:num>
   <w:num w:numId="25" w16cid:durableId="1199899313">
     <w:abstractNumId w:val="43"/>
@@ -17573,19 +17824,19 @@
     <w:abstractNumId w:val="27"/>
   </w:num>
   <w:num w:numId="27" w16cid:durableId="1867790755">
-    <w:abstractNumId w:val="62"/>
+    <w:abstractNumId w:val="63"/>
   </w:num>
   <w:num w:numId="28" w16cid:durableId="1066296575">
     <w:abstractNumId w:val="3"/>
   </w:num>
   <w:num w:numId="29" w16cid:durableId="311756558">
-    <w:abstractNumId w:val="66"/>
+    <w:abstractNumId w:val="67"/>
   </w:num>
   <w:num w:numId="30" w16cid:durableId="409620393">
-    <w:abstractNumId w:val="59"/>
+    <w:abstractNumId w:val="60"/>
   </w:num>
   <w:num w:numId="31" w16cid:durableId="346833783">
-    <w:abstractNumId w:val="61"/>
+    <w:abstractNumId w:val="62"/>
   </w:num>
   <w:num w:numId="32" w16cid:durableId="1339771232">
     <w:abstractNumId w:val="50"/>
@@ -17621,13 +17872,13 @@
     <w:abstractNumId w:val="51"/>
   </w:num>
   <w:num w:numId="43" w16cid:durableId="1937713341">
-    <w:abstractNumId w:val="78"/>
+    <w:abstractNumId w:val="79"/>
   </w:num>
   <w:num w:numId="44" w16cid:durableId="568729027">
     <w:abstractNumId w:val="5"/>
   </w:num>
   <w:num w:numId="45" w16cid:durableId="1737897733">
-    <w:abstractNumId w:val="55"/>
+    <w:abstractNumId w:val="56"/>
   </w:num>
   <w:num w:numId="46" w16cid:durableId="1634672172">
     <w:abstractNumId w:val="14"/>
@@ -17636,7 +17887,7 @@
     <w:abstractNumId w:val="52"/>
   </w:num>
   <w:num w:numId="48" w16cid:durableId="1127116691">
-    <w:abstractNumId w:val="70"/>
+    <w:abstractNumId w:val="71"/>
   </w:num>
   <w:num w:numId="49" w16cid:durableId="2043359014">
     <w:abstractNumId w:val="19"/>
@@ -17645,19 +17896,19 @@
     <w:abstractNumId w:val="4"/>
   </w:num>
   <w:num w:numId="51" w16cid:durableId="1736276234">
-    <w:abstractNumId w:val="69"/>
+    <w:abstractNumId w:val="70"/>
   </w:num>
   <w:num w:numId="52" w16cid:durableId="1320842877">
-    <w:abstractNumId w:val="72"/>
+    <w:abstractNumId w:val="73"/>
   </w:num>
   <w:num w:numId="53" w16cid:durableId="660934027">
     <w:abstractNumId w:val="32"/>
   </w:num>
   <w:num w:numId="54" w16cid:durableId="2077431277">
-    <w:abstractNumId w:val="71"/>
+    <w:abstractNumId w:val="72"/>
   </w:num>
   <w:num w:numId="55" w16cid:durableId="767190297">
-    <w:abstractNumId w:val="67"/>
+    <w:abstractNumId w:val="68"/>
   </w:num>
   <w:num w:numId="56" w16cid:durableId="1795296107">
     <w:abstractNumId w:val="37"/>
@@ -17666,7 +17917,7 @@
     <w:abstractNumId w:val="7"/>
   </w:num>
   <w:num w:numId="58" w16cid:durableId="1057321318">
-    <w:abstractNumId w:val="60"/>
+    <w:abstractNumId w:val="61"/>
   </w:num>
   <w:num w:numId="59" w16cid:durableId="2142651329">
     <w:abstractNumId w:val="46"/>
@@ -17678,7 +17929,7 @@
     <w:abstractNumId w:val="12"/>
   </w:num>
   <w:num w:numId="62" w16cid:durableId="29117008">
-    <w:abstractNumId w:val="58"/>
+    <w:abstractNumId w:val="59"/>
   </w:num>
   <w:num w:numId="63" w16cid:durableId="1013917872">
     <w:abstractNumId w:val="6"/>
@@ -17687,25 +17938,25 @@
     <w:abstractNumId w:val="9"/>
   </w:num>
   <w:num w:numId="65" w16cid:durableId="1614898229">
-    <w:abstractNumId w:val="64"/>
+    <w:abstractNumId w:val="65"/>
   </w:num>
   <w:num w:numId="66" w16cid:durableId="411005392">
-    <w:abstractNumId w:val="74"/>
+    <w:abstractNumId w:val="75"/>
   </w:num>
   <w:num w:numId="67" w16cid:durableId="1416240644">
     <w:abstractNumId w:val="8"/>
   </w:num>
   <w:num w:numId="68" w16cid:durableId="493882115">
-    <w:abstractNumId w:val="77"/>
+    <w:abstractNumId w:val="78"/>
   </w:num>
   <w:num w:numId="69" w16cid:durableId="1717968321">
     <w:abstractNumId w:val="31"/>
   </w:num>
   <w:num w:numId="70" w16cid:durableId="556017849">
-    <w:abstractNumId w:val="63"/>
+    <w:abstractNumId w:val="64"/>
   </w:num>
   <w:num w:numId="71" w16cid:durableId="1833570057">
-    <w:abstractNumId w:val="54"/>
+    <w:abstractNumId w:val="55"/>
   </w:num>
   <w:num w:numId="72" w16cid:durableId="1827553864">
     <w:abstractNumId w:val="36"/>
@@ -17733,6 +17984,9 @@
   </w:num>
   <w:num w:numId="80" w16cid:durableId="730495259">
     <w:abstractNumId w:val="33"/>
+  </w:num>
+  <w:num w:numId="81" w16cid:durableId="1526021663">
+    <w:abstractNumId w:val="53"/>
   </w:num>
 </w:numbering>
 </file>

--- a/Church/2026/2026_0307_MenloChurch.docx
+++ b/Church/2026/2026_0307_MenloChurch.docx
@@ -724,6 +724,87 @@
           <w:szCs w:val="24"/>
         </w:rPr>
         <w:t>22:00/1:15:04</w:t>
+      </w:r>
+    </w:p>
+    <w:p>
+      <w:pPr>
+        <w:rPr>
+          <w:rFonts w:cstheme="minorHAnsi"/>
+          <w:sz w:val="24"/>
+          <w:szCs w:val="24"/>
+        </w:rPr>
+      </w:pPr>
+      <w:r>
+        <w:rPr>
+          <w:rFonts w:cstheme="minorHAnsi"/>
+          <w:sz w:val="24"/>
+          <w:szCs w:val="24"/>
+        </w:rPr>
+        <w:t xml:space="preserve">We are in the second week of series “I Am.” </w:t>
+      </w:r>
+      <w:r>
+        <w:rPr>
+          <w:rFonts w:cstheme="minorHAnsi"/>
+          <w:sz w:val="24"/>
+          <w:szCs w:val="24"/>
+        </w:rPr>
+        <w:t xml:space="preserve">Last week, we talked about God gives command Moses in the desert. </w:t>
+      </w:r>
+      <w:r>
+        <w:rPr>
+          <w:rFonts w:cstheme="minorHAnsi"/>
+          <w:sz w:val="24"/>
+          <w:szCs w:val="24"/>
+        </w:rPr>
+        <w:t>Today, we talk about</w:t>
+      </w:r>
+      <w:r>
+        <w:rPr>
+          <w:rFonts w:cstheme="minorHAnsi"/>
+          <w:sz w:val="24"/>
+          <w:szCs w:val="24"/>
+        </w:rPr>
+        <w:t xml:space="preserve"> Jacob who</w:t>
+      </w:r>
+      <w:r>
+        <w:rPr>
+          <w:rFonts w:cstheme="minorHAnsi"/>
+          <w:sz w:val="24"/>
+          <w:szCs w:val="24"/>
+        </w:rPr>
+        <w:t xml:space="preserve"> fight</w:t>
+      </w:r>
+      <w:r>
+        <w:rPr>
+          <w:rFonts w:cstheme="minorHAnsi"/>
+          <w:sz w:val="24"/>
+          <w:szCs w:val="24"/>
+        </w:rPr>
+        <w:t xml:space="preserve"> with God</w:t>
+      </w:r>
+      <w:r>
+        <w:rPr>
+          <w:rFonts w:cstheme="minorHAnsi"/>
+          <w:sz w:val="24"/>
+          <w:szCs w:val="24"/>
+        </w:rPr>
+        <w:t>.</w:t>
+      </w:r>
+      <w:r>
+        <w:rPr>
+          <w:rFonts w:cstheme="minorHAnsi"/>
+          <w:sz w:val="24"/>
+          <w:szCs w:val="24"/>
+        </w:rPr>
+        <w:t xml:space="preserve"> </w:t>
+      </w:r>
+      <w:r>
+        <w:rPr>
+          <w:rFonts w:cstheme="minorHAnsi"/>
+          <w:sz w:val="24"/>
+          <w:szCs w:val="24"/>
+        </w:rPr>
+        <w:t xml:space="preserve">At the end, God changes the Jacob (Follow/Replace) into Isarael (One who fight with God). </w:t>
       </w:r>
     </w:p>
     <w:p>
@@ -1160,6 +1241,54 @@
         </w:rPr>
         <w:t>?</w:t>
       </w:r>
+      <w:r>
+        <w:rPr>
+          <w:rFonts w:cstheme="minorHAnsi"/>
+          <w:sz w:val="24"/>
+          <w:szCs w:val="24"/>
+        </w:rPr>
+        <w:t xml:space="preserve"> How do we </w:t>
+      </w:r>
+      <w:r>
+        <w:rPr>
+          <w:rFonts w:cstheme="minorHAnsi"/>
+          <w:sz w:val="24"/>
+          <w:szCs w:val="24"/>
+        </w:rPr>
+        <w:t>add</w:t>
+      </w:r>
+      <w:r>
+        <w:rPr>
+          <w:rFonts w:cstheme="minorHAnsi"/>
+          <w:sz w:val="24"/>
+          <w:szCs w:val="24"/>
+        </w:rPr>
+        <w:t xml:space="preserve"> our memory</w:t>
+      </w:r>
+      <w:r>
+        <w:rPr>
+          <w:rFonts w:cstheme="minorHAnsi"/>
+          <w:sz w:val="24"/>
+          <w:szCs w:val="24"/>
+        </w:rPr>
+        <w:t>/life</w:t>
+      </w:r>
+      <w:r>
+        <w:rPr>
+          <w:rFonts w:cstheme="minorHAnsi"/>
+          <w:sz w:val="24"/>
+          <w:szCs w:val="24"/>
+        </w:rPr>
+        <w:t xml:space="preserve"> capacity</w:t>
+      </w:r>
+      <w:r>
+        <w:rPr>
+          <w:rFonts w:cstheme="minorHAnsi"/>
+          <w:sz w:val="24"/>
+          <w:szCs w:val="24"/>
+        </w:rPr>
+        <w:t>?</w:t>
+      </w:r>
     </w:p>
     <w:p>
       <w:pPr>
@@ -1534,7 +1663,31 @@
           <w:sz w:val="24"/>
           <w:szCs w:val="24"/>
         </w:rPr>
-        <w:t>In the dessert, God give commend to Moses.</w:t>
+        <w:t>Last week, we discuss Moses,</w:t>
+      </w:r>
+      <w:r>
+        <w:rPr>
+          <w:rFonts w:cstheme="minorHAnsi"/>
+          <w:sz w:val="24"/>
+          <w:szCs w:val="24"/>
+        </w:rPr>
+        <w:t xml:space="preserve"> God</w:t>
+      </w:r>
+      <w:r>
+        <w:rPr>
+          <w:rFonts w:cstheme="minorHAnsi"/>
+          <w:sz w:val="24"/>
+          <w:szCs w:val="24"/>
+        </w:rPr>
+        <w:t>s</w:t>
+      </w:r>
+      <w:r>
+        <w:rPr>
+          <w:rFonts w:cstheme="minorHAnsi"/>
+          <w:sz w:val="24"/>
+          <w:szCs w:val="24"/>
+        </w:rPr>
+        <w:t xml:space="preserve"> give commend to Moses.</w:t>
       </w:r>
     </w:p>
     <w:p>
@@ -2714,7 +2867,15 @@
           <w:sz w:val="24"/>
           <w:szCs w:val="24"/>
         </w:rPr>
-        <w:t>Jacob wrestle</w:t>
+        <w:t xml:space="preserve">Jacob </w:t>
+      </w:r>
+      <w:r>
+        <w:rPr>
+          <w:rFonts w:cstheme="minorHAnsi"/>
+          <w:sz w:val="24"/>
+          <w:szCs w:val="24"/>
+        </w:rPr>
+        <w:t>fight</w:t>
       </w:r>
       <w:r>
         <w:rPr>
@@ -2738,43 +2899,23 @@
           <w:sz w:val="24"/>
           <w:szCs w:val="24"/>
         </w:rPr>
-        <w:t xml:space="preserve"> receives a new name Israel, meaning "he struggles with God" or "God strives"), and is blessed. </w:t>
-      </w:r>
-    </w:p>
-    <w:p>
-      <w:pPr>
-        <w:tabs>
-          <w:tab w:val="left" w:pos="4770"/>
-        </w:tabs>
-        <w:rPr>
-          <w:rFonts w:cstheme="minorHAnsi"/>
-          <w:sz w:val="24"/>
-          <w:szCs w:val="24"/>
-        </w:rPr>
-      </w:pPr>
-      <w:r>
-        <w:rPr>
-          <w:rFonts w:cstheme="minorHAnsi"/>
-          <w:sz w:val="24"/>
-          <w:szCs w:val="24"/>
-        </w:rPr>
-        <w:t>Jacob sees the God.</w:t>
-      </w:r>
-      <w:r>
-        <w:rPr>
-          <w:rFonts w:cstheme="minorHAnsi"/>
-          <w:sz w:val="24"/>
-          <w:szCs w:val="24"/>
-        </w:rPr>
-        <w:t xml:space="preserve"> We look at this story in different angle.</w:t>
-      </w:r>
-      <w:r>
-        <w:rPr>
-          <w:rFonts w:cstheme="minorHAnsi"/>
-          <w:sz w:val="24"/>
-          <w:szCs w:val="24"/>
-        </w:rPr>
-        <w:t xml:space="preserve"> You can apply this in your life.</w:t>
+        <w:t xml:space="preserve"> receives a new name Israel, meaning "</w:t>
+      </w:r>
+      <w:r>
+        <w:rPr>
+          <w:rFonts w:cstheme="minorHAnsi"/>
+          <w:sz w:val="24"/>
+          <w:szCs w:val="24"/>
+        </w:rPr>
+        <w:t>who fights with God,”</w:t>
+      </w:r>
+      <w:r>
+        <w:rPr>
+          <w:rFonts w:cstheme="minorHAnsi"/>
+          <w:sz w:val="24"/>
+          <w:szCs w:val="24"/>
+        </w:rPr>
+        <w:t xml:space="preserve"> and is blessed. </w:t>
       </w:r>
     </w:p>
     <w:p>
@@ -3861,7 +4002,40 @@
           <w:sz w:val="24"/>
           <w:szCs w:val="24"/>
         </w:rPr>
-        <w:t xml:space="preserve"> Jacob is limp.</w:t>
+        <w:t xml:space="preserve"> </w:t>
+      </w:r>
+    </w:p>
+    <w:p>
+      <w:pPr>
+        <w:rPr>
+          <w:rFonts w:cstheme="minorHAnsi"/>
+          <w:sz w:val="24"/>
+          <w:szCs w:val="24"/>
+        </w:rPr>
+      </w:pPr>
+      <w:r>
+        <w:rPr>
+          <w:rFonts w:cstheme="minorHAnsi"/>
+          <w:sz w:val="24"/>
+          <w:szCs w:val="24"/>
+        </w:rPr>
+        <w:t>Jacob gets hurt</w:t>
+      </w:r>
+      <w:r>
+        <w:rPr>
+          <w:rFonts w:cstheme="minorHAnsi"/>
+          <w:sz w:val="24"/>
+          <w:szCs w:val="24"/>
+        </w:rPr>
+        <w:t xml:space="preserve"> (limp)</w:t>
+      </w:r>
+      <w:r>
+        <w:rPr>
+          <w:rFonts w:cstheme="minorHAnsi"/>
+          <w:sz w:val="24"/>
+          <w:szCs w:val="24"/>
+        </w:rPr>
+        <w:t xml:space="preserve"> during the fight but get God blessing.</w:t>
       </w:r>
     </w:p>
     <w:p>
@@ -4181,30 +4355,29 @@
           <w:szCs w:val="24"/>
         </w:rPr>
       </w:pPr>
-    </w:p>
-    <w:p>
-      <w:pPr>
-        <w:rPr>
-          <w:rFonts w:cstheme="minorHAnsi"/>
-          <w:sz w:val="24"/>
-          <w:szCs w:val="24"/>
-        </w:rPr>
-      </w:pPr>
-      <w:r>
-        <w:rPr>
-          <w:rFonts w:cstheme="minorHAnsi"/>
-          <w:sz w:val="24"/>
-          <w:szCs w:val="24"/>
-        </w:rPr>
-        <w:t>The limp dismantles Jacob in Isarael</w:t>
-      </w:r>
-      <w:r>
-        <w:rPr>
-          <w:rFonts w:cstheme="minorHAnsi"/>
-          <w:sz w:val="24"/>
-          <w:szCs w:val="24"/>
-        </w:rPr>
-        <w:t xml:space="preserve"> and changes the life of Jacob.</w:t>
+      <w:r>
+        <w:rPr>
+          <w:rFonts w:cstheme="minorHAnsi"/>
+          <w:sz w:val="24"/>
+          <w:szCs w:val="24"/>
+        </w:rPr>
+        <w:t xml:space="preserve">Jacob </w:t>
+      </w:r>
+      <w:r>
+        <w:rPr>
+          <w:rFonts w:cstheme="minorHAnsi"/>
+          <w:sz w:val="24"/>
+          <w:szCs w:val="24"/>
+        </w:rPr>
+        <w:t>remembers</w:t>
+      </w:r>
+      <w:r>
+        <w:rPr>
+          <w:rFonts w:cstheme="minorHAnsi"/>
+          <w:sz w:val="24"/>
+          <w:szCs w:val="24"/>
+        </w:rPr>
+        <w:t xml:space="preserve"> the hurt and changes into new life.</w:t>
       </w:r>
     </w:p>
     <w:p>
@@ -5061,167 +5234,39 @@
           <w:sz w:val="24"/>
           <w:szCs w:val="24"/>
         </w:rPr>
-        <w:t>In</w:t>
-      </w:r>
-      <w:r>
-        <w:rPr>
-          <w:rFonts w:cstheme="minorHAnsi"/>
-          <w:sz w:val="24"/>
-          <w:szCs w:val="24"/>
-        </w:rPr>
-        <w:t xml:space="preserve"> Hebrew</w:t>
-      </w:r>
-      <w:r>
-        <w:rPr>
-          <w:rFonts w:cstheme="minorHAnsi"/>
-          <w:sz w:val="24"/>
-          <w:szCs w:val="24"/>
-        </w:rPr>
-        <w:t>, Israel</w:t>
-      </w:r>
-      <w:r>
-        <w:rPr>
-          <w:rFonts w:cstheme="minorHAnsi"/>
-          <w:sz w:val="24"/>
-          <w:szCs w:val="24"/>
-        </w:rPr>
-        <w:t xml:space="preserve"> mean</w:t>
-      </w:r>
-      <w:r>
-        <w:rPr>
-          <w:rFonts w:cstheme="minorHAnsi"/>
-          <w:sz w:val="24"/>
-          <w:szCs w:val="24"/>
-        </w:rPr>
-        <w:t>s</w:t>
-      </w:r>
-      <w:r>
-        <w:rPr>
-          <w:rFonts w:cstheme="minorHAnsi"/>
-          <w:sz w:val="24"/>
-          <w:szCs w:val="24"/>
-        </w:rPr>
-        <w:t xml:space="preserve"> "one who strives with God</w:t>
-      </w:r>
-      <w:r>
-        <w:rPr>
-          <w:rFonts w:cstheme="minorHAnsi"/>
-          <w:sz w:val="24"/>
-          <w:szCs w:val="24"/>
-        </w:rPr>
-        <w:t>.</w:t>
-      </w:r>
-      <w:r>
-        <w:rPr>
-          <w:rFonts w:cstheme="minorHAnsi"/>
-          <w:sz w:val="24"/>
-          <w:szCs w:val="24"/>
-        </w:rPr>
-        <w:t>" </w:t>
-      </w:r>
-      <w:r>
-        <w:rPr>
-          <w:rFonts w:cstheme="minorHAnsi"/>
-          <w:sz w:val="24"/>
-          <w:szCs w:val="24"/>
-        </w:rPr>
-        <w:t>In</w:t>
-      </w:r>
-      <w:r>
-        <w:rPr>
-          <w:rFonts w:cstheme="minorHAnsi"/>
-          <w:sz w:val="24"/>
-          <w:szCs w:val="24"/>
-        </w:rPr>
-        <w:t xml:space="preserve"> </w:t>
-      </w:r>
-      <w:r>
-        <w:rPr>
-          <w:rFonts w:cstheme="minorHAnsi"/>
-          <w:sz w:val="24"/>
-          <w:szCs w:val="24"/>
-        </w:rPr>
-        <w:t>B</w:t>
-      </w:r>
-      <w:r>
-        <w:rPr>
-          <w:rFonts w:cstheme="minorHAnsi"/>
-          <w:sz w:val="24"/>
-          <w:szCs w:val="24"/>
-        </w:rPr>
-        <w:t>ibl</w:t>
-      </w:r>
-      <w:r>
-        <w:rPr>
-          <w:rFonts w:cstheme="minorHAnsi"/>
-          <w:sz w:val="24"/>
-          <w:szCs w:val="24"/>
-        </w:rPr>
-        <w:t>e</w:t>
-      </w:r>
-      <w:r>
-        <w:rPr>
-          <w:rFonts w:cstheme="minorHAnsi"/>
-          <w:sz w:val="24"/>
-          <w:szCs w:val="24"/>
-        </w:rPr>
-        <w:t xml:space="preserve"> </w:t>
-      </w:r>
-      <w:r>
-        <w:rPr>
-          <w:rFonts w:cstheme="minorHAnsi"/>
-          <w:sz w:val="24"/>
-          <w:szCs w:val="24"/>
-        </w:rPr>
-        <w:t>Genesis 32:22-31</w:t>
-      </w:r>
-      <w:r>
-        <w:rPr>
-          <w:rFonts w:cstheme="minorHAnsi"/>
-          <w:sz w:val="24"/>
-          <w:szCs w:val="24"/>
-        </w:rPr>
-        <w:t xml:space="preserve">, </w:t>
-      </w:r>
-      <w:r>
-        <w:rPr>
-          <w:rFonts w:cstheme="minorHAnsi"/>
-          <w:sz w:val="24"/>
-          <w:szCs w:val="24"/>
-        </w:rPr>
-        <w:t>Jacob fight/wrestles/struggles with God and gain strength from God.</w:t>
-      </w:r>
-      <w:r>
-        <w:rPr>
-          <w:rFonts w:cstheme="minorHAnsi"/>
-          <w:sz w:val="24"/>
-          <w:szCs w:val="24"/>
-        </w:rPr>
-        <w:t xml:space="preserve"> Finally, </w:t>
-      </w:r>
-      <w:r>
-        <w:rPr>
-          <w:rFonts w:cstheme="minorHAnsi"/>
-          <w:sz w:val="24"/>
-          <w:szCs w:val="24"/>
-        </w:rPr>
-        <w:t>God change</w:t>
-      </w:r>
-      <w:r>
-        <w:rPr>
-          <w:rFonts w:cstheme="minorHAnsi"/>
-          <w:sz w:val="24"/>
-          <w:szCs w:val="24"/>
-        </w:rPr>
-        <w:t>s</w:t>
-      </w:r>
-      <w:r>
-        <w:rPr>
-          <w:rFonts w:cstheme="minorHAnsi"/>
-          <w:sz w:val="24"/>
-          <w:szCs w:val="24"/>
-        </w:rPr>
-        <w:t xml:space="preserve"> the name Jacob (deceiver/cheater) into Isarael (One who strive with God and Prevails).</w:t>
+        <w:t>We are in the second week of series “I Am.” Last week, we talked about God gives command Moses in the desert. Today, we talk about Jacob who fight with God. At the end, God changes the Jacob (Follow</w:t>
+      </w:r>
+      <w:r>
+        <w:rPr>
+          <w:rFonts w:cstheme="minorHAnsi"/>
+          <w:sz w:val="24"/>
+          <w:szCs w:val="24"/>
+        </w:rPr>
+        <w:t>er</w:t>
+      </w:r>
+      <w:r>
+        <w:rPr>
+          <w:rFonts w:cstheme="minorHAnsi"/>
+          <w:sz w:val="24"/>
+          <w:szCs w:val="24"/>
+        </w:rPr>
+        <w:t>/Replace</w:t>
+      </w:r>
+      <w:r>
+        <w:rPr>
+          <w:rFonts w:cstheme="minorHAnsi"/>
+          <w:sz w:val="24"/>
+          <w:szCs w:val="24"/>
+        </w:rPr>
+        <w:t>ment</w:t>
+      </w:r>
+      <w:r>
+        <w:rPr>
+          <w:rFonts w:cstheme="minorHAnsi"/>
+          <w:sz w:val="24"/>
+          <w:szCs w:val="24"/>
+        </w:rPr>
+        <w:t xml:space="preserve">) into Isarael (One who fight with God). </w:t>
       </w:r>
     </w:p>
     <w:p>
@@ -5273,7 +5318,23 @@
           <w:sz w:val="24"/>
           <w:szCs w:val="24"/>
         </w:rPr>
-        <w:t>Faith grows in wrestling, not retreating</w:t>
+        <w:t>Faith grows in wrestling</w:t>
+      </w:r>
+      <w:r>
+        <w:rPr>
+          <w:rFonts w:cstheme="minorHAnsi"/>
+          <w:sz w:val="24"/>
+          <w:szCs w:val="24"/>
+        </w:rPr>
+        <w:t xml:space="preserve"> (Fighting)</w:t>
+      </w:r>
+      <w:r>
+        <w:rPr>
+          <w:rFonts w:cstheme="minorHAnsi"/>
+          <w:sz w:val="24"/>
+          <w:szCs w:val="24"/>
+        </w:rPr>
+        <w:t>, not retreating</w:t>
       </w:r>
       <w:r>
         <w:rPr>
@@ -5289,23 +5350,23 @@
           <w:sz w:val="24"/>
           <w:szCs w:val="24"/>
         </w:rPr>
-        <w:t>S</w:t>
-      </w:r>
-      <w:r>
-        <w:rPr>
-          <w:rFonts w:cstheme="minorHAnsi"/>
-          <w:sz w:val="24"/>
-          <w:szCs w:val="24"/>
-        </w:rPr>
-        <w:t>truggles</w:t>
-      </w:r>
-      <w:r>
-        <w:rPr>
-          <w:rFonts w:cstheme="minorHAnsi"/>
-          <w:sz w:val="24"/>
-          <w:szCs w:val="24"/>
-        </w:rPr>
-        <w:t xml:space="preserve"> (not retreating)</w:t>
+        <w:t xml:space="preserve">Fighting, </w:t>
+      </w:r>
+      <w:r>
+        <w:rPr>
+          <w:rFonts w:cstheme="minorHAnsi"/>
+          <w:sz w:val="24"/>
+          <w:szCs w:val="24"/>
+        </w:rPr>
+        <w:t>not retreating</w:t>
+      </w:r>
+      <w:r>
+        <w:rPr>
+          <w:rFonts w:cstheme="minorHAnsi"/>
+          <w:sz w:val="24"/>
+          <w:szCs w:val="24"/>
+        </w:rPr>
+        <w:t>,</w:t>
       </w:r>
       <w:r>
         <w:rPr>
@@ -5365,23 +5426,15 @@
           <w:sz w:val="24"/>
           <w:szCs w:val="24"/>
         </w:rPr>
-        <w:t>2. Genesis 32:22-31 (</w:t>
-      </w:r>
-      <w:r>
-        <w:rPr>
-          <w:rFonts w:cstheme="minorHAnsi"/>
-          <w:sz w:val="24"/>
-          <w:szCs w:val="24"/>
-        </w:rPr>
-        <w:t>Jacob Wrestles with God</w:t>
-      </w:r>
-      <w:r>
-        <w:rPr>
-          <w:rFonts w:cstheme="minorHAnsi"/>
-          <w:sz w:val="24"/>
-          <w:szCs w:val="24"/>
-        </w:rPr>
-        <w:t>):</w:t>
+        <w:t>2. Genesis 32:22-31</w:t>
+      </w:r>
+      <w:r>
+        <w:rPr>
+          <w:rFonts w:cstheme="minorHAnsi"/>
+          <w:sz w:val="24"/>
+          <w:szCs w:val="24"/>
+        </w:rPr>
+        <w:t>:</w:t>
       </w:r>
       <w:r>
         <w:rPr>
@@ -5397,7 +5450,7 @@
           <w:sz w:val="24"/>
           <w:szCs w:val="24"/>
         </w:rPr>
-        <w:t>Jacob wrestle</w:t>
+        <w:t>Jacob fight</w:t>
       </w:r>
       <w:r>
         <w:rPr>
@@ -5421,7 +5474,23 @@
           <w:sz w:val="24"/>
           <w:szCs w:val="24"/>
         </w:rPr>
-        <w:t xml:space="preserve"> receives a new name Israel, meaning "he struggles with God" or "God strives"), and is blessed. </w:t>
+        <w:t xml:space="preserve"> receives a new name Israel, meaning "</w:t>
+      </w:r>
+      <w:r>
+        <w:rPr>
+          <w:rFonts w:cstheme="minorHAnsi"/>
+          <w:sz w:val="24"/>
+          <w:szCs w:val="24"/>
+        </w:rPr>
+        <w:t>who fights with God,”</w:t>
+      </w:r>
+      <w:r>
+        <w:rPr>
+          <w:rFonts w:cstheme="minorHAnsi"/>
+          <w:sz w:val="24"/>
+          <w:szCs w:val="24"/>
+        </w:rPr>
+        <w:t xml:space="preserve"> and is blessed. </w:t>
       </w:r>
     </w:p>
     <w:p>
@@ -5454,7 +5523,23 @@
           <w:sz w:val="24"/>
           <w:szCs w:val="24"/>
         </w:rPr>
-        <w:t>Jacob wrestles in the dark</w:t>
+        <w:t xml:space="preserve">Jacob </w:t>
+      </w:r>
+      <w:r>
+        <w:rPr>
+          <w:rFonts w:cstheme="minorHAnsi"/>
+          <w:sz w:val="24"/>
+          <w:szCs w:val="24"/>
+        </w:rPr>
+        <w:t>fights</w:t>
+      </w:r>
+      <w:r>
+        <w:rPr>
+          <w:rFonts w:cstheme="minorHAnsi"/>
+          <w:sz w:val="24"/>
+          <w:szCs w:val="24"/>
+        </w:rPr>
+        <w:t xml:space="preserve"> in the dark</w:t>
       </w:r>
       <w:r>
         <w:rPr>
@@ -5478,7 +5563,7 @@
           <w:sz w:val="24"/>
           <w:szCs w:val="24"/>
         </w:rPr>
-        <w:t>foster</w:t>
+        <w:t>get</w:t>
       </w:r>
       <w:r>
         <w:rPr>
@@ -5494,7 +5579,23 @@
           <w:sz w:val="24"/>
           <w:szCs w:val="24"/>
         </w:rPr>
-        <w:t xml:space="preserve"> genuine </w:t>
+        <w:t xml:space="preserve"> </w:t>
+      </w:r>
+      <w:r>
+        <w:rPr>
+          <w:rFonts w:cstheme="minorHAnsi"/>
+          <w:sz w:val="24"/>
+          <w:szCs w:val="24"/>
+        </w:rPr>
+        <w:t>real</w:t>
+      </w:r>
+      <w:r>
+        <w:rPr>
+          <w:rFonts w:cstheme="minorHAnsi"/>
+          <w:sz w:val="24"/>
+          <w:szCs w:val="24"/>
+        </w:rPr>
+        <w:t xml:space="preserve"> </w:t>
       </w:r>
       <w:r>
         <w:rPr>
@@ -5576,7 +5677,15 @@
           <w:sz w:val="24"/>
           <w:szCs w:val="24"/>
         </w:rPr>
-        <w:t xml:space="preserve"> Both God and Jacob have plans. Jacob is limp and transforms into new name Isarael.</w:t>
+        <w:t xml:space="preserve"> </w:t>
+      </w:r>
+      <w:r>
+        <w:rPr>
+          <w:rFonts w:cstheme="minorHAnsi"/>
+          <w:sz w:val="24"/>
+          <w:szCs w:val="24"/>
+        </w:rPr>
+        <w:t>Jacob gets hurt (limp) during the fight but get God blessing.</w:t>
       </w:r>
     </w:p>
     <w:p>
@@ -5603,6 +5712,102 @@
         </w:rPr>
         <w:t>The fight brings a change of identity</w:t>
       </w:r>
+      <w:r>
+        <w:rPr>
+          <w:rFonts w:cstheme="minorHAnsi"/>
+          <w:sz w:val="24"/>
+          <w:szCs w:val="24"/>
+        </w:rPr>
+        <w:t xml:space="preserve">: </w:t>
+      </w:r>
+      <w:r>
+        <w:rPr>
+          <w:rFonts w:cstheme="minorHAnsi"/>
+          <w:sz w:val="24"/>
+          <w:szCs w:val="24"/>
+        </w:rPr>
+        <w:t>Jacob</w:t>
+      </w:r>
+      <w:r>
+        <w:rPr>
+          <w:rFonts w:cstheme="minorHAnsi"/>
+          <w:sz w:val="24"/>
+          <w:szCs w:val="24"/>
+        </w:rPr>
+        <w:t xml:space="preserve"> remember</w:t>
+      </w:r>
+      <w:r>
+        <w:rPr>
+          <w:rFonts w:cstheme="minorHAnsi"/>
+          <w:sz w:val="24"/>
+          <w:szCs w:val="24"/>
+        </w:rPr>
+        <w:t>s</w:t>
+      </w:r>
+      <w:r>
+        <w:rPr>
+          <w:rFonts w:cstheme="minorHAnsi"/>
+          <w:sz w:val="24"/>
+          <w:szCs w:val="24"/>
+        </w:rPr>
+        <w:t xml:space="preserve"> the hu</w:t>
+      </w:r>
+      <w:r>
+        <w:rPr>
+          <w:rFonts w:cstheme="minorHAnsi"/>
+          <w:sz w:val="24"/>
+          <w:szCs w:val="24"/>
+        </w:rPr>
+        <w:t>r</w:t>
+      </w:r>
+      <w:r>
+        <w:rPr>
+          <w:rFonts w:cstheme="minorHAnsi"/>
+          <w:sz w:val="24"/>
+          <w:szCs w:val="24"/>
+        </w:rPr>
+        <w:t>t</w:t>
+      </w:r>
+      <w:r>
+        <w:rPr>
+          <w:rFonts w:cstheme="minorHAnsi"/>
+          <w:sz w:val="24"/>
+          <w:szCs w:val="24"/>
+        </w:rPr>
+        <w:t xml:space="preserve"> and changes </w:t>
+      </w:r>
+      <w:r>
+        <w:rPr>
+          <w:rFonts w:cstheme="minorHAnsi"/>
+          <w:sz w:val="24"/>
+          <w:szCs w:val="24"/>
+        </w:rPr>
+        <w:t>into new</w:t>
+      </w:r>
+      <w:r>
+        <w:rPr>
+          <w:rFonts w:cstheme="minorHAnsi"/>
+          <w:sz w:val="24"/>
+          <w:szCs w:val="24"/>
+        </w:rPr>
+        <w:t xml:space="preserve"> </w:t>
+      </w:r>
+      <w:r>
+        <w:rPr>
+          <w:rFonts w:cstheme="minorHAnsi"/>
+          <w:sz w:val="24"/>
+          <w:szCs w:val="24"/>
+        </w:rPr>
+        <w:t>life</w:t>
+      </w:r>
+      <w:r>
+        <w:rPr>
+          <w:rFonts w:cstheme="minorHAnsi"/>
+          <w:sz w:val="24"/>
+          <w:szCs w:val="24"/>
+        </w:rPr>
+        <w:t>.</w:t>
+      </w:r>
     </w:p>
     <w:p>
       <w:pPr>
@@ -5642,23 +5847,15 @@
           <w:sz w:val="24"/>
           <w:szCs w:val="24"/>
         </w:rPr>
-        <w:t xml:space="preserve"> God transform</w:t>
-      </w:r>
-      <w:r>
-        <w:rPr>
-          <w:rFonts w:cstheme="minorHAnsi"/>
-          <w:sz w:val="24"/>
-          <w:szCs w:val="24"/>
-        </w:rPr>
-        <w:t>s</w:t>
-      </w:r>
-      <w:r>
-        <w:rPr>
-          <w:rFonts w:cstheme="minorHAnsi"/>
-          <w:sz w:val="24"/>
-          <w:szCs w:val="24"/>
-        </w:rPr>
-        <w:t xml:space="preserve"> Jacob</w:t>
+        <w:t xml:space="preserve"> God </w:t>
+      </w:r>
+      <w:r>
+        <w:rPr>
+          <w:rFonts w:cstheme="minorHAnsi"/>
+          <w:sz w:val="24"/>
+          <w:szCs w:val="24"/>
+        </w:rPr>
+        <w:t>changes</w:t>
       </w:r>
       <w:r>
         <w:rPr>
@@ -5674,7 +5871,55 @@
           <w:sz w:val="24"/>
           <w:szCs w:val="24"/>
         </w:rPr>
-        <w:t xml:space="preserve">name to </w:t>
+        <w:t xml:space="preserve">name of </w:t>
+      </w:r>
+      <w:r>
+        <w:rPr>
+          <w:rFonts w:cstheme="minorHAnsi"/>
+          <w:sz w:val="24"/>
+          <w:szCs w:val="24"/>
+        </w:rPr>
+        <w:t>Jacob</w:t>
+      </w:r>
+      <w:r>
+        <w:rPr>
+          <w:rFonts w:cstheme="minorHAnsi"/>
+          <w:sz w:val="24"/>
+          <w:szCs w:val="24"/>
+        </w:rPr>
+        <w:t xml:space="preserve"> </w:t>
+      </w:r>
+      <w:r>
+        <w:rPr>
+          <w:rFonts w:cstheme="minorHAnsi"/>
+          <w:sz w:val="24"/>
+          <w:szCs w:val="24"/>
+        </w:rPr>
+        <w:t>(follower/Replacement)</w:t>
+      </w:r>
+      <w:r>
+        <w:rPr>
+          <w:rFonts w:cstheme="minorHAnsi"/>
+          <w:sz w:val="24"/>
+          <w:szCs w:val="24"/>
+        </w:rPr>
+        <w:t xml:space="preserve"> </w:t>
+      </w:r>
+      <w:r>
+        <w:rPr>
+          <w:rFonts w:cstheme="minorHAnsi"/>
+          <w:sz w:val="24"/>
+          <w:szCs w:val="24"/>
+        </w:rPr>
+        <w:t>int</w:t>
+      </w:r>
+      <w:r>
+        <w:rPr>
+          <w:rFonts w:cstheme="minorHAnsi"/>
+          <w:sz w:val="24"/>
+          <w:szCs w:val="24"/>
+        </w:rPr>
+        <w:t xml:space="preserve">o </w:t>
       </w:r>
       <w:r>
         <w:rPr>
@@ -5690,7 +5935,65 @@
           <w:sz w:val="24"/>
           <w:szCs w:val="24"/>
         </w:rPr>
-        <w:t xml:space="preserve"> (one who strives with God).</w:t>
+        <w:t xml:space="preserve"> (one who </w:t>
+      </w:r>
+      <w:r>
+        <w:rPr>
+          <w:rFonts w:cstheme="minorHAnsi"/>
+          <w:sz w:val="24"/>
+          <w:szCs w:val="24"/>
+        </w:rPr>
+        <w:t>fights</w:t>
+      </w:r>
+      <w:r>
+        <w:rPr>
+          <w:rFonts w:cstheme="minorHAnsi"/>
+          <w:sz w:val="24"/>
+          <w:szCs w:val="24"/>
+        </w:rPr>
+        <w:t xml:space="preserve"> with God).</w:t>
+      </w:r>
+    </w:p>
+    <w:p>
+      <w:pPr>
+        <w:rPr>
+          <w:rFonts w:cstheme="minorHAnsi"/>
+          <w:sz w:val="24"/>
+          <w:szCs w:val="24"/>
+        </w:rPr>
+      </w:pPr>
+      <w:r>
+        <w:rPr>
+          <w:rFonts w:cstheme="minorHAnsi"/>
+          <w:sz w:val="24"/>
+          <w:szCs w:val="24"/>
+        </w:rPr>
+        <w:t>Conclusion:</w:t>
+      </w:r>
+    </w:p>
+    <w:p>
+      <w:pPr>
+        <w:rPr>
+          <w:rFonts w:cstheme="minorHAnsi"/>
+          <w:sz w:val="24"/>
+          <w:szCs w:val="24"/>
+        </w:rPr>
+      </w:pPr>
+      <w:r>
+        <w:rPr>
+          <w:rFonts w:cstheme="minorHAnsi"/>
+          <w:sz w:val="24"/>
+          <w:szCs w:val="24"/>
+        </w:rPr>
+        <w:t xml:space="preserve">Fights bring the real faith. </w:t>
+      </w:r>
+      <w:r>
+        <w:rPr>
+          <w:rFonts w:cstheme="minorHAnsi"/>
+          <w:sz w:val="24"/>
+          <w:szCs w:val="24"/>
+        </w:rPr>
+        <w:t>God changes the Jacob (Follower) into Isarael (One who fight with God).</w:t>
       </w:r>
     </w:p>
     <w:p>
@@ -18635,6 +18938,7 @@
   <w:style w:type="character" w:default="1" w:styleId="DefaultParagraphFont">
     <w:name w:val="Default Paragraph Font"/>
     <w:uiPriority w:val="1"/>
+    <w:semiHidden/>
     <w:unhideWhenUsed/>
   </w:style>
   <w:style w:type="table" w:default="1" w:styleId="TableNormal">
